--- a/ngay1_agile.docx
+++ b/ngay1_agile.docx
@@ -1,6 +1,6 @@
 
 <file path=word/document.xml><?xml version="1.0" encoding="utf-8"?>
-<w:document xmlns:wpc="http://schemas.microsoft.com/office/word/2010/wordprocessingCanvas" xmlns:cx="http://schemas.microsoft.com/office/drawing/2014/chartex" xmlns:cx1="http://schemas.microsoft.com/office/drawing/2015/9/8/chartex" xmlns:cx2="http://schemas.microsoft.com/office/drawing/2015/10/21/chartex" xmlns:cx3="http://schemas.microsoft.com/office/drawing/2016/5/9/chartex" xmlns:cx4="http://schemas.microsoft.com/office/drawing/2016/5/10/chartex" xmlns:cx5="http://schemas.microsoft.com/office/drawing/2016/5/11/chartex" xmlns:cx6="http://schemas.microsoft.com/office/drawing/2016/5/12/chartex" xmlns:cx7="http://schemas.microsoft.com/office/drawing/2016/5/13/chartex" xmlns:cx8="http://schemas.microsoft.com/office/drawing/2016/5/14/chartex" xmlns:mc="http://schemas.openxmlformats.org/markup-compatibility/2006" xmlns:aink="http://schemas.microsoft.com/office/drawing/2016/ink" xmlns:am3d="http://schemas.microsoft.com/office/drawing/2017/model3d" xmlns:o="urn:schemas-microsoft-com:office:office" xmlns:oel="http://schemas.microsoft.com/office/2019/extlst" xmlns:r="http://schemas.openxmlformats.org/officeDocument/2006/relationships" xmlns:m="http://schemas.openxmlformats.org/officeDocument/2006/math" xmlns:v="urn:schemas-microsoft-com:vml" xmlns:wp14="http://schemas.microsoft.com/office/word/2010/wordprocessingDrawing" xmlns:wp="http://schemas.openxmlformats.org/drawingml/2006/wordprocessingDrawing" xmlns:w10="urn:schemas-microsoft-com:office:word" xmlns:w="http://schemas.openxmlformats.org/wordprocessingml/2006/main" xmlns:w14="http://schemas.microsoft.com/office/word/2010/wordml" xmlns:w15="http://schemas.microsoft.com/office/word/2012/wordml" xmlns:w16cex="http://schemas.microsoft.com/office/word/2018/wordml/cex" xmlns:w16cid="http://schemas.microsoft.com/office/word/2016/wordml/cid" xmlns:w16="http://schemas.microsoft.com/office/word/2018/wordml" xmlns:w16du="http://schemas.microsoft.com/office/word/2023/wordml/word16du" xmlns:w16sdtdh="http://schemas.microsoft.com/office/word/2020/wordml/sdtdatahash" xmlns:w16sdtfl="http://schemas.microsoft.com/office/word/2024/wordml/sdtformatlock" xmlns:w16se="http://schemas.microsoft.com/office/word/2015/wordml/symex" xmlns:wpg="http://schemas.microsoft.com/office/word/2010/wordprocessingGroup" xmlns:wpi="http://schemas.microsoft.com/office/word/2010/wordprocessingInk" xmlns:wne="http://schemas.microsoft.com/office/word/2006/wordml" xmlns:wps="http://schemas.microsoft.com/office/word/2010/wordprocessingShape" mc:Ignorable="w14 w15 w16se w16cid w16 w16cex w16sdtdh w16sdtfl w16du wp14">
+<w:document xmlns:wpc="http://schemas.microsoft.com/office/word/2010/wordprocessingCanvas" xmlns:cx="http://schemas.microsoft.com/office/drawing/2014/chartex" xmlns:cx1="http://schemas.microsoft.com/office/drawing/2015/9/8/chartex" xmlns:cx2="http://schemas.microsoft.com/office/drawing/2015/10/21/chartex" xmlns:cx3="http://schemas.microsoft.com/office/drawing/2016/5/9/chartex" xmlns:cx4="http://schemas.microsoft.com/office/drawing/2016/5/10/chartex" xmlns:cx5="http://schemas.microsoft.com/office/drawing/2016/5/11/chartex" xmlns:cx6="http://schemas.microsoft.com/office/drawing/2016/5/12/chartex" xmlns:cx7="http://schemas.microsoft.com/office/drawing/2016/5/13/chartex" xmlns:cx8="http://schemas.microsoft.com/office/drawing/2016/5/14/chartex" xmlns:mc="http://schemas.openxmlformats.org/markup-compatibility/2006" xmlns:o="urn:schemas-microsoft-com:office:office" xmlns:r="http://schemas.openxmlformats.org/officeDocument/2006/relationships" xmlns:m="http://schemas.openxmlformats.org/officeDocument/2006/math" xmlns:v="urn:schemas-microsoft-com:vml" xmlns:wp14="http://schemas.microsoft.com/office/word/2010/wordprocessingDrawing" xmlns:wp="http://schemas.openxmlformats.org/drawingml/2006/wordprocessingDrawing" xmlns:w="http://schemas.openxmlformats.org/wordprocessingml/2006/main" xmlns:w14="http://schemas.microsoft.com/office/word/2010/wordml" xmlns:w10="urn:schemas-microsoft-com:office:word" xmlns:w15="http://schemas.microsoft.com/office/word/2012/wordml" xmlns:wpg="http://schemas.microsoft.com/office/word/2010/wordprocessingGroup" xmlns:wpi="http://schemas.microsoft.com/office/word/2010/wordprocessingInk" xmlns:wne="http://schemas.microsoft.com/office/word/2006/wordml" xmlns:wps="http://schemas.microsoft.com/office/word/2010/wordprocessingShape" xmlns:wpsCustomData="http://www.wps.cn/officeDocument/2013/wpsCustomData" mc:Ignorable="w14 w15 wp14">
   <w:body>
     <w:p>
       <w:pPr>
@@ -9,7 +9,7 @@
       </w:pPr>
       <w:r>
         <w:rPr>
-          <w:rFonts w:ascii="Times New Roman" w:eastAsia="Times New Roman" w:hAnsi="Times New Roman" w:cs="Times New Roman"/>
+          <w:rFonts w:ascii="Times New Roman" w:hAnsi="Times New Roman" w:eastAsia="Times New Roman" w:cs="Times New Roman"/>
           <w:b/>
           <w:color w:val="000000"/>
           <w:sz w:val="36"/>
@@ -24,7 +24,7 @@
       </w:pPr>
       <w:r>
         <w:rPr>
-          <w:rFonts w:ascii="Times New Roman" w:eastAsia="Times New Roman" w:hAnsi="Times New Roman" w:cs="Times New Roman"/>
+          <w:rFonts w:ascii="Times New Roman" w:hAnsi="Times New Roman" w:eastAsia="Times New Roman" w:cs="Times New Roman"/>
           <w:b/>
           <w:color w:val="000000"/>
           <w:sz w:val="36"/>
@@ -39,7 +39,7 @@
       </w:pPr>
       <w:r>
         <w:rPr>
-          <w:rFonts w:ascii="Times New Roman" w:eastAsia="Times New Roman" w:hAnsi="Times New Roman" w:cs="Times New Roman"/>
+          <w:rFonts w:ascii="Times New Roman" w:hAnsi="Times New Roman" w:eastAsia="Times New Roman" w:cs="Times New Roman"/>
           <w:b/>
           <w:color w:val="000000"/>
           <w:sz w:val="36"/>
@@ -54,7 +54,7 @@
       </w:pPr>
       <w:r>
         <w:rPr>
-          <w:rFonts w:ascii="Times New Roman" w:eastAsia="Times New Roman" w:hAnsi="Times New Roman" w:cs="Times New Roman"/>
+          <w:rFonts w:ascii="Times New Roman" w:hAnsi="Times New Roman" w:eastAsia="Times New Roman" w:cs="Times New Roman"/>
           <w:b/>
           <w:color w:val="000000"/>
           <w:sz w:val="36"/>
@@ -69,7 +69,7 @@
       </w:pPr>
       <w:r>
         <w:rPr>
-          <w:rFonts w:ascii="Times New Roman" w:eastAsia="Times New Roman" w:hAnsi="Times New Roman" w:cs="Times New Roman"/>
+          <w:rFonts w:ascii="Times New Roman" w:hAnsi="Times New Roman" w:eastAsia="Times New Roman" w:cs="Times New Roman"/>
           <w:b/>
           <w:color w:val="000000"/>
           <w:sz w:val="36"/>
@@ -79,18 +79,24 @@
     </w:p>
     <w:tbl>
       <w:tblPr>
+        <w:tblStyle w:val="9"/>
         <w:tblW w:w="0" w:type="auto"/>
         <w:jc w:val="center"/>
         <w:tblBorders>
-          <w:top w:val="single" w:sz="4" w:space="0" w:color="808080"/>
-          <w:left w:val="single" w:sz="4" w:space="0" w:color="808080"/>
-          <w:bottom w:val="single" w:sz="4" w:space="0" w:color="808080"/>
-          <w:right w:val="single" w:sz="4" w:space="0" w:color="808080"/>
-          <w:insideH w:val="single" w:sz="4" w:space="0" w:color="808080"/>
-          <w:insideV w:val="single" w:sz="4" w:space="0" w:color="808080"/>
+          <w:top w:val="single" w:color="808080" w:sz="4" w:space="0"/>
+          <w:left w:val="single" w:color="808080" w:sz="4" w:space="0"/>
+          <w:bottom w:val="single" w:color="808080" w:sz="4" w:space="0"/>
+          <w:right w:val="single" w:color="808080" w:sz="4" w:space="0"/>
+          <w:insideH w:val="single" w:color="808080" w:sz="4" w:space="0"/>
+          <w:insideV w:val="single" w:color="808080" w:sz="4" w:space="0"/>
         </w:tblBorders>
         <w:tblLayout w:type="fixed"/>
-        <w:tblLook w:val="04A0" w:firstRow="1" w:lastRow="0" w:firstColumn="1" w:lastColumn="0" w:noHBand="0" w:noVBand="1"/>
+        <w:tblCellMar>
+          <w:top w:w="0" w:type="dxa"/>
+          <w:left w:w="108" w:type="dxa"/>
+          <w:bottom w:w="0" w:type="dxa"/>
+          <w:right w:w="108" w:type="dxa"/>
+        </w:tblCellMar>
       </w:tblPr>
       <w:tblGrid>
         <w:gridCol w:w="1753"/>
@@ -99,6 +105,22 @@
         <w:gridCol w:w="1753"/>
       </w:tblGrid>
       <w:tr>
+        <w:tblPrEx>
+          <w:tblBorders>
+            <w:top w:val="single" w:color="808080" w:sz="4" w:space="0"/>
+            <w:left w:val="single" w:color="808080" w:sz="4" w:space="0"/>
+            <w:bottom w:val="single" w:color="808080" w:sz="4" w:space="0"/>
+            <w:right w:val="single" w:color="808080" w:sz="4" w:space="0"/>
+            <w:insideH w:val="single" w:color="808080" w:sz="4" w:space="0"/>
+            <w:insideV w:val="single" w:color="808080" w:sz="4" w:space="0"/>
+          </w:tblBorders>
+          <w:tblCellMar>
+            <w:top w:w="0" w:type="dxa"/>
+            <w:left w:w="108" w:type="dxa"/>
+            <w:bottom w:w="0" w:type="dxa"/>
+            <w:right w:w="108" w:type="dxa"/>
+          </w:tblCellMar>
+        </w:tblPrEx>
         <w:trPr>
           <w:cantSplit/>
           <w:jc w:val="center"/>
@@ -113,7 +135,7 @@
             </w:pPr>
             <w:r>
               <w:rPr>
-                <w:rFonts w:ascii="Times New Roman" w:eastAsia="Times New Roman" w:hAnsi="Times New Roman" w:cs="Times New Roman"/>
+                <w:rFonts w:ascii="Times New Roman" w:hAnsi="Times New Roman" w:eastAsia="Times New Roman" w:cs="Times New Roman"/>
                 <w:b/>
                 <w:color w:val="000000"/>
                 <w:sz w:val="24"/>
@@ -145,7 +167,7 @@
             </w:pPr>
             <w:r>
               <w:rPr>
-                <w:rFonts w:ascii="Times New Roman" w:eastAsia="Times New Roman" w:hAnsi="Times New Roman" w:cs="Times New Roman"/>
+                <w:rFonts w:ascii="Times New Roman" w:hAnsi="Times New Roman" w:eastAsia="Times New Roman" w:cs="Times New Roman"/>
                 <w:b/>
                 <w:color w:val="000000"/>
                 <w:sz w:val="24"/>
@@ -169,6 +191,22 @@
         </w:tc>
       </w:tr>
       <w:tr>
+        <w:tblPrEx>
+          <w:tblBorders>
+            <w:top w:val="single" w:color="808080" w:sz="4" w:space="0"/>
+            <w:left w:val="single" w:color="808080" w:sz="4" w:space="0"/>
+            <w:bottom w:val="single" w:color="808080" w:sz="4" w:space="0"/>
+            <w:right w:val="single" w:color="808080" w:sz="4" w:space="0"/>
+            <w:insideH w:val="single" w:color="808080" w:sz="4" w:space="0"/>
+            <w:insideV w:val="single" w:color="808080" w:sz="4" w:space="0"/>
+          </w:tblBorders>
+          <w:tblCellMar>
+            <w:top w:w="0" w:type="dxa"/>
+            <w:left w:w="108" w:type="dxa"/>
+            <w:bottom w:w="0" w:type="dxa"/>
+            <w:right w:w="108" w:type="dxa"/>
+          </w:tblCellMar>
+        </w:tblPrEx>
         <w:trPr>
           <w:cantSplit/>
           <w:jc w:val="center"/>
@@ -183,7 +221,7 @@
             </w:pPr>
             <w:r>
               <w:rPr>
-                <w:rFonts w:ascii="Times New Roman" w:eastAsia="Times New Roman" w:hAnsi="Times New Roman" w:cs="Times New Roman"/>
+                <w:rFonts w:ascii="Times New Roman" w:hAnsi="Times New Roman" w:eastAsia="Times New Roman" w:cs="Times New Roman"/>
                 <w:b/>
                 <w:color w:val="000000"/>
                 <w:sz w:val="24"/>
@@ -215,7 +253,7 @@
             </w:pPr>
             <w:r>
               <w:rPr>
-                <w:rFonts w:ascii="Times New Roman" w:eastAsia="Times New Roman" w:hAnsi="Times New Roman" w:cs="Times New Roman"/>
+                <w:rFonts w:ascii="Times New Roman" w:hAnsi="Times New Roman" w:eastAsia="Times New Roman" w:cs="Times New Roman"/>
                 <w:b/>
                 <w:color w:val="000000"/>
                 <w:sz w:val="24"/>
@@ -234,7 +272,7 @@
             </w:pPr>
             <w:r>
               <w:rPr>
-                <w:rFonts w:ascii="Times New Roman" w:eastAsia="Times New Roman" w:hAnsi="Times New Roman" w:cs="Times New Roman"/>
+                <w:rFonts w:ascii="Times New Roman" w:hAnsi="Times New Roman" w:eastAsia="Times New Roman" w:cs="Times New Roman"/>
                 <w:color w:val="000000"/>
                 <w:sz w:val="24"/>
               </w:rPr>
@@ -256,7 +294,7 @@
       </w:pPr>
       <w:r>
         <w:rPr>
-          <w:rFonts w:ascii="Times New Roman" w:eastAsia="Times New Roman" w:hAnsi="Times New Roman" w:cs="Times New Roman"/>
+          <w:rFonts w:ascii="Times New Roman" w:hAnsi="Times New Roman" w:eastAsia="Times New Roman" w:cs="Times New Roman"/>
           <w:i/>
           <w:color w:val="000000"/>
           <w:sz w:val="26"/>
@@ -271,7 +309,7 @@
       </w:pPr>
       <w:r>
         <w:rPr>
-          <w:rFonts w:ascii="Times New Roman" w:eastAsia="Times New Roman" w:hAnsi="Times New Roman" w:cs="Times New Roman"/>
+          <w:rFonts w:ascii="Times New Roman" w:hAnsi="Times New Roman" w:eastAsia="Times New Roman" w:cs="Times New Roman"/>
           <w:b/>
           <w:color w:val="000000"/>
           <w:sz w:val="26"/>
@@ -286,7 +324,7 @@
       </w:pPr>
       <w:r>
         <w:rPr>
-          <w:rFonts w:ascii="Times New Roman" w:eastAsia="Times New Roman" w:hAnsi="Times New Roman" w:cs="Times New Roman"/>
+          <w:rFonts w:ascii="Times New Roman" w:hAnsi="Times New Roman" w:eastAsia="Times New Roman" w:cs="Times New Roman"/>
           <w:color w:val="000000"/>
           <w:sz w:val="26"/>
         </w:rPr>
@@ -295,24 +333,46 @@
     </w:p>
     <w:tbl>
       <w:tblPr>
+        <w:tblStyle w:val="9"/>
         <w:tblW w:w="0" w:type="auto"/>
         <w:jc w:val="center"/>
         <w:tblBorders>
-          <w:top w:val="single" w:sz="4" w:space="0" w:color="808080"/>
-          <w:left w:val="single" w:sz="4" w:space="0" w:color="808080"/>
-          <w:bottom w:val="single" w:sz="4" w:space="0" w:color="808080"/>
-          <w:right w:val="single" w:sz="4" w:space="0" w:color="808080"/>
-          <w:insideH w:val="single" w:sz="4" w:space="0" w:color="808080"/>
-          <w:insideV w:val="single" w:sz="4" w:space="0" w:color="808080"/>
+          <w:top w:val="single" w:color="808080" w:sz="4" w:space="0"/>
+          <w:left w:val="single" w:color="808080" w:sz="4" w:space="0"/>
+          <w:bottom w:val="single" w:color="808080" w:sz="4" w:space="0"/>
+          <w:right w:val="single" w:color="808080" w:sz="4" w:space="0"/>
+          <w:insideH w:val="single" w:color="808080" w:sz="4" w:space="0"/>
+          <w:insideV w:val="single" w:color="808080" w:sz="4" w:space="0"/>
         </w:tblBorders>
         <w:tblLayout w:type="fixed"/>
-        <w:tblLook w:val="04A0" w:firstRow="1" w:lastRow="0" w:firstColumn="1" w:lastColumn="0" w:noHBand="0" w:noVBand="1"/>
+        <w:tblCellMar>
+          <w:top w:w="0" w:type="dxa"/>
+          <w:left w:w="108" w:type="dxa"/>
+          <w:bottom w:w="0" w:type="dxa"/>
+          <w:right w:w="108" w:type="dxa"/>
+        </w:tblCellMar>
       </w:tblPr>
       <w:tblGrid>
         <w:gridCol w:w="3610"/>
         <w:gridCol w:w="5415"/>
       </w:tblGrid>
       <w:tr>
+        <w:tblPrEx>
+          <w:tblBorders>
+            <w:top w:val="single" w:color="808080" w:sz="4" w:space="0"/>
+            <w:left w:val="single" w:color="808080" w:sz="4" w:space="0"/>
+            <w:bottom w:val="single" w:color="808080" w:sz="4" w:space="0"/>
+            <w:right w:val="single" w:color="808080" w:sz="4" w:space="0"/>
+            <w:insideH w:val="single" w:color="808080" w:sz="4" w:space="0"/>
+            <w:insideV w:val="single" w:color="808080" w:sz="4" w:space="0"/>
+          </w:tblBorders>
+          <w:tblCellMar>
+            <w:top w:w="0" w:type="dxa"/>
+            <w:left w:w="108" w:type="dxa"/>
+            <w:bottom w:w="0" w:type="dxa"/>
+            <w:right w:w="108" w:type="dxa"/>
+          </w:tblCellMar>
+        </w:tblPrEx>
         <w:trPr>
           <w:cantSplit/>
           <w:tblHeader/>
@@ -330,7 +390,7 @@
             </w:pPr>
             <w:r>
               <w:rPr>
-                <w:rFonts w:ascii="Times New Roman" w:eastAsia="Times New Roman" w:hAnsi="Times New Roman" w:cs="Times New Roman"/>
+                <w:rFonts w:ascii="Times New Roman" w:hAnsi="Times New Roman" w:eastAsia="Times New Roman" w:cs="Times New Roman"/>
                 <w:b/>
                 <w:color w:val="000000"/>
                 <w:sz w:val="24"/>
@@ -351,7 +411,7 @@
             </w:pPr>
             <w:r>
               <w:rPr>
-                <w:rFonts w:ascii="Times New Roman" w:eastAsia="Times New Roman" w:hAnsi="Times New Roman" w:cs="Times New Roman"/>
+                <w:rFonts w:ascii="Times New Roman" w:hAnsi="Times New Roman" w:eastAsia="Times New Roman" w:cs="Times New Roman"/>
                 <w:b/>
                 <w:color w:val="000000"/>
                 <w:sz w:val="24"/>
@@ -362,9 +422,25 @@
         </w:tc>
       </w:tr>
       <w:tr>
+        <w:tblPrEx>
+          <w:tblBorders>
+            <w:top w:val="single" w:color="808080" w:sz="4" w:space="0"/>
+            <w:left w:val="single" w:color="808080" w:sz="4" w:space="0"/>
+            <w:bottom w:val="single" w:color="808080" w:sz="4" w:space="0"/>
+            <w:right w:val="single" w:color="808080" w:sz="4" w:space="0"/>
+            <w:insideH w:val="single" w:color="808080" w:sz="4" w:space="0"/>
+            <w:insideV w:val="single" w:color="808080" w:sz="4" w:space="0"/>
+          </w:tblBorders>
+          <w:tblCellMar>
+            <w:top w:w="0" w:type="dxa"/>
+            <w:left w:w="108" w:type="dxa"/>
+            <w:bottom w:w="0" w:type="dxa"/>
+            <w:right w:w="108" w:type="dxa"/>
+          </w:tblCellMar>
+        </w:tblPrEx>
         <w:trPr>
           <w:cantSplit/>
-          <w:trHeight w:val="510"/>
+          <w:trHeight w:val="510" w:hRule="atLeast"/>
           <w:jc w:val="center"/>
         </w:trPr>
         <w:tc>
@@ -377,7 +453,7 @@
             </w:pPr>
             <w:r>
               <w:rPr>
-                <w:rFonts w:ascii="Times New Roman" w:eastAsia="Times New Roman" w:hAnsi="Times New Roman" w:cs="Times New Roman"/>
+                <w:rFonts w:ascii="Times New Roman" w:hAnsi="Times New Roman" w:eastAsia="Times New Roman" w:cs="Times New Roman"/>
                 <w:b/>
                 <w:color w:val="000000"/>
                 <w:sz w:val="24"/>
@@ -401,9 +477,25 @@
         </w:tc>
       </w:tr>
       <w:tr>
+        <w:tblPrEx>
+          <w:tblBorders>
+            <w:top w:val="single" w:color="808080" w:sz="4" w:space="0"/>
+            <w:left w:val="single" w:color="808080" w:sz="4" w:space="0"/>
+            <w:bottom w:val="single" w:color="808080" w:sz="4" w:space="0"/>
+            <w:right w:val="single" w:color="808080" w:sz="4" w:space="0"/>
+            <w:insideH w:val="single" w:color="808080" w:sz="4" w:space="0"/>
+            <w:insideV w:val="single" w:color="808080" w:sz="4" w:space="0"/>
+          </w:tblBorders>
+          <w:tblCellMar>
+            <w:top w:w="0" w:type="dxa"/>
+            <w:left w:w="108" w:type="dxa"/>
+            <w:bottom w:w="0" w:type="dxa"/>
+            <w:right w:w="108" w:type="dxa"/>
+          </w:tblCellMar>
+        </w:tblPrEx>
         <w:trPr>
           <w:cantSplit/>
-          <w:trHeight w:val="510"/>
+          <w:trHeight w:val="510" w:hRule="atLeast"/>
           <w:jc w:val="center"/>
         </w:trPr>
         <w:tc>
@@ -416,7 +508,7 @@
             </w:pPr>
             <w:r>
               <w:rPr>
-                <w:rFonts w:ascii="Times New Roman" w:eastAsia="Times New Roman" w:hAnsi="Times New Roman" w:cs="Times New Roman"/>
+                <w:rFonts w:ascii="Times New Roman" w:hAnsi="Times New Roman" w:eastAsia="Times New Roman" w:cs="Times New Roman"/>
                 <w:b/>
                 <w:color w:val="000000"/>
                 <w:sz w:val="24"/>
@@ -440,9 +532,25 @@
         </w:tc>
       </w:tr>
       <w:tr>
+        <w:tblPrEx>
+          <w:tblBorders>
+            <w:top w:val="single" w:color="808080" w:sz="4" w:space="0"/>
+            <w:left w:val="single" w:color="808080" w:sz="4" w:space="0"/>
+            <w:bottom w:val="single" w:color="808080" w:sz="4" w:space="0"/>
+            <w:right w:val="single" w:color="808080" w:sz="4" w:space="0"/>
+            <w:insideH w:val="single" w:color="808080" w:sz="4" w:space="0"/>
+            <w:insideV w:val="single" w:color="808080" w:sz="4" w:space="0"/>
+          </w:tblBorders>
+          <w:tblCellMar>
+            <w:top w:w="0" w:type="dxa"/>
+            <w:left w:w="108" w:type="dxa"/>
+            <w:bottom w:w="0" w:type="dxa"/>
+            <w:right w:w="108" w:type="dxa"/>
+          </w:tblCellMar>
+        </w:tblPrEx>
         <w:trPr>
           <w:cantSplit/>
-          <w:trHeight w:val="510"/>
+          <w:trHeight w:val="510" w:hRule="atLeast"/>
           <w:jc w:val="center"/>
         </w:trPr>
         <w:tc>
@@ -455,7 +563,7 @@
             </w:pPr>
             <w:r>
               <w:rPr>
-                <w:rFonts w:ascii="Times New Roman" w:eastAsia="Times New Roman" w:hAnsi="Times New Roman" w:cs="Times New Roman"/>
+                <w:rFonts w:ascii="Times New Roman" w:hAnsi="Times New Roman" w:eastAsia="Times New Roman" w:cs="Times New Roman"/>
                 <w:b/>
                 <w:color w:val="000000"/>
                 <w:sz w:val="24"/>
@@ -479,9 +587,25 @@
         </w:tc>
       </w:tr>
       <w:tr>
+        <w:tblPrEx>
+          <w:tblBorders>
+            <w:top w:val="single" w:color="808080" w:sz="4" w:space="0"/>
+            <w:left w:val="single" w:color="808080" w:sz="4" w:space="0"/>
+            <w:bottom w:val="single" w:color="808080" w:sz="4" w:space="0"/>
+            <w:right w:val="single" w:color="808080" w:sz="4" w:space="0"/>
+            <w:insideH w:val="single" w:color="808080" w:sz="4" w:space="0"/>
+            <w:insideV w:val="single" w:color="808080" w:sz="4" w:space="0"/>
+          </w:tblBorders>
+          <w:tblCellMar>
+            <w:top w:w="0" w:type="dxa"/>
+            <w:left w:w="108" w:type="dxa"/>
+            <w:bottom w:w="0" w:type="dxa"/>
+            <w:right w:w="108" w:type="dxa"/>
+          </w:tblCellMar>
+        </w:tblPrEx>
         <w:trPr>
           <w:cantSplit/>
-          <w:trHeight w:val="510"/>
+          <w:trHeight w:val="510" w:hRule="atLeast"/>
           <w:jc w:val="center"/>
         </w:trPr>
         <w:tc>
@@ -494,7 +618,7 @@
             </w:pPr>
             <w:r>
               <w:rPr>
-                <w:rFonts w:ascii="Times New Roman" w:eastAsia="Times New Roman" w:hAnsi="Times New Roman" w:cs="Times New Roman"/>
+                <w:rFonts w:ascii="Times New Roman" w:hAnsi="Times New Roman" w:eastAsia="Times New Roman" w:cs="Times New Roman"/>
                 <w:b/>
                 <w:color w:val="000000"/>
                 <w:sz w:val="24"/>
@@ -530,7 +654,7 @@
       </w:pPr>
       <w:r>
         <w:rPr>
-          <w:rFonts w:ascii="Times New Roman" w:eastAsia="Times New Roman" w:hAnsi="Times New Roman" w:cs="Times New Roman"/>
+          <w:rFonts w:ascii="Times New Roman" w:hAnsi="Times New Roman" w:eastAsia="Times New Roman" w:cs="Times New Roman"/>
           <w:color w:val="000000"/>
           <w:sz w:val="26"/>
         </w:rPr>
@@ -539,24 +663,46 @@
     </w:p>
     <w:tbl>
       <w:tblPr>
+        <w:tblStyle w:val="9"/>
         <w:tblW w:w="0" w:type="auto"/>
         <w:jc w:val="center"/>
         <w:tblBorders>
-          <w:top w:val="single" w:sz="4" w:space="0" w:color="808080"/>
-          <w:left w:val="single" w:sz="4" w:space="0" w:color="808080"/>
-          <w:bottom w:val="single" w:sz="4" w:space="0" w:color="808080"/>
-          <w:right w:val="single" w:sz="4" w:space="0" w:color="808080"/>
-          <w:insideH w:val="single" w:sz="4" w:space="0" w:color="808080"/>
-          <w:insideV w:val="single" w:sz="4" w:space="0" w:color="808080"/>
+          <w:top w:val="single" w:color="808080" w:sz="4" w:space="0"/>
+          <w:left w:val="single" w:color="808080" w:sz="4" w:space="0"/>
+          <w:bottom w:val="single" w:color="808080" w:sz="4" w:space="0"/>
+          <w:right w:val="single" w:color="808080" w:sz="4" w:space="0"/>
+          <w:insideH w:val="single" w:color="808080" w:sz="4" w:space="0"/>
+          <w:insideV w:val="single" w:color="808080" w:sz="4" w:space="0"/>
         </w:tblBorders>
         <w:tblLayout w:type="fixed"/>
-        <w:tblLook w:val="04A0" w:firstRow="1" w:lastRow="0" w:firstColumn="1" w:lastColumn="0" w:noHBand="0" w:noVBand="1"/>
+        <w:tblCellMar>
+          <w:top w:w="0" w:type="dxa"/>
+          <w:left w:w="108" w:type="dxa"/>
+          <w:bottom w:w="0" w:type="dxa"/>
+          <w:right w:w="108" w:type="dxa"/>
+        </w:tblCellMar>
       </w:tblPr>
       <w:tblGrid>
         <w:gridCol w:w="2256"/>
         <w:gridCol w:w="6769"/>
       </w:tblGrid>
       <w:tr>
+        <w:tblPrEx>
+          <w:tblBorders>
+            <w:top w:val="single" w:color="808080" w:sz="4" w:space="0"/>
+            <w:left w:val="single" w:color="808080" w:sz="4" w:space="0"/>
+            <w:bottom w:val="single" w:color="808080" w:sz="4" w:space="0"/>
+            <w:right w:val="single" w:color="808080" w:sz="4" w:space="0"/>
+            <w:insideH w:val="single" w:color="808080" w:sz="4" w:space="0"/>
+            <w:insideV w:val="single" w:color="808080" w:sz="4" w:space="0"/>
+          </w:tblBorders>
+          <w:tblCellMar>
+            <w:top w:w="0" w:type="dxa"/>
+            <w:left w:w="108" w:type="dxa"/>
+            <w:bottom w:w="0" w:type="dxa"/>
+            <w:right w:w="108" w:type="dxa"/>
+          </w:tblCellMar>
+        </w:tblPrEx>
         <w:trPr>
           <w:cantSplit/>
           <w:tblHeader/>
@@ -574,7 +720,7 @@
             </w:pPr>
             <w:r>
               <w:rPr>
-                <w:rFonts w:ascii="Times New Roman" w:eastAsia="Times New Roman" w:hAnsi="Times New Roman" w:cs="Times New Roman"/>
+                <w:rFonts w:ascii="Times New Roman" w:hAnsi="Times New Roman" w:eastAsia="Times New Roman" w:cs="Times New Roman"/>
                 <w:b/>
                 <w:color w:val="000000"/>
                 <w:sz w:val="24"/>
@@ -595,7 +741,7 @@
             </w:pPr>
             <w:r>
               <w:rPr>
-                <w:rFonts w:ascii="Times New Roman" w:eastAsia="Times New Roman" w:hAnsi="Times New Roman" w:cs="Times New Roman"/>
+                <w:rFonts w:ascii="Times New Roman" w:hAnsi="Times New Roman" w:eastAsia="Times New Roman" w:cs="Times New Roman"/>
                 <w:b/>
                 <w:color w:val="000000"/>
                 <w:sz w:val="24"/>
@@ -606,9 +752,25 @@
         </w:tc>
       </w:tr>
       <w:tr>
+        <w:tblPrEx>
+          <w:tblBorders>
+            <w:top w:val="single" w:color="808080" w:sz="4" w:space="0"/>
+            <w:left w:val="single" w:color="808080" w:sz="4" w:space="0"/>
+            <w:bottom w:val="single" w:color="808080" w:sz="4" w:space="0"/>
+            <w:right w:val="single" w:color="808080" w:sz="4" w:space="0"/>
+            <w:insideH w:val="single" w:color="808080" w:sz="4" w:space="0"/>
+            <w:insideV w:val="single" w:color="808080" w:sz="4" w:space="0"/>
+          </w:tblBorders>
+          <w:tblCellMar>
+            <w:top w:w="0" w:type="dxa"/>
+            <w:left w:w="108" w:type="dxa"/>
+            <w:bottom w:w="0" w:type="dxa"/>
+            <w:right w:w="108" w:type="dxa"/>
+          </w:tblCellMar>
+        </w:tblPrEx>
         <w:trPr>
           <w:cantSplit/>
-          <w:trHeight w:val="623"/>
+          <w:trHeight w:val="623" w:hRule="atLeast"/>
           <w:jc w:val="center"/>
         </w:trPr>
         <w:tc>
@@ -621,7 +783,7 @@
             </w:pPr>
             <w:r>
               <w:rPr>
-                <w:rFonts w:ascii="Times New Roman" w:eastAsia="Times New Roman" w:hAnsi="Times New Roman" w:cs="Times New Roman"/>
+                <w:rFonts w:ascii="Times New Roman" w:hAnsi="Times New Roman" w:eastAsia="Times New Roman" w:cs="Times New Roman"/>
                 <w:color w:val="000000"/>
                 <w:sz w:val="24"/>
               </w:rPr>
@@ -644,9 +806,25 @@
         </w:tc>
       </w:tr>
       <w:tr>
+        <w:tblPrEx>
+          <w:tblBorders>
+            <w:top w:val="single" w:color="808080" w:sz="4" w:space="0"/>
+            <w:left w:val="single" w:color="808080" w:sz="4" w:space="0"/>
+            <w:bottom w:val="single" w:color="808080" w:sz="4" w:space="0"/>
+            <w:right w:val="single" w:color="808080" w:sz="4" w:space="0"/>
+            <w:insideH w:val="single" w:color="808080" w:sz="4" w:space="0"/>
+            <w:insideV w:val="single" w:color="808080" w:sz="4" w:space="0"/>
+          </w:tblBorders>
+          <w:tblCellMar>
+            <w:top w:w="0" w:type="dxa"/>
+            <w:left w:w="108" w:type="dxa"/>
+            <w:bottom w:w="0" w:type="dxa"/>
+            <w:right w:w="108" w:type="dxa"/>
+          </w:tblCellMar>
+        </w:tblPrEx>
         <w:trPr>
           <w:cantSplit/>
-          <w:trHeight w:val="623"/>
+          <w:trHeight w:val="623" w:hRule="atLeast"/>
           <w:jc w:val="center"/>
         </w:trPr>
         <w:tc>
@@ -659,7 +837,7 @@
             </w:pPr>
             <w:r>
               <w:rPr>
-                <w:rFonts w:ascii="Times New Roman" w:eastAsia="Times New Roman" w:hAnsi="Times New Roman" w:cs="Times New Roman"/>
+                <w:rFonts w:ascii="Times New Roman" w:hAnsi="Times New Roman" w:eastAsia="Times New Roman" w:cs="Times New Roman"/>
                 <w:color w:val="000000"/>
                 <w:sz w:val="24"/>
               </w:rPr>
@@ -682,9 +860,25 @@
         </w:tc>
       </w:tr>
       <w:tr>
+        <w:tblPrEx>
+          <w:tblBorders>
+            <w:top w:val="single" w:color="808080" w:sz="4" w:space="0"/>
+            <w:left w:val="single" w:color="808080" w:sz="4" w:space="0"/>
+            <w:bottom w:val="single" w:color="808080" w:sz="4" w:space="0"/>
+            <w:right w:val="single" w:color="808080" w:sz="4" w:space="0"/>
+            <w:insideH w:val="single" w:color="808080" w:sz="4" w:space="0"/>
+            <w:insideV w:val="single" w:color="808080" w:sz="4" w:space="0"/>
+          </w:tblBorders>
+          <w:tblCellMar>
+            <w:top w:w="0" w:type="dxa"/>
+            <w:left w:w="108" w:type="dxa"/>
+            <w:bottom w:w="0" w:type="dxa"/>
+            <w:right w:w="108" w:type="dxa"/>
+          </w:tblCellMar>
+        </w:tblPrEx>
         <w:trPr>
           <w:cantSplit/>
-          <w:trHeight w:val="623"/>
+          <w:trHeight w:val="623" w:hRule="atLeast"/>
           <w:jc w:val="center"/>
         </w:trPr>
         <w:tc>
@@ -697,7 +891,7 @@
             </w:pPr>
             <w:r>
               <w:rPr>
-                <w:rFonts w:ascii="Times New Roman" w:eastAsia="Times New Roman" w:hAnsi="Times New Roman" w:cs="Times New Roman"/>
+                <w:rFonts w:ascii="Times New Roman" w:hAnsi="Times New Roman" w:eastAsia="Times New Roman" w:cs="Times New Roman"/>
                 <w:color w:val="000000"/>
                 <w:sz w:val="24"/>
               </w:rPr>
@@ -732,7 +926,7 @@
       </w:pPr>
       <w:r>
         <w:rPr>
-          <w:rFonts w:ascii="Times New Roman" w:eastAsia="Times New Roman" w:hAnsi="Times New Roman" w:cs="Times New Roman"/>
+          <w:rFonts w:ascii="Times New Roman" w:hAnsi="Times New Roman" w:eastAsia="Times New Roman" w:cs="Times New Roman"/>
           <w:color w:val="000000"/>
           <w:sz w:val="26"/>
         </w:rPr>
@@ -741,24 +935,46 @@
     </w:p>
     <w:tbl>
       <w:tblPr>
+        <w:tblStyle w:val="9"/>
         <w:tblW w:w="0" w:type="auto"/>
         <w:jc w:val="center"/>
         <w:tblBorders>
-          <w:top w:val="single" w:sz="4" w:space="0" w:color="808080"/>
-          <w:left w:val="single" w:sz="4" w:space="0" w:color="808080"/>
-          <w:bottom w:val="single" w:sz="4" w:space="0" w:color="808080"/>
-          <w:right w:val="single" w:sz="4" w:space="0" w:color="808080"/>
-          <w:insideH w:val="single" w:sz="4" w:space="0" w:color="808080"/>
-          <w:insideV w:val="single" w:sz="4" w:space="0" w:color="808080"/>
+          <w:top w:val="single" w:color="808080" w:sz="4" w:space="0"/>
+          <w:left w:val="single" w:color="808080" w:sz="4" w:space="0"/>
+          <w:bottom w:val="single" w:color="808080" w:sz="4" w:space="0"/>
+          <w:right w:val="single" w:color="808080" w:sz="4" w:space="0"/>
+          <w:insideH w:val="single" w:color="808080" w:sz="4" w:space="0"/>
+          <w:insideV w:val="single" w:color="808080" w:sz="4" w:space="0"/>
         </w:tblBorders>
         <w:tblLayout w:type="fixed"/>
-        <w:tblLook w:val="04A0" w:firstRow="1" w:lastRow="0" w:firstColumn="1" w:lastColumn="0" w:noHBand="0" w:noVBand="1"/>
+        <w:tblCellMar>
+          <w:top w:w="0" w:type="dxa"/>
+          <w:left w:w="108" w:type="dxa"/>
+          <w:bottom w:w="0" w:type="dxa"/>
+          <w:right w:w="108" w:type="dxa"/>
+        </w:tblCellMar>
       </w:tblPr>
       <w:tblGrid>
         <w:gridCol w:w="1805"/>
         <w:gridCol w:w="7220"/>
       </w:tblGrid>
       <w:tr>
+        <w:tblPrEx>
+          <w:tblBorders>
+            <w:top w:val="single" w:color="808080" w:sz="4" w:space="0"/>
+            <w:left w:val="single" w:color="808080" w:sz="4" w:space="0"/>
+            <w:bottom w:val="single" w:color="808080" w:sz="4" w:space="0"/>
+            <w:right w:val="single" w:color="808080" w:sz="4" w:space="0"/>
+            <w:insideH w:val="single" w:color="808080" w:sz="4" w:space="0"/>
+            <w:insideV w:val="single" w:color="808080" w:sz="4" w:space="0"/>
+          </w:tblBorders>
+          <w:tblCellMar>
+            <w:top w:w="0" w:type="dxa"/>
+            <w:left w:w="108" w:type="dxa"/>
+            <w:bottom w:w="0" w:type="dxa"/>
+            <w:right w:w="108" w:type="dxa"/>
+          </w:tblCellMar>
+        </w:tblPrEx>
         <w:trPr>
           <w:cantSplit/>
           <w:tblHeader/>
@@ -776,7 +992,7 @@
             </w:pPr>
             <w:r>
               <w:rPr>
-                <w:rFonts w:ascii="Times New Roman" w:eastAsia="Times New Roman" w:hAnsi="Times New Roman" w:cs="Times New Roman"/>
+                <w:rFonts w:ascii="Times New Roman" w:hAnsi="Times New Roman" w:eastAsia="Times New Roman" w:cs="Times New Roman"/>
                 <w:b/>
                 <w:color w:val="000000"/>
                 <w:sz w:val="24"/>
@@ -797,7 +1013,7 @@
             </w:pPr>
             <w:r>
               <w:rPr>
-                <w:rFonts w:ascii="Times New Roman" w:eastAsia="Times New Roman" w:hAnsi="Times New Roman" w:cs="Times New Roman"/>
+                <w:rFonts w:ascii="Times New Roman" w:hAnsi="Times New Roman" w:eastAsia="Times New Roman" w:cs="Times New Roman"/>
                 <w:b/>
                 <w:color w:val="000000"/>
                 <w:sz w:val="24"/>
@@ -808,9 +1024,25 @@
         </w:tc>
       </w:tr>
       <w:tr>
+        <w:tblPrEx>
+          <w:tblBorders>
+            <w:top w:val="single" w:color="808080" w:sz="4" w:space="0"/>
+            <w:left w:val="single" w:color="808080" w:sz="4" w:space="0"/>
+            <w:bottom w:val="single" w:color="808080" w:sz="4" w:space="0"/>
+            <w:right w:val="single" w:color="808080" w:sz="4" w:space="0"/>
+            <w:insideH w:val="single" w:color="808080" w:sz="4" w:space="0"/>
+            <w:insideV w:val="single" w:color="808080" w:sz="4" w:space="0"/>
+          </w:tblBorders>
+          <w:tblCellMar>
+            <w:top w:w="0" w:type="dxa"/>
+            <w:left w:w="108" w:type="dxa"/>
+            <w:bottom w:w="0" w:type="dxa"/>
+            <w:right w:w="108" w:type="dxa"/>
+          </w:tblCellMar>
+        </w:tblPrEx>
         <w:trPr>
           <w:cantSplit/>
-          <w:trHeight w:val="453"/>
+          <w:trHeight w:val="453" w:hRule="atLeast"/>
           <w:jc w:val="center"/>
         </w:trPr>
         <w:tc>
@@ -824,7 +1056,7 @@
             </w:pPr>
             <w:r>
               <w:rPr>
-                <w:rFonts w:ascii="Times New Roman" w:eastAsia="Times New Roman" w:hAnsi="Times New Roman" w:cs="Times New Roman"/>
+                <w:rFonts w:ascii="Times New Roman" w:hAnsi="Times New Roman" w:eastAsia="Times New Roman" w:cs="Times New Roman"/>
                 <w:color w:val="000000"/>
                 <w:sz w:val="24"/>
               </w:rPr>
@@ -844,18 +1076,31 @@
               <w:spacing w:after="20" w:line="264" w:lineRule="auto"/>
             </w:pPr>
             <w:r>
-              <w:t xml:space="preserve">Danh sach có thứ tự ưu tiên mọi việc cần làm cho sản phẩm / </w:t>
-            </w:r>
-            <w:r>
-              <w:t>Product Backlog</w:t>
+              <w:t>Danh sach có thứ tự ưu tiên mọi việc cần làm cho sản phẩm / Product Backlog</w:t>
             </w:r>
           </w:p>
         </w:tc>
       </w:tr>
       <w:tr>
+        <w:tblPrEx>
+          <w:tblBorders>
+            <w:top w:val="single" w:color="808080" w:sz="4" w:space="0"/>
+            <w:left w:val="single" w:color="808080" w:sz="4" w:space="0"/>
+            <w:bottom w:val="single" w:color="808080" w:sz="4" w:space="0"/>
+            <w:right w:val="single" w:color="808080" w:sz="4" w:space="0"/>
+            <w:insideH w:val="single" w:color="808080" w:sz="4" w:space="0"/>
+            <w:insideV w:val="single" w:color="808080" w:sz="4" w:space="0"/>
+          </w:tblBorders>
+          <w:tblCellMar>
+            <w:top w:w="0" w:type="dxa"/>
+            <w:left w:w="108" w:type="dxa"/>
+            <w:bottom w:w="0" w:type="dxa"/>
+            <w:right w:w="108" w:type="dxa"/>
+          </w:tblCellMar>
+        </w:tblPrEx>
         <w:trPr>
           <w:cantSplit/>
-          <w:trHeight w:val="453"/>
+          <w:trHeight w:val="453" w:hRule="atLeast"/>
           <w:jc w:val="center"/>
         </w:trPr>
         <w:tc>
@@ -869,11 +1114,10 @@
             </w:pPr>
             <w:r>
               <w:rPr>
-                <w:rFonts w:ascii="Times New Roman" w:eastAsia="Times New Roman" w:hAnsi="Times New Roman" w:cs="Times New Roman"/>
-                <w:color w:val="000000"/>
-                <w:sz w:val="24"/>
-              </w:rPr>
-              <w:lastRenderedPageBreak/>
+                <w:rFonts w:ascii="Times New Roman" w:hAnsi="Times New Roman" w:eastAsia="Times New Roman" w:cs="Times New Roman"/>
+                <w:color w:val="000000"/>
+                <w:sz w:val="24"/>
+              </w:rPr>
               <w:t>2</w:t>
             </w:r>
           </w:p>
@@ -918,9 +1162,25 @@
         </w:tc>
       </w:tr>
       <w:tr>
+        <w:tblPrEx>
+          <w:tblBorders>
+            <w:top w:val="single" w:color="808080" w:sz="4" w:space="0"/>
+            <w:left w:val="single" w:color="808080" w:sz="4" w:space="0"/>
+            <w:bottom w:val="single" w:color="808080" w:sz="4" w:space="0"/>
+            <w:right w:val="single" w:color="808080" w:sz="4" w:space="0"/>
+            <w:insideH w:val="single" w:color="808080" w:sz="4" w:space="0"/>
+            <w:insideV w:val="single" w:color="808080" w:sz="4" w:space="0"/>
+          </w:tblBorders>
+          <w:tblCellMar>
+            <w:top w:w="0" w:type="dxa"/>
+            <w:left w:w="108" w:type="dxa"/>
+            <w:bottom w:w="0" w:type="dxa"/>
+            <w:right w:w="108" w:type="dxa"/>
+          </w:tblCellMar>
+        </w:tblPrEx>
         <w:trPr>
           <w:cantSplit/>
-          <w:trHeight w:val="453"/>
+          <w:trHeight w:val="453" w:hRule="atLeast"/>
           <w:jc w:val="center"/>
         </w:trPr>
         <w:tc>
@@ -934,7 +1194,7 @@
             </w:pPr>
             <w:r>
               <w:rPr>
-                <w:rFonts w:ascii="Times New Roman" w:eastAsia="Times New Roman" w:hAnsi="Times New Roman" w:cs="Times New Roman"/>
+                <w:rFonts w:ascii="Times New Roman" w:hAnsi="Times New Roman" w:eastAsia="Times New Roman" w:cs="Times New Roman"/>
                 <w:color w:val="000000"/>
                 <w:sz w:val="24"/>
               </w:rPr>
@@ -982,9 +1242,25 @@
         </w:tc>
       </w:tr>
       <w:tr>
+        <w:tblPrEx>
+          <w:tblBorders>
+            <w:top w:val="single" w:color="808080" w:sz="4" w:space="0"/>
+            <w:left w:val="single" w:color="808080" w:sz="4" w:space="0"/>
+            <w:bottom w:val="single" w:color="808080" w:sz="4" w:space="0"/>
+            <w:right w:val="single" w:color="808080" w:sz="4" w:space="0"/>
+            <w:insideH w:val="single" w:color="808080" w:sz="4" w:space="0"/>
+            <w:insideV w:val="single" w:color="808080" w:sz="4" w:space="0"/>
+          </w:tblBorders>
+          <w:tblCellMar>
+            <w:top w:w="0" w:type="dxa"/>
+            <w:left w:w="108" w:type="dxa"/>
+            <w:bottom w:w="0" w:type="dxa"/>
+            <w:right w:w="108" w:type="dxa"/>
+          </w:tblCellMar>
+        </w:tblPrEx>
         <w:trPr>
           <w:cantSplit/>
-          <w:trHeight w:val="453"/>
+          <w:trHeight w:val="453" w:hRule="atLeast"/>
           <w:jc w:val="center"/>
         </w:trPr>
         <w:tc>
@@ -998,7 +1274,7 @@
             </w:pPr>
             <w:r>
               <w:rPr>
-                <w:rFonts w:ascii="Times New Roman" w:eastAsia="Times New Roman" w:hAnsi="Times New Roman" w:cs="Times New Roman"/>
+                <w:rFonts w:ascii="Times New Roman" w:hAnsi="Times New Roman" w:eastAsia="Times New Roman" w:cs="Times New Roman"/>
                 <w:color w:val="000000"/>
                 <w:sz w:val="24"/>
               </w:rPr>
@@ -1046,9 +1322,25 @@
         </w:tc>
       </w:tr>
       <w:tr>
+        <w:tblPrEx>
+          <w:tblBorders>
+            <w:top w:val="single" w:color="808080" w:sz="4" w:space="0"/>
+            <w:left w:val="single" w:color="808080" w:sz="4" w:space="0"/>
+            <w:bottom w:val="single" w:color="808080" w:sz="4" w:space="0"/>
+            <w:right w:val="single" w:color="808080" w:sz="4" w:space="0"/>
+            <w:insideH w:val="single" w:color="808080" w:sz="4" w:space="0"/>
+            <w:insideV w:val="single" w:color="808080" w:sz="4" w:space="0"/>
+          </w:tblBorders>
+          <w:tblCellMar>
+            <w:top w:w="0" w:type="dxa"/>
+            <w:left w:w="108" w:type="dxa"/>
+            <w:bottom w:w="0" w:type="dxa"/>
+            <w:right w:w="108" w:type="dxa"/>
+          </w:tblCellMar>
+        </w:tblPrEx>
         <w:trPr>
           <w:cantSplit/>
-          <w:trHeight w:val="453"/>
+          <w:trHeight w:val="453" w:hRule="atLeast"/>
           <w:jc w:val="center"/>
         </w:trPr>
         <w:tc>
@@ -1062,7 +1354,7 @@
             </w:pPr>
             <w:r>
               <w:rPr>
-                <w:rFonts w:ascii="Times New Roman" w:eastAsia="Times New Roman" w:hAnsi="Times New Roman" w:cs="Times New Roman"/>
+                <w:rFonts w:ascii="Times New Roman" w:hAnsi="Times New Roman" w:eastAsia="Times New Roman" w:cs="Times New Roman"/>
                 <w:color w:val="000000"/>
                 <w:sz w:val="24"/>
               </w:rPr>
@@ -1110,9 +1402,25 @@
         </w:tc>
       </w:tr>
       <w:tr>
+        <w:tblPrEx>
+          <w:tblBorders>
+            <w:top w:val="single" w:color="808080" w:sz="4" w:space="0"/>
+            <w:left w:val="single" w:color="808080" w:sz="4" w:space="0"/>
+            <w:bottom w:val="single" w:color="808080" w:sz="4" w:space="0"/>
+            <w:right w:val="single" w:color="808080" w:sz="4" w:space="0"/>
+            <w:insideH w:val="single" w:color="808080" w:sz="4" w:space="0"/>
+            <w:insideV w:val="single" w:color="808080" w:sz="4" w:space="0"/>
+          </w:tblBorders>
+          <w:tblCellMar>
+            <w:top w:w="0" w:type="dxa"/>
+            <w:left w:w="108" w:type="dxa"/>
+            <w:bottom w:w="0" w:type="dxa"/>
+            <w:right w:w="108" w:type="dxa"/>
+          </w:tblCellMar>
+        </w:tblPrEx>
         <w:trPr>
           <w:cantSplit/>
-          <w:trHeight w:val="453"/>
+          <w:trHeight w:val="453" w:hRule="atLeast"/>
           <w:jc w:val="center"/>
         </w:trPr>
         <w:tc>
@@ -1126,7 +1434,7 @@
             </w:pPr>
             <w:r>
               <w:rPr>
-                <w:rFonts w:ascii="Times New Roman" w:eastAsia="Times New Roman" w:hAnsi="Times New Roman" w:cs="Times New Roman"/>
+                <w:rFonts w:ascii="Times New Roman" w:hAnsi="Times New Roman" w:eastAsia="Times New Roman" w:cs="Times New Roman"/>
                 <w:color w:val="000000"/>
                 <w:sz w:val="24"/>
               </w:rPr>
@@ -1186,7 +1494,7 @@
       </w:pPr>
       <w:r>
         <w:rPr>
-          <w:rFonts w:ascii="Times New Roman" w:eastAsia="Times New Roman" w:hAnsi="Times New Roman" w:cs="Times New Roman"/>
+          <w:rFonts w:ascii="Times New Roman" w:hAnsi="Times New Roman" w:eastAsia="Times New Roman" w:cs="Times New Roman"/>
           <w:b/>
           <w:color w:val="000000"/>
           <w:sz w:val="26"/>
@@ -1196,18 +1504,24 @@
     </w:p>
     <w:tbl>
       <w:tblPr>
+        <w:tblStyle w:val="9"/>
         <w:tblW w:w="0" w:type="auto"/>
         <w:jc w:val="center"/>
         <w:tblBorders>
-          <w:top w:val="single" w:sz="4" w:space="0" w:color="808080"/>
-          <w:left w:val="single" w:sz="4" w:space="0" w:color="808080"/>
-          <w:bottom w:val="single" w:sz="4" w:space="0" w:color="808080"/>
-          <w:right w:val="single" w:sz="4" w:space="0" w:color="808080"/>
-          <w:insideH w:val="single" w:sz="4" w:space="0" w:color="808080"/>
-          <w:insideV w:val="single" w:sz="4" w:space="0" w:color="808080"/>
+          <w:top w:val="single" w:color="808080" w:sz="4" w:space="0"/>
+          <w:left w:val="single" w:color="808080" w:sz="4" w:space="0"/>
+          <w:bottom w:val="single" w:color="808080" w:sz="4" w:space="0"/>
+          <w:right w:val="single" w:color="808080" w:sz="4" w:space="0"/>
+          <w:insideH w:val="single" w:color="808080" w:sz="4" w:space="0"/>
+          <w:insideV w:val="single" w:color="808080" w:sz="4" w:space="0"/>
         </w:tblBorders>
         <w:tblLayout w:type="fixed"/>
-        <w:tblLook w:val="04A0" w:firstRow="1" w:lastRow="0" w:firstColumn="1" w:lastColumn="0" w:noHBand="0" w:noVBand="1"/>
+        <w:tblCellMar>
+          <w:top w:w="0" w:type="dxa"/>
+          <w:left w:w="108" w:type="dxa"/>
+          <w:bottom w:w="0" w:type="dxa"/>
+          <w:right w:w="108" w:type="dxa"/>
+        </w:tblCellMar>
       </w:tblPr>
       <w:tblGrid>
         <w:gridCol w:w="1687"/>
@@ -1216,6 +1530,22 @@
         <w:gridCol w:w="4639"/>
       </w:tblGrid>
       <w:tr>
+        <w:tblPrEx>
+          <w:tblBorders>
+            <w:top w:val="single" w:color="808080" w:sz="4" w:space="0"/>
+            <w:left w:val="single" w:color="808080" w:sz="4" w:space="0"/>
+            <w:bottom w:val="single" w:color="808080" w:sz="4" w:space="0"/>
+            <w:right w:val="single" w:color="808080" w:sz="4" w:space="0"/>
+            <w:insideH w:val="single" w:color="808080" w:sz="4" w:space="0"/>
+            <w:insideV w:val="single" w:color="808080" w:sz="4" w:space="0"/>
+          </w:tblBorders>
+          <w:tblCellMar>
+            <w:top w:w="0" w:type="dxa"/>
+            <w:left w:w="108" w:type="dxa"/>
+            <w:bottom w:w="0" w:type="dxa"/>
+            <w:right w:w="108" w:type="dxa"/>
+          </w:tblCellMar>
+        </w:tblPrEx>
         <w:trPr>
           <w:cantSplit/>
           <w:tblHeader/>
@@ -1233,7 +1563,7 @@
             </w:pPr>
             <w:r>
               <w:rPr>
-                <w:rFonts w:ascii="Times New Roman" w:eastAsia="Times New Roman" w:hAnsi="Times New Roman" w:cs="Times New Roman"/>
+                <w:rFonts w:ascii="Times New Roman" w:hAnsi="Times New Roman" w:eastAsia="Times New Roman" w:cs="Times New Roman"/>
                 <w:b/>
                 <w:color w:val="000000"/>
                 <w:sz w:val="24"/>
@@ -1254,7 +1584,7 @@
             </w:pPr>
             <w:r>
               <w:rPr>
-                <w:rFonts w:ascii="Times New Roman" w:eastAsia="Times New Roman" w:hAnsi="Times New Roman" w:cs="Times New Roman"/>
+                <w:rFonts w:ascii="Times New Roman" w:hAnsi="Times New Roman" w:eastAsia="Times New Roman" w:cs="Times New Roman"/>
                 <w:b/>
                 <w:color w:val="000000"/>
                 <w:sz w:val="24"/>
@@ -1275,7 +1605,7 @@
             </w:pPr>
             <w:r>
               <w:rPr>
-                <w:rFonts w:ascii="Times New Roman" w:eastAsia="Times New Roman" w:hAnsi="Times New Roman" w:cs="Times New Roman"/>
+                <w:rFonts w:ascii="Times New Roman" w:hAnsi="Times New Roman" w:eastAsia="Times New Roman" w:cs="Times New Roman"/>
                 <w:b/>
                 <w:color w:val="000000"/>
                 <w:sz w:val="24"/>
@@ -1296,7 +1626,7 @@
             </w:pPr>
             <w:r>
               <w:rPr>
-                <w:rFonts w:ascii="Times New Roman" w:eastAsia="Times New Roman" w:hAnsi="Times New Roman" w:cs="Times New Roman"/>
+                <w:rFonts w:ascii="Times New Roman" w:hAnsi="Times New Roman" w:eastAsia="Times New Roman" w:cs="Times New Roman"/>
                 <w:b/>
                 <w:color w:val="000000"/>
                 <w:sz w:val="24"/>
@@ -1307,9 +1637,25 @@
         </w:tc>
       </w:tr>
       <w:tr>
+        <w:tblPrEx>
+          <w:tblBorders>
+            <w:top w:val="single" w:color="808080" w:sz="4" w:space="0"/>
+            <w:left w:val="single" w:color="808080" w:sz="4" w:space="0"/>
+            <w:bottom w:val="single" w:color="808080" w:sz="4" w:space="0"/>
+            <w:right w:val="single" w:color="808080" w:sz="4" w:space="0"/>
+            <w:insideH w:val="single" w:color="808080" w:sz="4" w:space="0"/>
+            <w:insideV w:val="single" w:color="808080" w:sz="4" w:space="0"/>
+          </w:tblBorders>
+          <w:tblCellMar>
+            <w:top w:w="0" w:type="dxa"/>
+            <w:left w:w="108" w:type="dxa"/>
+            <w:bottom w:w="0" w:type="dxa"/>
+            <w:right w:w="108" w:type="dxa"/>
+          </w:tblCellMar>
+        </w:tblPrEx>
         <w:trPr>
           <w:cantSplit/>
-          <w:trHeight w:val="850"/>
+          <w:trHeight w:val="850" w:hRule="atLeast"/>
           <w:jc w:val="center"/>
         </w:trPr>
         <w:tc>
@@ -1349,7 +1695,7 @@
             </w:pPr>
             <w:r>
               <w:rPr>
-                <w:rFonts w:ascii="Times New Roman" w:eastAsia="Times New Roman" w:hAnsi="Times New Roman" w:cs="Times New Roman"/>
+                <w:rFonts w:ascii="Times New Roman" w:hAnsi="Times New Roman" w:eastAsia="Times New Roman" w:cs="Times New Roman"/>
                 <w:color w:val="000000"/>
                 <w:sz w:val="24"/>
               </w:rPr>
@@ -1372,9 +1718,25 @@
         </w:tc>
       </w:tr>
       <w:tr>
+        <w:tblPrEx>
+          <w:tblBorders>
+            <w:top w:val="single" w:color="808080" w:sz="4" w:space="0"/>
+            <w:left w:val="single" w:color="808080" w:sz="4" w:space="0"/>
+            <w:bottom w:val="single" w:color="808080" w:sz="4" w:space="0"/>
+            <w:right w:val="single" w:color="808080" w:sz="4" w:space="0"/>
+            <w:insideH w:val="single" w:color="808080" w:sz="4" w:space="0"/>
+            <w:insideV w:val="single" w:color="808080" w:sz="4" w:space="0"/>
+          </w:tblBorders>
+          <w:tblCellMar>
+            <w:top w:w="0" w:type="dxa"/>
+            <w:left w:w="108" w:type="dxa"/>
+            <w:bottom w:w="0" w:type="dxa"/>
+            <w:right w:w="108" w:type="dxa"/>
+          </w:tblCellMar>
+        </w:tblPrEx>
         <w:trPr>
           <w:cantSplit/>
-          <w:trHeight w:val="850"/>
+          <w:trHeight w:val="850" w:hRule="atLeast"/>
           <w:jc w:val="center"/>
         </w:trPr>
         <w:tc>
@@ -1414,7 +1776,7 @@
             </w:pPr>
             <w:r>
               <w:rPr>
-                <w:rFonts w:ascii="Times New Roman" w:eastAsia="Times New Roman" w:hAnsi="Times New Roman" w:cs="Times New Roman"/>
+                <w:rFonts w:ascii="Times New Roman" w:hAnsi="Times New Roman" w:eastAsia="Times New Roman" w:cs="Times New Roman"/>
                 <w:color w:val="000000"/>
                 <w:sz w:val="24"/>
               </w:rPr>
@@ -1437,9 +1799,25 @@
         </w:tc>
       </w:tr>
       <w:tr>
+        <w:tblPrEx>
+          <w:tblBorders>
+            <w:top w:val="single" w:color="808080" w:sz="4" w:space="0"/>
+            <w:left w:val="single" w:color="808080" w:sz="4" w:space="0"/>
+            <w:bottom w:val="single" w:color="808080" w:sz="4" w:space="0"/>
+            <w:right w:val="single" w:color="808080" w:sz="4" w:space="0"/>
+            <w:insideH w:val="single" w:color="808080" w:sz="4" w:space="0"/>
+            <w:insideV w:val="single" w:color="808080" w:sz="4" w:space="0"/>
+          </w:tblBorders>
+          <w:tblCellMar>
+            <w:top w:w="0" w:type="dxa"/>
+            <w:left w:w="108" w:type="dxa"/>
+            <w:bottom w:w="0" w:type="dxa"/>
+            <w:right w:w="108" w:type="dxa"/>
+          </w:tblCellMar>
+        </w:tblPrEx>
         <w:trPr>
           <w:cantSplit/>
-          <w:trHeight w:val="850"/>
+          <w:trHeight w:val="850" w:hRule="atLeast"/>
           <w:jc w:val="center"/>
         </w:trPr>
         <w:tc>
@@ -1479,7 +1857,7 @@
             </w:pPr>
             <w:r>
               <w:rPr>
-                <w:rFonts w:ascii="Times New Roman" w:eastAsia="Times New Roman" w:hAnsi="Times New Roman" w:cs="Times New Roman"/>
+                <w:rFonts w:ascii="Times New Roman" w:hAnsi="Times New Roman" w:eastAsia="Times New Roman" w:cs="Times New Roman"/>
                 <w:color w:val="000000"/>
                 <w:sz w:val="24"/>
               </w:rPr>
@@ -1509,23 +1887,45 @@
     </w:p>
     <w:tbl>
       <w:tblPr>
+        <w:tblStyle w:val="9"/>
         <w:tblW w:w="0" w:type="auto"/>
         <w:jc w:val="center"/>
         <w:tblBorders>
-          <w:top w:val="single" w:sz="4" w:space="0" w:color="808080"/>
-          <w:left w:val="single" w:sz="4" w:space="0" w:color="808080"/>
-          <w:bottom w:val="single" w:sz="4" w:space="0" w:color="808080"/>
-          <w:right w:val="single" w:sz="4" w:space="0" w:color="808080"/>
-          <w:insideH w:val="single" w:sz="4" w:space="0" w:color="808080"/>
-          <w:insideV w:val="single" w:sz="4" w:space="0" w:color="808080"/>
+          <w:top w:val="single" w:color="808080" w:sz="4" w:space="0"/>
+          <w:left w:val="single" w:color="808080" w:sz="4" w:space="0"/>
+          <w:bottom w:val="single" w:color="808080" w:sz="4" w:space="0"/>
+          <w:right w:val="single" w:color="808080" w:sz="4" w:space="0"/>
+          <w:insideH w:val="single" w:color="808080" w:sz="4" w:space="0"/>
+          <w:insideV w:val="single" w:color="808080" w:sz="4" w:space="0"/>
         </w:tblBorders>
         <w:tblLayout w:type="fixed"/>
-        <w:tblLook w:val="04A0" w:firstRow="1" w:lastRow="0" w:firstColumn="1" w:lastColumn="0" w:noHBand="0" w:noVBand="1"/>
+        <w:tblCellMar>
+          <w:top w:w="0" w:type="dxa"/>
+          <w:left w:w="108" w:type="dxa"/>
+          <w:bottom w:w="0" w:type="dxa"/>
+          <w:right w:w="108" w:type="dxa"/>
+        </w:tblCellMar>
       </w:tblPr>
       <w:tblGrid>
         <w:gridCol w:w="9026"/>
       </w:tblGrid>
       <w:tr>
+        <w:tblPrEx>
+          <w:tblBorders>
+            <w:top w:val="single" w:color="808080" w:sz="4" w:space="0"/>
+            <w:left w:val="single" w:color="808080" w:sz="4" w:space="0"/>
+            <w:bottom w:val="single" w:color="808080" w:sz="4" w:space="0"/>
+            <w:right w:val="single" w:color="808080" w:sz="4" w:space="0"/>
+            <w:insideH w:val="single" w:color="808080" w:sz="4" w:space="0"/>
+            <w:insideV w:val="single" w:color="808080" w:sz="4" w:space="0"/>
+          </w:tblBorders>
+          <w:tblCellMar>
+            <w:top w:w="0" w:type="dxa"/>
+            <w:left w:w="108" w:type="dxa"/>
+            <w:bottom w:w="0" w:type="dxa"/>
+            <w:right w:w="108" w:type="dxa"/>
+          </w:tblCellMar>
+        </w:tblPrEx>
         <w:trPr>
           <w:cantSplit/>
           <w:tblHeader/>
@@ -1543,7 +1943,7 @@
             </w:pPr>
             <w:r>
               <w:rPr>
-                <w:rFonts w:ascii="Times New Roman" w:eastAsia="Times New Roman" w:hAnsi="Times New Roman" w:cs="Times New Roman"/>
+                <w:rFonts w:ascii="Times New Roman" w:hAnsi="Times New Roman" w:eastAsia="Times New Roman" w:cs="Times New Roman"/>
                 <w:b/>
                 <w:color w:val="000000"/>
                 <w:sz w:val="24"/>
@@ -1554,9 +1954,25 @@
         </w:tc>
       </w:tr>
       <w:tr>
+        <w:tblPrEx>
+          <w:tblBorders>
+            <w:top w:val="single" w:color="808080" w:sz="4" w:space="0"/>
+            <w:left w:val="single" w:color="808080" w:sz="4" w:space="0"/>
+            <w:bottom w:val="single" w:color="808080" w:sz="4" w:space="0"/>
+            <w:right w:val="single" w:color="808080" w:sz="4" w:space="0"/>
+            <w:insideH w:val="single" w:color="808080" w:sz="4" w:space="0"/>
+            <w:insideV w:val="single" w:color="808080" w:sz="4" w:space="0"/>
+          </w:tblBorders>
+          <w:tblCellMar>
+            <w:top w:w="0" w:type="dxa"/>
+            <w:left w:w="108" w:type="dxa"/>
+            <w:bottom w:w="0" w:type="dxa"/>
+            <w:right w:w="108" w:type="dxa"/>
+          </w:tblCellMar>
+        </w:tblPrEx>
         <w:trPr>
           <w:cantSplit/>
-          <w:trHeight w:val="1417"/>
+          <w:trHeight w:val="1417" w:hRule="atLeast"/>
           <w:jc w:val="center"/>
         </w:trPr>
         <w:tc>
@@ -1625,7 +2041,7 @@
       </w:pPr>
       <w:r>
         <w:rPr>
-          <w:rFonts w:ascii="Times New Roman" w:eastAsia="Times New Roman" w:hAnsi="Times New Roman" w:cs="Times New Roman"/>
+          <w:rFonts w:ascii="Times New Roman" w:hAnsi="Times New Roman" w:eastAsia="Times New Roman" w:cs="Times New Roman"/>
           <w:b/>
           <w:color w:val="000000"/>
           <w:sz w:val="26"/>
@@ -1640,7 +2056,7 @@
       </w:pPr>
       <w:r>
         <w:rPr>
-          <w:rFonts w:ascii="Times New Roman" w:eastAsia="Times New Roman" w:hAnsi="Times New Roman" w:cs="Times New Roman"/>
+          <w:rFonts w:ascii="Times New Roman" w:hAnsi="Times New Roman" w:eastAsia="Times New Roman" w:cs="Times New Roman"/>
           <w:color w:val="000000"/>
           <w:sz w:val="26"/>
         </w:rPr>
@@ -1649,24 +2065,46 @@
     </w:p>
     <w:tbl>
       <w:tblPr>
+        <w:tblStyle w:val="9"/>
         <w:tblW w:w="0" w:type="auto"/>
         <w:jc w:val="center"/>
         <w:tblBorders>
-          <w:top w:val="single" w:sz="4" w:space="0" w:color="808080"/>
-          <w:left w:val="single" w:sz="4" w:space="0" w:color="808080"/>
-          <w:bottom w:val="single" w:sz="4" w:space="0" w:color="808080"/>
-          <w:right w:val="single" w:sz="4" w:space="0" w:color="808080"/>
-          <w:insideH w:val="single" w:sz="4" w:space="0" w:color="808080"/>
-          <w:insideV w:val="single" w:sz="4" w:space="0" w:color="808080"/>
+          <w:top w:val="single" w:color="808080" w:sz="4" w:space="0"/>
+          <w:left w:val="single" w:color="808080" w:sz="4" w:space="0"/>
+          <w:bottom w:val="single" w:color="808080" w:sz="4" w:space="0"/>
+          <w:right w:val="single" w:color="808080" w:sz="4" w:space="0"/>
+          <w:insideH w:val="single" w:color="808080" w:sz="4" w:space="0"/>
+          <w:insideV w:val="single" w:color="808080" w:sz="4" w:space="0"/>
         </w:tblBorders>
         <w:tblLayout w:type="fixed"/>
-        <w:tblLook w:val="04A0" w:firstRow="1" w:lastRow="0" w:firstColumn="1" w:lastColumn="0" w:noHBand="0" w:noVBand="1"/>
+        <w:tblCellMar>
+          <w:top w:w="0" w:type="dxa"/>
+          <w:left w:w="108" w:type="dxa"/>
+          <w:bottom w:w="0" w:type="dxa"/>
+          <w:right w:w="108" w:type="dxa"/>
+        </w:tblCellMar>
       </w:tblPr>
       <w:tblGrid>
         <w:gridCol w:w="1805"/>
         <w:gridCol w:w="7220"/>
       </w:tblGrid>
       <w:tr>
+        <w:tblPrEx>
+          <w:tblBorders>
+            <w:top w:val="single" w:color="808080" w:sz="4" w:space="0"/>
+            <w:left w:val="single" w:color="808080" w:sz="4" w:space="0"/>
+            <w:bottom w:val="single" w:color="808080" w:sz="4" w:space="0"/>
+            <w:right w:val="single" w:color="808080" w:sz="4" w:space="0"/>
+            <w:insideH w:val="single" w:color="808080" w:sz="4" w:space="0"/>
+            <w:insideV w:val="single" w:color="808080" w:sz="4" w:space="0"/>
+          </w:tblBorders>
+          <w:tblCellMar>
+            <w:top w:w="0" w:type="dxa"/>
+            <w:left w:w="108" w:type="dxa"/>
+            <w:bottom w:w="0" w:type="dxa"/>
+            <w:right w:w="108" w:type="dxa"/>
+          </w:tblCellMar>
+        </w:tblPrEx>
         <w:trPr>
           <w:cantSplit/>
           <w:tblHeader/>
@@ -1684,7 +2122,7 @@
             </w:pPr>
             <w:r>
               <w:rPr>
-                <w:rFonts w:ascii="Times New Roman" w:eastAsia="Times New Roman" w:hAnsi="Times New Roman" w:cs="Times New Roman"/>
+                <w:rFonts w:ascii="Times New Roman" w:hAnsi="Times New Roman" w:eastAsia="Times New Roman" w:cs="Times New Roman"/>
                 <w:b/>
                 <w:color w:val="000000"/>
                 <w:sz w:val="24"/>
@@ -1705,7 +2143,7 @@
             </w:pPr>
             <w:r>
               <w:rPr>
-                <w:rFonts w:ascii="Times New Roman" w:eastAsia="Times New Roman" w:hAnsi="Times New Roman" w:cs="Times New Roman"/>
+                <w:rFonts w:ascii="Times New Roman" w:hAnsi="Times New Roman" w:eastAsia="Times New Roman" w:cs="Times New Roman"/>
                 <w:b/>
                 <w:color w:val="000000"/>
                 <w:sz w:val="24"/>
@@ -1716,9 +2154,25 @@
         </w:tc>
       </w:tr>
       <w:tr>
+        <w:tblPrEx>
+          <w:tblBorders>
+            <w:top w:val="single" w:color="808080" w:sz="4" w:space="0"/>
+            <w:left w:val="single" w:color="808080" w:sz="4" w:space="0"/>
+            <w:bottom w:val="single" w:color="808080" w:sz="4" w:space="0"/>
+            <w:right w:val="single" w:color="808080" w:sz="4" w:space="0"/>
+            <w:insideH w:val="single" w:color="808080" w:sz="4" w:space="0"/>
+            <w:insideV w:val="single" w:color="808080" w:sz="4" w:space="0"/>
+          </w:tblBorders>
+          <w:tblCellMar>
+            <w:top w:w="0" w:type="dxa"/>
+            <w:left w:w="108" w:type="dxa"/>
+            <w:bottom w:w="0" w:type="dxa"/>
+            <w:right w:w="108" w:type="dxa"/>
+          </w:tblCellMar>
+        </w:tblPrEx>
         <w:trPr>
           <w:cantSplit/>
-          <w:trHeight w:val="793"/>
+          <w:trHeight w:val="793" w:hRule="atLeast"/>
           <w:jc w:val="center"/>
         </w:trPr>
         <w:tc>
@@ -1743,33 +2197,31 @@
               <w:spacing w:after="20" w:line="264" w:lineRule="auto"/>
             </w:pPr>
             <w:r>
-              <w:t>Story gộp quá nhiều chức năng: đặt hàng thanh toán</w:t>
-            </w:r>
-            <w:r>
-              <w:t xml:space="preserve"> </w:t>
-            </w:r>
-            <w:r>
-              <w:t xml:space="preserve"> theo dõi đơn và nhận khuyến mãi </w:t>
-            </w:r>
-            <w:r>
-              <w:t>p</w:t>
-            </w:r>
-            <w:r>
-              <w:t>hạm vi lớn</w:t>
-            </w:r>
-            <w:r>
-              <w:t xml:space="preserve"> </w:t>
-            </w:r>
-            <w:r>
-              <w:t xml:space="preserve"> khó hoàn thành và kiểm thử trong một Sprint</w:t>
+              <w:t>Story gộp quá nhiều chức năng: đặt hàng thanh toán  theo dõi đơn và nhận khuyến mãi phạm vi lớn  khó hoàn thành và kiểm thử trong một Sprint</w:t>
             </w:r>
           </w:p>
         </w:tc>
       </w:tr>
       <w:tr>
+        <w:tblPrEx>
+          <w:tblBorders>
+            <w:top w:val="single" w:color="808080" w:sz="4" w:space="0"/>
+            <w:left w:val="single" w:color="808080" w:sz="4" w:space="0"/>
+            <w:bottom w:val="single" w:color="808080" w:sz="4" w:space="0"/>
+            <w:right w:val="single" w:color="808080" w:sz="4" w:space="0"/>
+            <w:insideH w:val="single" w:color="808080" w:sz="4" w:space="0"/>
+            <w:insideV w:val="single" w:color="808080" w:sz="4" w:space="0"/>
+          </w:tblBorders>
+          <w:tblCellMar>
+            <w:top w:w="0" w:type="dxa"/>
+            <w:left w:w="108" w:type="dxa"/>
+            <w:bottom w:w="0" w:type="dxa"/>
+            <w:right w:w="108" w:type="dxa"/>
+          </w:tblCellMar>
+        </w:tblPrEx>
         <w:trPr>
           <w:cantSplit/>
-          <w:trHeight w:val="793"/>
+          <w:trHeight w:val="793" w:hRule="atLeast"/>
           <w:jc w:val="center"/>
         </w:trPr>
         <w:tc>
@@ -1782,7 +2234,6 @@
               <w:jc w:val="center"/>
             </w:pPr>
             <w:r>
-              <w:lastRenderedPageBreak/>
               <w:t>Independent</w:t>
             </w:r>
           </w:p>
@@ -1814,7 +2265,7 @@
       </w:pPr>
       <w:r>
         <w:rPr>
-          <w:rFonts w:ascii="Times New Roman" w:eastAsia="Times New Roman" w:hAnsi="Times New Roman" w:cs="Times New Roman"/>
+          <w:rFonts w:ascii="Times New Roman" w:hAnsi="Times New Roman" w:eastAsia="Times New Roman" w:cs="Times New Roman"/>
           <w:color w:val="000000"/>
           <w:sz w:val="26"/>
         </w:rPr>
@@ -1823,24 +2274,46 @@
     </w:p>
     <w:tbl>
       <w:tblPr>
+        <w:tblStyle w:val="9"/>
         <w:tblW w:w="0" w:type="auto"/>
         <w:jc w:val="center"/>
         <w:tblBorders>
-          <w:top w:val="single" w:sz="4" w:space="0" w:color="808080"/>
-          <w:left w:val="single" w:sz="4" w:space="0" w:color="808080"/>
-          <w:bottom w:val="single" w:sz="4" w:space="0" w:color="808080"/>
-          <w:right w:val="single" w:sz="4" w:space="0" w:color="808080"/>
-          <w:insideH w:val="single" w:sz="4" w:space="0" w:color="808080"/>
-          <w:insideV w:val="single" w:sz="4" w:space="0" w:color="808080"/>
+          <w:top w:val="single" w:color="808080" w:sz="4" w:space="0"/>
+          <w:left w:val="single" w:color="808080" w:sz="4" w:space="0"/>
+          <w:bottom w:val="single" w:color="808080" w:sz="4" w:space="0"/>
+          <w:right w:val="single" w:color="808080" w:sz="4" w:space="0"/>
+          <w:insideH w:val="single" w:color="808080" w:sz="4" w:space="0"/>
+          <w:insideV w:val="single" w:color="808080" w:sz="4" w:space="0"/>
         </w:tblBorders>
         <w:tblLayout w:type="fixed"/>
-        <w:tblLook w:val="04A0" w:firstRow="1" w:lastRow="0" w:firstColumn="1" w:lastColumn="0" w:noHBand="0" w:noVBand="1"/>
+        <w:tblCellMar>
+          <w:top w:w="0" w:type="dxa"/>
+          <w:left w:w="108" w:type="dxa"/>
+          <w:bottom w:w="0" w:type="dxa"/>
+          <w:right w:w="108" w:type="dxa"/>
+        </w:tblCellMar>
       </w:tblPr>
       <w:tblGrid>
         <w:gridCol w:w="1173"/>
         <w:gridCol w:w="7852"/>
       </w:tblGrid>
       <w:tr>
+        <w:tblPrEx>
+          <w:tblBorders>
+            <w:top w:val="single" w:color="808080" w:sz="4" w:space="0"/>
+            <w:left w:val="single" w:color="808080" w:sz="4" w:space="0"/>
+            <w:bottom w:val="single" w:color="808080" w:sz="4" w:space="0"/>
+            <w:right w:val="single" w:color="808080" w:sz="4" w:space="0"/>
+            <w:insideH w:val="single" w:color="808080" w:sz="4" w:space="0"/>
+            <w:insideV w:val="single" w:color="808080" w:sz="4" w:space="0"/>
+          </w:tblBorders>
+          <w:tblCellMar>
+            <w:top w:w="0" w:type="dxa"/>
+            <w:left w:w="108" w:type="dxa"/>
+            <w:bottom w:w="0" w:type="dxa"/>
+            <w:right w:w="108" w:type="dxa"/>
+          </w:tblCellMar>
+        </w:tblPrEx>
         <w:trPr>
           <w:cantSplit/>
           <w:tblHeader/>
@@ -1858,7 +2331,7 @@
             </w:pPr>
             <w:r>
               <w:rPr>
-                <w:rFonts w:ascii="Times New Roman" w:eastAsia="Times New Roman" w:hAnsi="Times New Roman" w:cs="Times New Roman"/>
+                <w:rFonts w:ascii="Times New Roman" w:hAnsi="Times New Roman" w:eastAsia="Times New Roman" w:cs="Times New Roman"/>
                 <w:b/>
                 <w:color w:val="000000"/>
                 <w:sz w:val="24"/>
@@ -1879,7 +2352,7 @@
             </w:pPr>
             <w:r>
               <w:rPr>
-                <w:rFonts w:ascii="Times New Roman" w:eastAsia="Times New Roman" w:hAnsi="Times New Roman" w:cs="Times New Roman"/>
+                <w:rFonts w:ascii="Times New Roman" w:hAnsi="Times New Roman" w:eastAsia="Times New Roman" w:cs="Times New Roman"/>
                 <w:b/>
                 <w:color w:val="000000"/>
                 <w:sz w:val="24"/>
@@ -1890,9 +2363,25 @@
         </w:tc>
       </w:tr>
       <w:tr>
+        <w:tblPrEx>
+          <w:tblBorders>
+            <w:top w:val="single" w:color="808080" w:sz="4" w:space="0"/>
+            <w:left w:val="single" w:color="808080" w:sz="4" w:space="0"/>
+            <w:bottom w:val="single" w:color="808080" w:sz="4" w:space="0"/>
+            <w:right w:val="single" w:color="808080" w:sz="4" w:space="0"/>
+            <w:insideH w:val="single" w:color="808080" w:sz="4" w:space="0"/>
+            <w:insideV w:val="single" w:color="808080" w:sz="4" w:space="0"/>
+          </w:tblBorders>
+          <w:tblCellMar>
+            <w:top w:w="0" w:type="dxa"/>
+            <w:left w:w="108" w:type="dxa"/>
+            <w:bottom w:w="0" w:type="dxa"/>
+            <w:right w:w="108" w:type="dxa"/>
+          </w:tblCellMar>
+        </w:tblPrEx>
         <w:trPr>
           <w:cantSplit/>
-          <w:trHeight w:val="680"/>
+          <w:trHeight w:val="680" w:hRule="atLeast"/>
           <w:jc w:val="center"/>
         </w:trPr>
         <w:tc>
@@ -1905,7 +2394,7 @@
             </w:pPr>
             <w:r>
               <w:rPr>
-                <w:rFonts w:ascii="Times New Roman" w:eastAsia="Times New Roman" w:hAnsi="Times New Roman" w:cs="Times New Roman"/>
+                <w:rFonts w:ascii="Times New Roman" w:hAnsi="Times New Roman" w:eastAsia="Times New Roman" w:cs="Times New Roman"/>
                 <w:color w:val="000000"/>
                 <w:sz w:val="24"/>
               </w:rPr>
@@ -1928,9 +2417,25 @@
         </w:tc>
       </w:tr>
       <w:tr>
+        <w:tblPrEx>
+          <w:tblBorders>
+            <w:top w:val="single" w:color="808080" w:sz="4" w:space="0"/>
+            <w:left w:val="single" w:color="808080" w:sz="4" w:space="0"/>
+            <w:bottom w:val="single" w:color="808080" w:sz="4" w:space="0"/>
+            <w:right w:val="single" w:color="808080" w:sz="4" w:space="0"/>
+            <w:insideH w:val="single" w:color="808080" w:sz="4" w:space="0"/>
+            <w:insideV w:val="single" w:color="808080" w:sz="4" w:space="0"/>
+          </w:tblBorders>
+          <w:tblCellMar>
+            <w:top w:w="0" w:type="dxa"/>
+            <w:left w:w="108" w:type="dxa"/>
+            <w:bottom w:w="0" w:type="dxa"/>
+            <w:right w:w="108" w:type="dxa"/>
+          </w:tblCellMar>
+        </w:tblPrEx>
         <w:trPr>
           <w:cantSplit/>
-          <w:trHeight w:val="680"/>
+          <w:trHeight w:val="680" w:hRule="atLeast"/>
           <w:jc w:val="center"/>
         </w:trPr>
         <w:tc>
@@ -1943,7 +2448,7 @@
             </w:pPr>
             <w:r>
               <w:rPr>
-                <w:rFonts w:ascii="Times New Roman" w:eastAsia="Times New Roman" w:hAnsi="Times New Roman" w:cs="Times New Roman"/>
+                <w:rFonts w:ascii="Times New Roman" w:hAnsi="Times New Roman" w:eastAsia="Times New Roman" w:cs="Times New Roman"/>
                 <w:color w:val="000000"/>
                 <w:sz w:val="24"/>
               </w:rPr>
@@ -1966,9 +2471,25 @@
         </w:tc>
       </w:tr>
       <w:tr>
+        <w:tblPrEx>
+          <w:tblBorders>
+            <w:top w:val="single" w:color="808080" w:sz="4" w:space="0"/>
+            <w:left w:val="single" w:color="808080" w:sz="4" w:space="0"/>
+            <w:bottom w:val="single" w:color="808080" w:sz="4" w:space="0"/>
+            <w:right w:val="single" w:color="808080" w:sz="4" w:space="0"/>
+            <w:insideH w:val="single" w:color="808080" w:sz="4" w:space="0"/>
+            <w:insideV w:val="single" w:color="808080" w:sz="4" w:space="0"/>
+          </w:tblBorders>
+          <w:tblCellMar>
+            <w:top w:w="0" w:type="dxa"/>
+            <w:left w:w="108" w:type="dxa"/>
+            <w:bottom w:w="0" w:type="dxa"/>
+            <w:right w:w="108" w:type="dxa"/>
+          </w:tblCellMar>
+        </w:tblPrEx>
         <w:trPr>
           <w:cantSplit/>
-          <w:trHeight w:val="680"/>
+          <w:trHeight w:val="680" w:hRule="atLeast"/>
           <w:jc w:val="center"/>
         </w:trPr>
         <w:tc>
@@ -1981,7 +2502,7 @@
             </w:pPr>
             <w:r>
               <w:rPr>
-                <w:rFonts w:ascii="Times New Roman" w:eastAsia="Times New Roman" w:hAnsi="Times New Roman" w:cs="Times New Roman"/>
+                <w:rFonts w:ascii="Times New Roman" w:hAnsi="Times New Roman" w:eastAsia="Times New Roman" w:cs="Times New Roman"/>
                 <w:color w:val="000000"/>
                 <w:sz w:val="24"/>
               </w:rPr>
@@ -2016,7 +2537,7 @@
       </w:pPr>
       <w:r>
         <w:rPr>
-          <w:rFonts w:ascii="Times New Roman" w:eastAsia="Times New Roman" w:hAnsi="Times New Roman" w:cs="Times New Roman"/>
+          <w:rFonts w:ascii="Times New Roman" w:hAnsi="Times New Roman" w:eastAsia="Times New Roman" w:cs="Times New Roman"/>
           <w:b/>
           <w:color w:val="000000"/>
           <w:sz w:val="26"/>
@@ -2026,18 +2547,24 @@
     </w:p>
     <w:tbl>
       <w:tblPr>
+        <w:tblStyle w:val="9"/>
         <w:tblW w:w="0" w:type="auto"/>
         <w:jc w:val="center"/>
         <w:tblBorders>
-          <w:top w:val="single" w:sz="4" w:space="0" w:color="808080"/>
-          <w:left w:val="single" w:sz="4" w:space="0" w:color="808080"/>
-          <w:bottom w:val="single" w:sz="4" w:space="0" w:color="808080"/>
-          <w:right w:val="single" w:sz="4" w:space="0" w:color="808080"/>
-          <w:insideH w:val="single" w:sz="4" w:space="0" w:color="808080"/>
-          <w:insideV w:val="single" w:sz="4" w:space="0" w:color="808080"/>
+          <w:top w:val="single" w:color="808080" w:sz="4" w:space="0"/>
+          <w:left w:val="single" w:color="808080" w:sz="4" w:space="0"/>
+          <w:bottom w:val="single" w:color="808080" w:sz="4" w:space="0"/>
+          <w:right w:val="single" w:color="808080" w:sz="4" w:space="0"/>
+          <w:insideH w:val="single" w:color="808080" w:sz="4" w:space="0"/>
+          <w:insideV w:val="single" w:color="808080" w:sz="4" w:space="0"/>
         </w:tblBorders>
         <w:tblLayout w:type="fixed"/>
-        <w:tblLook w:val="04A0" w:firstRow="1" w:lastRow="0" w:firstColumn="1" w:lastColumn="0" w:noHBand="0" w:noVBand="1"/>
+        <w:tblCellMar>
+          <w:top w:w="0" w:type="dxa"/>
+          <w:left w:w="108" w:type="dxa"/>
+          <w:bottom w:w="0" w:type="dxa"/>
+          <w:right w:w="108" w:type="dxa"/>
+        </w:tblCellMar>
       </w:tblPr>
       <w:tblGrid>
         <w:gridCol w:w="903"/>
@@ -2045,6 +2572,22 @@
         <w:gridCol w:w="6318"/>
       </w:tblGrid>
       <w:tr>
+        <w:tblPrEx>
+          <w:tblBorders>
+            <w:top w:val="single" w:color="808080" w:sz="4" w:space="0"/>
+            <w:left w:val="single" w:color="808080" w:sz="4" w:space="0"/>
+            <w:bottom w:val="single" w:color="808080" w:sz="4" w:space="0"/>
+            <w:right w:val="single" w:color="808080" w:sz="4" w:space="0"/>
+            <w:insideH w:val="single" w:color="808080" w:sz="4" w:space="0"/>
+            <w:insideV w:val="single" w:color="808080" w:sz="4" w:space="0"/>
+          </w:tblBorders>
+          <w:tblCellMar>
+            <w:top w:w="0" w:type="dxa"/>
+            <w:left w:w="108" w:type="dxa"/>
+            <w:bottom w:w="0" w:type="dxa"/>
+            <w:right w:w="108" w:type="dxa"/>
+          </w:tblCellMar>
+        </w:tblPrEx>
         <w:trPr>
           <w:cantSplit/>
           <w:tblHeader/>
@@ -2062,7 +2605,7 @@
             </w:pPr>
             <w:r>
               <w:rPr>
-                <w:rFonts w:ascii="Times New Roman" w:eastAsia="Times New Roman" w:hAnsi="Times New Roman" w:cs="Times New Roman"/>
+                <w:rFonts w:ascii="Times New Roman" w:hAnsi="Times New Roman" w:eastAsia="Times New Roman" w:cs="Times New Roman"/>
                 <w:b/>
                 <w:color w:val="000000"/>
                 <w:sz w:val="24"/>
@@ -2083,7 +2626,7 @@
             </w:pPr>
             <w:r>
               <w:rPr>
-                <w:rFonts w:ascii="Times New Roman" w:eastAsia="Times New Roman" w:hAnsi="Times New Roman" w:cs="Times New Roman"/>
+                <w:rFonts w:ascii="Times New Roman" w:hAnsi="Times New Roman" w:eastAsia="Times New Roman" w:cs="Times New Roman"/>
                 <w:b/>
                 <w:color w:val="000000"/>
                 <w:sz w:val="24"/>
@@ -2104,7 +2647,7 @@
             </w:pPr>
             <w:r>
               <w:rPr>
-                <w:rFonts w:ascii="Times New Roman" w:eastAsia="Times New Roman" w:hAnsi="Times New Roman" w:cs="Times New Roman"/>
+                <w:rFonts w:ascii="Times New Roman" w:hAnsi="Times New Roman" w:eastAsia="Times New Roman" w:cs="Times New Roman"/>
                 <w:b/>
                 <w:color w:val="000000"/>
                 <w:sz w:val="24"/>
@@ -2115,9 +2658,25 @@
         </w:tc>
       </w:tr>
       <w:tr>
+        <w:tblPrEx>
+          <w:tblBorders>
+            <w:top w:val="single" w:color="808080" w:sz="4" w:space="0"/>
+            <w:left w:val="single" w:color="808080" w:sz="4" w:space="0"/>
+            <w:bottom w:val="single" w:color="808080" w:sz="4" w:space="0"/>
+            <w:right w:val="single" w:color="808080" w:sz="4" w:space="0"/>
+            <w:insideH w:val="single" w:color="808080" w:sz="4" w:space="0"/>
+            <w:insideV w:val="single" w:color="808080" w:sz="4" w:space="0"/>
+          </w:tblBorders>
+          <w:tblCellMar>
+            <w:top w:w="0" w:type="dxa"/>
+            <w:left w:w="108" w:type="dxa"/>
+            <w:bottom w:w="0" w:type="dxa"/>
+            <w:right w:w="108" w:type="dxa"/>
+          </w:tblCellMar>
+        </w:tblPrEx>
         <w:trPr>
           <w:cantSplit/>
-          <w:trHeight w:val="567"/>
+          <w:trHeight w:val="567" w:hRule="atLeast"/>
           <w:jc w:val="center"/>
         </w:trPr>
         <w:tc>
@@ -2131,7 +2690,7 @@
             </w:pPr>
             <w:r>
               <w:rPr>
-                <w:rFonts w:ascii="Times New Roman" w:eastAsia="Times New Roman" w:hAnsi="Times New Roman" w:cs="Times New Roman"/>
+                <w:rFonts w:ascii="Times New Roman" w:hAnsi="Times New Roman" w:eastAsia="Times New Roman" w:cs="Times New Roman"/>
                 <w:color w:val="000000"/>
                 <w:sz w:val="24"/>
               </w:rPr>
@@ -2167,9 +2726,25 @@
         </w:tc>
       </w:tr>
       <w:tr>
+        <w:tblPrEx>
+          <w:tblBorders>
+            <w:top w:val="single" w:color="808080" w:sz="4" w:space="0"/>
+            <w:left w:val="single" w:color="808080" w:sz="4" w:space="0"/>
+            <w:bottom w:val="single" w:color="808080" w:sz="4" w:space="0"/>
+            <w:right w:val="single" w:color="808080" w:sz="4" w:space="0"/>
+            <w:insideH w:val="single" w:color="808080" w:sz="4" w:space="0"/>
+            <w:insideV w:val="single" w:color="808080" w:sz="4" w:space="0"/>
+          </w:tblBorders>
+          <w:tblCellMar>
+            <w:top w:w="0" w:type="dxa"/>
+            <w:left w:w="108" w:type="dxa"/>
+            <w:bottom w:w="0" w:type="dxa"/>
+            <w:right w:w="108" w:type="dxa"/>
+          </w:tblCellMar>
+        </w:tblPrEx>
         <w:trPr>
           <w:cantSplit/>
-          <w:trHeight w:val="567"/>
+          <w:trHeight w:val="567" w:hRule="atLeast"/>
           <w:jc w:val="center"/>
         </w:trPr>
         <w:tc>
@@ -2183,7 +2758,7 @@
             </w:pPr>
             <w:r>
               <w:rPr>
-                <w:rFonts w:ascii="Times New Roman" w:eastAsia="Times New Roman" w:hAnsi="Times New Roman" w:cs="Times New Roman"/>
+                <w:rFonts w:ascii="Times New Roman" w:hAnsi="Times New Roman" w:eastAsia="Times New Roman" w:cs="Times New Roman"/>
                 <w:color w:val="000000"/>
                 <w:sz w:val="24"/>
               </w:rPr>
@@ -2219,9 +2794,25 @@
         </w:tc>
       </w:tr>
       <w:tr>
+        <w:tblPrEx>
+          <w:tblBorders>
+            <w:top w:val="single" w:color="808080" w:sz="4" w:space="0"/>
+            <w:left w:val="single" w:color="808080" w:sz="4" w:space="0"/>
+            <w:bottom w:val="single" w:color="808080" w:sz="4" w:space="0"/>
+            <w:right w:val="single" w:color="808080" w:sz="4" w:space="0"/>
+            <w:insideH w:val="single" w:color="808080" w:sz="4" w:space="0"/>
+            <w:insideV w:val="single" w:color="808080" w:sz="4" w:space="0"/>
+          </w:tblBorders>
+          <w:tblCellMar>
+            <w:top w:w="0" w:type="dxa"/>
+            <w:left w:w="108" w:type="dxa"/>
+            <w:bottom w:w="0" w:type="dxa"/>
+            <w:right w:w="108" w:type="dxa"/>
+          </w:tblCellMar>
+        </w:tblPrEx>
         <w:trPr>
           <w:cantSplit/>
-          <w:trHeight w:val="567"/>
+          <w:trHeight w:val="567" w:hRule="atLeast"/>
           <w:jc w:val="center"/>
         </w:trPr>
         <w:tc>
@@ -2235,7 +2826,7 @@
             </w:pPr>
             <w:r>
               <w:rPr>
-                <w:rFonts w:ascii="Times New Roman" w:eastAsia="Times New Roman" w:hAnsi="Times New Roman" w:cs="Times New Roman"/>
+                <w:rFonts w:ascii="Times New Roman" w:hAnsi="Times New Roman" w:eastAsia="Times New Roman" w:cs="Times New Roman"/>
                 <w:color w:val="000000"/>
                 <w:sz w:val="24"/>
               </w:rPr>
@@ -2271,9 +2862,25 @@
         </w:tc>
       </w:tr>
       <w:tr>
+        <w:tblPrEx>
+          <w:tblBorders>
+            <w:top w:val="single" w:color="808080" w:sz="4" w:space="0"/>
+            <w:left w:val="single" w:color="808080" w:sz="4" w:space="0"/>
+            <w:bottom w:val="single" w:color="808080" w:sz="4" w:space="0"/>
+            <w:right w:val="single" w:color="808080" w:sz="4" w:space="0"/>
+            <w:insideH w:val="single" w:color="808080" w:sz="4" w:space="0"/>
+            <w:insideV w:val="single" w:color="808080" w:sz="4" w:space="0"/>
+          </w:tblBorders>
+          <w:tblCellMar>
+            <w:top w:w="0" w:type="dxa"/>
+            <w:left w:w="108" w:type="dxa"/>
+            <w:bottom w:w="0" w:type="dxa"/>
+            <w:right w:w="108" w:type="dxa"/>
+          </w:tblCellMar>
+        </w:tblPrEx>
         <w:trPr>
           <w:cantSplit/>
-          <w:trHeight w:val="567"/>
+          <w:trHeight w:val="567" w:hRule="atLeast"/>
           <w:jc w:val="center"/>
         </w:trPr>
         <w:tc>
@@ -2287,7 +2894,7 @@
             </w:pPr>
             <w:r>
               <w:rPr>
-                <w:rFonts w:ascii="Times New Roman" w:eastAsia="Times New Roman" w:hAnsi="Times New Roman" w:cs="Times New Roman"/>
+                <w:rFonts w:ascii="Times New Roman" w:hAnsi="Times New Roman" w:eastAsia="Times New Roman" w:cs="Times New Roman"/>
                 <w:color w:val="000000"/>
                 <w:sz w:val="24"/>
               </w:rPr>
@@ -2323,9 +2930,25 @@
         </w:tc>
       </w:tr>
       <w:tr>
+        <w:tblPrEx>
+          <w:tblBorders>
+            <w:top w:val="single" w:color="808080" w:sz="4" w:space="0"/>
+            <w:left w:val="single" w:color="808080" w:sz="4" w:space="0"/>
+            <w:bottom w:val="single" w:color="808080" w:sz="4" w:space="0"/>
+            <w:right w:val="single" w:color="808080" w:sz="4" w:space="0"/>
+            <w:insideH w:val="single" w:color="808080" w:sz="4" w:space="0"/>
+            <w:insideV w:val="single" w:color="808080" w:sz="4" w:space="0"/>
+          </w:tblBorders>
+          <w:tblCellMar>
+            <w:top w:w="0" w:type="dxa"/>
+            <w:left w:w="108" w:type="dxa"/>
+            <w:bottom w:w="0" w:type="dxa"/>
+            <w:right w:w="108" w:type="dxa"/>
+          </w:tblCellMar>
+        </w:tblPrEx>
         <w:trPr>
           <w:cantSplit/>
-          <w:trHeight w:val="567"/>
+          <w:trHeight w:val="567" w:hRule="atLeast"/>
           <w:jc w:val="center"/>
         </w:trPr>
         <w:tc>
@@ -2339,7 +2962,7 @@
             </w:pPr>
             <w:r>
               <w:rPr>
-                <w:rFonts w:ascii="Times New Roman" w:eastAsia="Times New Roman" w:hAnsi="Times New Roman" w:cs="Times New Roman"/>
+                <w:rFonts w:ascii="Times New Roman" w:hAnsi="Times New Roman" w:eastAsia="Times New Roman" w:cs="Times New Roman"/>
                 <w:color w:val="000000"/>
                 <w:sz w:val="24"/>
               </w:rPr>
@@ -2375,9 +2998,25 @@
         </w:tc>
       </w:tr>
       <w:tr>
+        <w:tblPrEx>
+          <w:tblBorders>
+            <w:top w:val="single" w:color="808080" w:sz="4" w:space="0"/>
+            <w:left w:val="single" w:color="808080" w:sz="4" w:space="0"/>
+            <w:bottom w:val="single" w:color="808080" w:sz="4" w:space="0"/>
+            <w:right w:val="single" w:color="808080" w:sz="4" w:space="0"/>
+            <w:insideH w:val="single" w:color="808080" w:sz="4" w:space="0"/>
+            <w:insideV w:val="single" w:color="808080" w:sz="4" w:space="0"/>
+          </w:tblBorders>
+          <w:tblCellMar>
+            <w:top w:w="0" w:type="dxa"/>
+            <w:left w:w="108" w:type="dxa"/>
+            <w:bottom w:w="0" w:type="dxa"/>
+            <w:right w:w="108" w:type="dxa"/>
+          </w:tblCellMar>
+        </w:tblPrEx>
         <w:trPr>
           <w:cantSplit/>
-          <w:trHeight w:val="567"/>
+          <w:trHeight w:val="567" w:hRule="atLeast"/>
           <w:jc w:val="center"/>
         </w:trPr>
         <w:tc>
@@ -2391,7 +3030,7 @@
             </w:pPr>
             <w:r>
               <w:rPr>
-                <w:rFonts w:ascii="Times New Roman" w:eastAsia="Times New Roman" w:hAnsi="Times New Roman" w:cs="Times New Roman"/>
+                <w:rFonts w:ascii="Times New Roman" w:hAnsi="Times New Roman" w:eastAsia="Times New Roman" w:cs="Times New Roman"/>
                 <w:color w:val="000000"/>
                 <w:sz w:val="24"/>
               </w:rPr>
@@ -2434,23 +3073,45 @@
     </w:p>
     <w:tbl>
       <w:tblPr>
+        <w:tblStyle w:val="9"/>
         <w:tblW w:w="0" w:type="auto"/>
         <w:jc w:val="center"/>
         <w:tblBorders>
-          <w:top w:val="single" w:sz="4" w:space="0" w:color="808080"/>
-          <w:left w:val="single" w:sz="4" w:space="0" w:color="808080"/>
-          <w:bottom w:val="single" w:sz="4" w:space="0" w:color="808080"/>
-          <w:right w:val="single" w:sz="4" w:space="0" w:color="808080"/>
-          <w:insideH w:val="single" w:sz="4" w:space="0" w:color="808080"/>
-          <w:insideV w:val="single" w:sz="4" w:space="0" w:color="808080"/>
+          <w:top w:val="single" w:color="808080" w:sz="4" w:space="0"/>
+          <w:left w:val="single" w:color="808080" w:sz="4" w:space="0"/>
+          <w:bottom w:val="single" w:color="808080" w:sz="4" w:space="0"/>
+          <w:right w:val="single" w:color="808080" w:sz="4" w:space="0"/>
+          <w:insideH w:val="single" w:color="808080" w:sz="4" w:space="0"/>
+          <w:insideV w:val="single" w:color="808080" w:sz="4" w:space="0"/>
         </w:tblBorders>
         <w:tblLayout w:type="fixed"/>
-        <w:tblLook w:val="04A0" w:firstRow="1" w:lastRow="0" w:firstColumn="1" w:lastColumn="0" w:noHBand="0" w:noVBand="1"/>
+        <w:tblCellMar>
+          <w:top w:w="0" w:type="dxa"/>
+          <w:left w:w="108" w:type="dxa"/>
+          <w:bottom w:w="0" w:type="dxa"/>
+          <w:right w:w="108" w:type="dxa"/>
+        </w:tblCellMar>
       </w:tblPr>
       <w:tblGrid>
         <w:gridCol w:w="9026"/>
       </w:tblGrid>
       <w:tr>
+        <w:tblPrEx>
+          <w:tblBorders>
+            <w:top w:val="single" w:color="808080" w:sz="4" w:space="0"/>
+            <w:left w:val="single" w:color="808080" w:sz="4" w:space="0"/>
+            <w:bottom w:val="single" w:color="808080" w:sz="4" w:space="0"/>
+            <w:right w:val="single" w:color="808080" w:sz="4" w:space="0"/>
+            <w:insideH w:val="single" w:color="808080" w:sz="4" w:space="0"/>
+            <w:insideV w:val="single" w:color="808080" w:sz="4" w:space="0"/>
+          </w:tblBorders>
+          <w:tblCellMar>
+            <w:top w:w="0" w:type="dxa"/>
+            <w:left w:w="108" w:type="dxa"/>
+            <w:bottom w:w="0" w:type="dxa"/>
+            <w:right w:w="108" w:type="dxa"/>
+          </w:tblCellMar>
+        </w:tblPrEx>
         <w:trPr>
           <w:cantSplit/>
           <w:tblHeader/>
@@ -2468,7 +3129,7 @@
             </w:pPr>
             <w:r>
               <w:rPr>
-                <w:rFonts w:ascii="Times New Roman" w:eastAsia="Times New Roman" w:hAnsi="Times New Roman" w:cs="Times New Roman"/>
+                <w:rFonts w:ascii="Times New Roman" w:hAnsi="Times New Roman" w:eastAsia="Times New Roman" w:cs="Times New Roman"/>
                 <w:b/>
                 <w:color w:val="000000"/>
                 <w:sz w:val="24"/>
@@ -2479,9 +3140,25 @@
         </w:tc>
       </w:tr>
       <w:tr>
+        <w:tblPrEx>
+          <w:tblBorders>
+            <w:top w:val="single" w:color="808080" w:sz="4" w:space="0"/>
+            <w:left w:val="single" w:color="808080" w:sz="4" w:space="0"/>
+            <w:bottom w:val="single" w:color="808080" w:sz="4" w:space="0"/>
+            <w:right w:val="single" w:color="808080" w:sz="4" w:space="0"/>
+            <w:insideH w:val="single" w:color="808080" w:sz="4" w:space="0"/>
+            <w:insideV w:val="single" w:color="808080" w:sz="4" w:space="0"/>
+          </w:tblBorders>
+          <w:tblCellMar>
+            <w:top w:w="0" w:type="dxa"/>
+            <w:left w:w="108" w:type="dxa"/>
+            <w:bottom w:w="0" w:type="dxa"/>
+            <w:right w:w="108" w:type="dxa"/>
+          </w:tblCellMar>
+        </w:tblPrEx>
         <w:trPr>
           <w:cantSplit/>
-          <w:trHeight w:val="1134"/>
+          <w:trHeight w:val="1134" w:hRule="atLeast"/>
           <w:jc w:val="center"/>
         </w:trPr>
         <w:tc>
@@ -2502,19 +3179,7 @@
               <w:rPr>
                 <w:lang w:val="en-US"/>
               </w:rPr>
-              <w:t>Không nên xếp tất cả vào Must vì Release đầu tiên chỉ có 6 tuần và ngân sách hạn chế</w:t>
-            </w:r>
-            <w:r>
-              <w:rPr>
-                <w:lang w:val="en-US"/>
-              </w:rPr>
-              <w:t xml:space="preserve"> n</w:t>
-            </w:r>
-            <w:r>
-              <w:rPr>
-                <w:lang w:val="en-US"/>
-              </w:rPr>
-              <w:t>ếu tất cả đều bắt buộc nhóm có nguy cơ không hoàn thành đúng hạn chất lượng sản phẩm giảm và chậm đưa sản phẩm đến khách hàng</w:t>
+              <w:t>Không nên xếp tất cả vào Must vì Release đầu tiên chỉ có 6 tuần và ngân sách hạn chế nếu tất cả đều bắt buộc nhóm có nguy cơ không hoàn thành đúng hạn chất lượng sản phẩm giảm và chậm đưa sản phẩm đến khách hàng</w:t>
             </w:r>
           </w:p>
           <w:p>
@@ -2557,7 +3222,7 @@
       </w:pPr>
       <w:r>
         <w:rPr>
-          <w:rFonts w:ascii="Times New Roman" w:eastAsia="Times New Roman" w:hAnsi="Times New Roman" w:cs="Times New Roman"/>
+          <w:rFonts w:ascii="Times New Roman" w:hAnsi="Times New Roman" w:eastAsia="Times New Roman" w:cs="Times New Roman"/>
           <w:b/>
           <w:color w:val="000000"/>
           <w:sz w:val="26"/>
@@ -2567,27 +3232,49 @@
     </w:p>
     <w:tbl>
       <w:tblPr>
+        <w:tblStyle w:val="9"/>
         <w:tblW w:w="0" w:type="auto"/>
         <w:jc w:val="center"/>
         <w:tblBorders>
-          <w:top w:val="single" w:sz="4" w:space="0" w:color="808080"/>
-          <w:left w:val="single" w:sz="4" w:space="0" w:color="808080"/>
-          <w:bottom w:val="single" w:sz="4" w:space="0" w:color="808080"/>
-          <w:right w:val="single" w:sz="4" w:space="0" w:color="808080"/>
-          <w:insideH w:val="single" w:sz="4" w:space="0" w:color="808080"/>
-          <w:insideV w:val="single" w:sz="4" w:space="0" w:color="808080"/>
+          <w:top w:val="single" w:color="808080" w:sz="4" w:space="0"/>
+          <w:left w:val="single" w:color="808080" w:sz="4" w:space="0"/>
+          <w:bottom w:val="single" w:color="808080" w:sz="4" w:space="0"/>
+          <w:right w:val="single" w:color="808080" w:sz="4" w:space="0"/>
+          <w:insideH w:val="single" w:color="808080" w:sz="4" w:space="0"/>
+          <w:insideV w:val="single" w:color="808080" w:sz="4" w:space="0"/>
         </w:tblBorders>
         <w:tblLayout w:type="fixed"/>
-        <w:tblLook w:val="04A0" w:firstRow="1" w:lastRow="0" w:firstColumn="1" w:lastColumn="0" w:noHBand="0" w:noVBand="1"/>
+        <w:tblCellMar>
+          <w:top w:w="0" w:type="dxa"/>
+          <w:left w:w="108" w:type="dxa"/>
+          <w:bottom w:w="0" w:type="dxa"/>
+          <w:right w:w="108" w:type="dxa"/>
+        </w:tblCellMar>
       </w:tblPr>
       <w:tblGrid>
         <w:gridCol w:w="2708"/>
         <w:gridCol w:w="6318"/>
       </w:tblGrid>
       <w:tr>
+        <w:tblPrEx>
+          <w:tblBorders>
+            <w:top w:val="single" w:color="808080" w:sz="4" w:space="0"/>
+            <w:left w:val="single" w:color="808080" w:sz="4" w:space="0"/>
+            <w:bottom w:val="single" w:color="808080" w:sz="4" w:space="0"/>
+            <w:right w:val="single" w:color="808080" w:sz="4" w:space="0"/>
+            <w:insideH w:val="single" w:color="808080" w:sz="4" w:space="0"/>
+            <w:insideV w:val="single" w:color="808080" w:sz="4" w:space="0"/>
+          </w:tblBorders>
+          <w:tblCellMar>
+            <w:top w:w="0" w:type="dxa"/>
+            <w:left w:w="108" w:type="dxa"/>
+            <w:bottom w:w="0" w:type="dxa"/>
+            <w:right w:w="108" w:type="dxa"/>
+          </w:tblCellMar>
+        </w:tblPrEx>
         <w:trPr>
           <w:cantSplit/>
-          <w:trHeight w:val="680"/>
+          <w:trHeight w:val="680" w:hRule="atLeast"/>
           <w:jc w:val="center"/>
         </w:trPr>
         <w:tc>
@@ -2600,7 +3287,7 @@
             </w:pPr>
             <w:r>
               <w:rPr>
-                <w:rFonts w:ascii="Times New Roman" w:eastAsia="Times New Roman" w:hAnsi="Times New Roman" w:cs="Times New Roman"/>
+                <w:rFonts w:ascii="Times New Roman" w:hAnsi="Times New Roman" w:eastAsia="Times New Roman" w:cs="Times New Roman"/>
                 <w:b/>
                 <w:color w:val="000000"/>
                 <w:sz w:val="24"/>
@@ -2619,19 +3306,46 @@
             </w:pPr>
             <w:r>
               <w:rPr>
-                <w:rFonts w:ascii="Times New Roman" w:eastAsia="Times New Roman" w:hAnsi="Times New Roman" w:cs="Times New Roman"/>
-                <w:color w:val="000000"/>
-                <w:sz w:val="24"/>
-              </w:rPr>
-              <w:t>..../100</w:t>
+                <w:rFonts w:hint="default" w:ascii="Times New Roman" w:hAnsi="Times New Roman" w:eastAsia="Times New Roman" w:cs="Times New Roman"/>
+                <w:color w:val="000000"/>
+                <w:sz w:val="24"/>
+                <w:lang w:val="en-US"/>
+              </w:rPr>
+              <w:t>80</w:t>
+            </w:r>
+            <w:bookmarkStart w:id="0" w:name="_GoBack"/>
+            <w:bookmarkEnd w:id="0"/>
+            <w:r>
+              <w:rPr>
+                <w:rFonts w:ascii="Times New Roman" w:hAnsi="Times New Roman" w:eastAsia="Times New Roman" w:cs="Times New Roman"/>
+                <w:color w:val="000000"/>
+                <w:sz w:val="24"/>
+              </w:rPr>
+              <w:t>/100</w:t>
             </w:r>
           </w:p>
         </w:tc>
       </w:tr>
       <w:tr>
+        <w:tblPrEx>
+          <w:tblBorders>
+            <w:top w:val="single" w:color="808080" w:sz="4" w:space="0"/>
+            <w:left w:val="single" w:color="808080" w:sz="4" w:space="0"/>
+            <w:bottom w:val="single" w:color="808080" w:sz="4" w:space="0"/>
+            <w:right w:val="single" w:color="808080" w:sz="4" w:space="0"/>
+            <w:insideH w:val="single" w:color="808080" w:sz="4" w:space="0"/>
+            <w:insideV w:val="single" w:color="808080" w:sz="4" w:space="0"/>
+          </w:tblBorders>
+          <w:tblCellMar>
+            <w:top w:w="0" w:type="dxa"/>
+            <w:left w:w="108" w:type="dxa"/>
+            <w:bottom w:w="0" w:type="dxa"/>
+            <w:right w:w="108" w:type="dxa"/>
+          </w:tblCellMar>
+        </w:tblPrEx>
         <w:trPr>
           <w:cantSplit/>
-          <w:trHeight w:val="680"/>
+          <w:trHeight w:val="680" w:hRule="atLeast"/>
           <w:jc w:val="center"/>
         </w:trPr>
         <w:tc>
@@ -2644,12 +3358,11 @@
             </w:pPr>
             <w:r>
               <w:rPr>
-                <w:rFonts w:ascii="Times New Roman" w:eastAsia="Times New Roman" w:hAnsi="Times New Roman" w:cs="Times New Roman"/>
+                <w:rFonts w:ascii="Times New Roman" w:hAnsi="Times New Roman" w:eastAsia="Times New Roman" w:cs="Times New Roman"/>
                 <w:b/>
                 <w:color w:val="000000"/>
                 <w:sz w:val="24"/>
               </w:rPr>
-              <w:lastRenderedPageBreak/>
               <w:t>Lỗi mình đã mắc và cách sửa</w:t>
             </w:r>
           </w:p>
@@ -2672,66 +3385,25 @@
       </w:pPr>
     </w:p>
     <w:sectPr>
-      <w:headerReference w:type="default" r:id="rId8"/>
+      <w:headerReference r:id="rId3" w:type="default"/>
       <w:pgSz w:w="11909" w:h="16834"/>
       <w:pgMar w:top="1440" w:right="1440" w:bottom="1440" w:left="1440" w:header="720" w:footer="720" w:gutter="0"/>
       <w:pgNumType w:start="1"/>
-      <w:cols w:space="720"/>
+      <w:cols w:space="720" w:num="1"/>
     </w:sectPr>
   </w:body>
 </w:document>
 </file>
 
-<file path=word/endnotes.xml><?xml version="1.0" encoding="utf-8"?>
-<w:endnotes xmlns:wpc="http://schemas.microsoft.com/office/word/2010/wordprocessingCanvas" xmlns:cx="http://schemas.microsoft.com/office/drawing/2014/chartex" xmlns:cx1="http://schemas.microsoft.com/office/drawing/2015/9/8/chartex" xmlns:cx2="http://schemas.microsoft.com/office/drawing/2015/10/21/chartex" xmlns:cx3="http://schemas.microsoft.com/office/drawing/2016/5/9/chartex" xmlns:cx4="http://schemas.microsoft.com/office/drawing/2016/5/10/chartex" xmlns:cx5="http://schemas.microsoft.com/office/drawing/2016/5/11/chartex" xmlns:cx6="http://schemas.microsoft.com/office/drawing/2016/5/12/chartex" xmlns:cx7="http://schemas.microsoft.com/office/drawing/2016/5/13/chartex" xmlns:cx8="http://schemas.microsoft.com/office/drawing/2016/5/14/chartex" xmlns:mc="http://schemas.openxmlformats.org/markup-compatibility/2006" xmlns:aink="http://schemas.microsoft.com/office/drawing/2016/ink" xmlns:am3d="http://schemas.microsoft.com/office/drawing/2017/model3d" xmlns:o="urn:schemas-microsoft-com:office:office" xmlns:oel="http://schemas.microsoft.com/office/2019/extlst" xmlns:r="http://schemas.openxmlformats.org/officeDocument/2006/relationships" xmlns:m="http://schemas.openxmlformats.org/officeDocument/2006/math" xmlns:v="urn:schemas-microsoft-com:vml" xmlns:wp14="http://schemas.microsoft.com/office/word/2010/wordprocessingDrawing" xmlns:wp="http://schemas.openxmlformats.org/drawingml/2006/wordprocessingDrawing" xmlns:w10="urn:schemas-microsoft-com:office:word" xmlns:w="http://schemas.openxmlformats.org/wordprocessingml/2006/main" xmlns:w14="http://schemas.microsoft.com/office/word/2010/wordml" xmlns:w15="http://schemas.microsoft.com/office/word/2012/wordml" xmlns:w16cex="http://schemas.microsoft.com/office/word/2018/wordml/cex" xmlns:w16cid="http://schemas.microsoft.com/office/word/2016/wordml/cid" xmlns:w16="http://schemas.microsoft.com/office/word/2018/wordml" xmlns:w16du="http://schemas.microsoft.com/office/word/2023/wordml/word16du" xmlns:w16sdtdh="http://schemas.microsoft.com/office/word/2020/wordml/sdtdatahash" xmlns:w16sdtfl="http://schemas.microsoft.com/office/word/2024/wordml/sdtformatlock" xmlns:w16se="http://schemas.microsoft.com/office/word/2015/wordml/symex" xmlns:wpg="http://schemas.microsoft.com/office/word/2010/wordprocessingGroup" xmlns:wpi="http://schemas.microsoft.com/office/word/2010/wordprocessingInk" xmlns:wne="http://schemas.microsoft.com/office/word/2006/wordml" xmlns:wps="http://schemas.microsoft.com/office/word/2010/wordprocessingShape" mc:Ignorable="w14 w15 w16se w16cid w16 w16cex w16sdtdh w16sdtfl w16du wp14">
-  <w:endnote w:type="separator" w:id="-1">
-    <w:p>
-      <w:r>
-        <w:separator/>
-      </w:r>
-    </w:p>
-  </w:endnote>
-  <w:endnote w:type="continuationSeparator" w:id="0">
-    <w:p>
-      <w:r>
-        <w:continuationSeparator/>
-      </w:r>
-    </w:p>
-  </w:endnote>
-</w:endnotes>
-</file>
-
-<file path=word/footnotes.xml><?xml version="1.0" encoding="utf-8"?>
-<w:footnotes xmlns:wpc="http://schemas.microsoft.com/office/word/2010/wordprocessingCanvas" xmlns:cx="http://schemas.microsoft.com/office/drawing/2014/chartex" xmlns:cx1="http://schemas.microsoft.com/office/drawing/2015/9/8/chartex" xmlns:cx2="http://schemas.microsoft.com/office/drawing/2015/10/21/chartex" xmlns:cx3="http://schemas.microsoft.com/office/drawing/2016/5/9/chartex" xmlns:cx4="http://schemas.microsoft.com/office/drawing/2016/5/10/chartex" xmlns:cx5="http://schemas.microsoft.com/office/drawing/2016/5/11/chartex" xmlns:cx6="http://schemas.microsoft.com/office/drawing/2016/5/12/chartex" xmlns:cx7="http://schemas.microsoft.com/office/drawing/2016/5/13/chartex" xmlns:cx8="http://schemas.microsoft.com/office/drawing/2016/5/14/chartex" xmlns:mc="http://schemas.openxmlformats.org/markup-compatibility/2006" xmlns:aink="http://schemas.microsoft.com/office/drawing/2016/ink" xmlns:am3d="http://schemas.microsoft.com/office/drawing/2017/model3d" xmlns:o="urn:schemas-microsoft-com:office:office" xmlns:oel="http://schemas.microsoft.com/office/2019/extlst" xmlns:r="http://schemas.openxmlformats.org/officeDocument/2006/relationships" xmlns:m="http://schemas.openxmlformats.org/officeDocument/2006/math" xmlns:v="urn:schemas-microsoft-com:vml" xmlns:wp14="http://schemas.microsoft.com/office/word/2010/wordprocessingDrawing" xmlns:wp="http://schemas.openxmlformats.org/drawingml/2006/wordprocessingDrawing" xmlns:w10="urn:schemas-microsoft-com:office:word" xmlns:w="http://schemas.openxmlformats.org/wordprocessingml/2006/main" xmlns:w14="http://schemas.microsoft.com/office/word/2010/wordml" xmlns:w15="http://schemas.microsoft.com/office/word/2012/wordml" xmlns:w16cex="http://schemas.microsoft.com/office/word/2018/wordml/cex" xmlns:w16cid="http://schemas.microsoft.com/office/word/2016/wordml/cid" xmlns:w16="http://schemas.microsoft.com/office/word/2018/wordml" xmlns:w16du="http://schemas.microsoft.com/office/word/2023/wordml/word16du" xmlns:w16sdtdh="http://schemas.microsoft.com/office/word/2020/wordml/sdtdatahash" xmlns:w16sdtfl="http://schemas.microsoft.com/office/word/2024/wordml/sdtformatlock" xmlns:w16se="http://schemas.microsoft.com/office/word/2015/wordml/symex" xmlns:wpg="http://schemas.microsoft.com/office/word/2010/wordprocessingGroup" xmlns:wpi="http://schemas.microsoft.com/office/word/2010/wordprocessingInk" xmlns:wne="http://schemas.microsoft.com/office/word/2006/wordml" xmlns:wps="http://schemas.microsoft.com/office/word/2010/wordprocessingShape" mc:Ignorable="w14 w15 w16se w16cid w16 w16cex w16sdtdh w16sdtfl w16du wp14">
-  <w:footnote w:type="separator" w:id="-1">
-    <w:p>
-      <w:r>
-        <w:separator/>
-      </w:r>
-    </w:p>
-  </w:footnote>
-  <w:footnote w:type="continuationSeparator" w:id="0">
-    <w:p>
-      <w:r>
-        <w:continuationSeparator/>
-      </w:r>
-    </w:p>
-  </w:footnote>
-</w:footnotes>
-</file>
-
 <file path=word/header1.xml><?xml version="1.0" encoding="utf-8"?>
-<w:hdr xmlns:wpc="http://schemas.microsoft.com/office/word/2010/wordprocessingCanvas" xmlns:cx="http://schemas.microsoft.com/office/drawing/2014/chartex" xmlns:cx1="http://schemas.microsoft.com/office/drawing/2015/9/8/chartex" xmlns:cx2="http://schemas.microsoft.com/office/drawing/2015/10/21/chartex" xmlns:cx3="http://schemas.microsoft.com/office/drawing/2016/5/9/chartex" xmlns:cx4="http://schemas.microsoft.com/office/drawing/2016/5/10/chartex" xmlns:cx5="http://schemas.microsoft.com/office/drawing/2016/5/11/chartex" xmlns:cx6="http://schemas.microsoft.com/office/drawing/2016/5/12/chartex" xmlns:cx7="http://schemas.microsoft.com/office/drawing/2016/5/13/chartex" xmlns:cx8="http://schemas.microsoft.com/office/drawing/2016/5/14/chartex" xmlns:mc="http://schemas.openxmlformats.org/markup-compatibility/2006" xmlns:aink="http://schemas.microsoft.com/office/drawing/2016/ink" xmlns:am3d="http://schemas.microsoft.com/office/drawing/2017/model3d" xmlns:o="urn:schemas-microsoft-com:office:office" xmlns:oel="http://schemas.microsoft.com/office/2019/extlst" xmlns:r="http://schemas.openxmlformats.org/officeDocument/2006/relationships" xmlns:m="http://schemas.openxmlformats.org/officeDocument/2006/math" xmlns:v="urn:schemas-microsoft-com:vml" xmlns:wp14="http://schemas.microsoft.com/office/word/2010/wordprocessingDrawing" xmlns:wp="http://schemas.openxmlformats.org/drawingml/2006/wordprocessingDrawing" xmlns:w10="urn:schemas-microsoft-com:office:word" xmlns:w="http://schemas.openxmlformats.org/wordprocessingml/2006/main" xmlns:w14="http://schemas.microsoft.com/office/word/2010/wordml" xmlns:w15="http://schemas.microsoft.com/office/word/2012/wordml" xmlns:w16cex="http://schemas.microsoft.com/office/word/2018/wordml/cex" xmlns:w16cid="http://schemas.microsoft.com/office/word/2016/wordml/cid" xmlns:w16="http://schemas.microsoft.com/office/word/2018/wordml" xmlns:w16du="http://schemas.microsoft.com/office/word/2023/wordml/word16du" xmlns:w16sdtdh="http://schemas.microsoft.com/office/word/2020/wordml/sdtdatahash" xmlns:w16sdtfl="http://schemas.microsoft.com/office/word/2024/wordml/sdtformatlock" xmlns:w16se="http://schemas.microsoft.com/office/word/2015/wordml/symex" xmlns:wpg="http://schemas.microsoft.com/office/word/2010/wordprocessingGroup" xmlns:wpi="http://schemas.microsoft.com/office/word/2010/wordprocessingInk" xmlns:wne="http://schemas.microsoft.com/office/word/2006/wordml" xmlns:wps="http://schemas.microsoft.com/office/word/2010/wordprocessingShape" mc:Ignorable="w14 w15 w16se w16cid w16 w16cex w16sdtdh w16sdtfl w16du wp14">
+<w:hdr xmlns:wpc="http://schemas.microsoft.com/office/word/2010/wordprocessingCanvas" xmlns:mc="http://schemas.openxmlformats.org/markup-compatibility/2006" xmlns:o="urn:schemas-microsoft-com:office:office" xmlns:r="http://schemas.openxmlformats.org/officeDocument/2006/relationships" xmlns:m="http://schemas.openxmlformats.org/officeDocument/2006/math" xmlns:v="urn:schemas-microsoft-com:vml" xmlns:wp14="http://schemas.microsoft.com/office/word/2010/wordprocessingDrawing" xmlns:wp="http://schemas.openxmlformats.org/drawingml/2006/wordprocessingDrawing" xmlns:w10="urn:schemas-microsoft-com:office:word" xmlns:w="http://schemas.openxmlformats.org/wordprocessingml/2006/main" xmlns:w14="http://schemas.microsoft.com/office/word/2010/wordml" xmlns:w15="http://schemas.microsoft.com/office/word/2012/wordml" xmlns:wpg="http://schemas.microsoft.com/office/word/2010/wordprocessingGroup" xmlns:wpi="http://schemas.microsoft.com/office/word/2010/wordprocessingInk" xmlns:wne="http://schemas.microsoft.com/office/word/2006/wordml" xmlns:wps="http://schemas.microsoft.com/office/word/2010/wordprocessingShape" xmlns:wpsCustomData="http://www.wps.cn/officeDocument/2013/wpsCustomData" mc:Ignorable="w14 w15 wp14">
   <w:p>
     <w:pPr>
       <w:jc w:val="right"/>
     </w:pPr>
     <w:r>
-      <w:rPr>
-        <w:noProof/>
-      </w:rPr>
       <w:drawing>
-        <wp:inline distT="114300" distB="114300" distL="114300" distR="114300" wp14:anchorId="7CC0BF32" wp14:editId="0973EC62">
+        <wp:inline distT="114300" distB="114300" distL="114300" distR="114300">
           <wp:extent cx="1802130" cy="631190"/>
           <wp:effectExtent l="0" t="0" r="0" b="0"/>
           <wp:docPr id="3" name="image1.jpg"/>
@@ -2774,495 +3446,378 @@
 </w:hdr>
 </file>
 
-<file path=word/numbering.xml><?xml version="1.0" encoding="utf-8"?>
-<w:numbering xmlns:wpc="http://schemas.microsoft.com/office/word/2010/wordprocessingCanvas" xmlns:cx="http://schemas.microsoft.com/office/drawing/2014/chartex" xmlns:cx1="http://schemas.microsoft.com/office/drawing/2015/9/8/chartex" xmlns:cx2="http://schemas.microsoft.com/office/drawing/2015/10/21/chartex" xmlns:cx3="http://schemas.microsoft.com/office/drawing/2016/5/9/chartex" xmlns:cx4="http://schemas.microsoft.com/office/drawing/2016/5/10/chartex" xmlns:cx5="http://schemas.microsoft.com/office/drawing/2016/5/11/chartex" xmlns:cx6="http://schemas.microsoft.com/office/drawing/2016/5/12/chartex" xmlns:cx7="http://schemas.microsoft.com/office/drawing/2016/5/13/chartex" xmlns:cx8="http://schemas.microsoft.com/office/drawing/2016/5/14/chartex" xmlns:mc="http://schemas.openxmlformats.org/markup-compatibility/2006" xmlns:aink="http://schemas.microsoft.com/office/drawing/2016/ink" xmlns:am3d="http://schemas.microsoft.com/office/drawing/2017/model3d" xmlns:o="urn:schemas-microsoft-com:office:office" xmlns:oel="http://schemas.microsoft.com/office/2019/extlst" xmlns:r="http://schemas.openxmlformats.org/officeDocument/2006/relationships" xmlns:m="http://schemas.openxmlformats.org/officeDocument/2006/math" xmlns:v="urn:schemas-microsoft-com:vml" xmlns:wp14="http://schemas.microsoft.com/office/word/2010/wordprocessingDrawing" xmlns:wp="http://schemas.openxmlformats.org/drawingml/2006/wordprocessingDrawing" xmlns:w10="urn:schemas-microsoft-com:office:word" xmlns:w="http://schemas.openxmlformats.org/wordprocessingml/2006/main" xmlns:w14="http://schemas.microsoft.com/office/word/2010/wordml" xmlns:w15="http://schemas.microsoft.com/office/word/2012/wordml" xmlns:w16cex="http://schemas.microsoft.com/office/word/2018/wordml/cex" xmlns:w16cid="http://schemas.microsoft.com/office/word/2016/wordml/cid" xmlns:w16="http://schemas.microsoft.com/office/word/2018/wordml" xmlns:w16du="http://schemas.microsoft.com/office/word/2023/wordml/word16du" xmlns:w16sdtdh="http://schemas.microsoft.com/office/word/2020/wordml/sdtdatahash" xmlns:w16sdtfl="http://schemas.microsoft.com/office/word/2024/wordml/sdtformatlock" xmlns:w16se="http://schemas.microsoft.com/office/word/2015/wordml/symex" xmlns:wpg="http://schemas.microsoft.com/office/word/2010/wordprocessingGroup" xmlns:wpi="http://schemas.microsoft.com/office/word/2010/wordprocessingInk" xmlns:wne="http://schemas.microsoft.com/office/word/2006/wordml" xmlns:wps="http://schemas.microsoft.com/office/word/2010/wordprocessingShape" mc:Ignorable="w14 w15 w16se w16cid w16 w16cex w16sdtdh w16sdtfl w16du wp14">
-  <w:abstractNum w:abstractNumId="0" w15:restartNumberingAfterBreak="0">
-    <w:nsid w:val="7E347606"/>
-    <w:multiLevelType w:val="multilevel"/>
-    <w:tmpl w:val="7E347606"/>
-    <w:lvl w:ilvl="0">
-      <w:start w:val="1"/>
-      <w:numFmt w:val="bullet"/>
-      <w:lvlText w:val="●"/>
-      <w:lvlJc w:val="left"/>
-      <w:pPr>
-        <w:ind w:left="720" w:hanging="360"/>
-      </w:pPr>
-    </w:lvl>
-    <w:lvl w:ilvl="1">
-      <w:start w:val="1"/>
-      <w:numFmt w:val="bullet"/>
-      <w:lvlText w:val="○"/>
-      <w:lvlJc w:val="left"/>
-      <w:pPr>
-        <w:ind w:left="1440" w:hanging="360"/>
-      </w:pPr>
-    </w:lvl>
-    <w:lvl w:ilvl="2">
-      <w:start w:val="1"/>
-      <w:numFmt w:val="bullet"/>
-      <w:lvlText w:val="■"/>
-      <w:lvlJc w:val="left"/>
-      <w:pPr>
-        <w:ind w:left="2160" w:hanging="360"/>
-      </w:pPr>
-    </w:lvl>
-    <w:lvl w:ilvl="3">
-      <w:start w:val="1"/>
-      <w:numFmt w:val="bullet"/>
-      <w:lvlText w:val="●"/>
-      <w:lvlJc w:val="left"/>
-      <w:pPr>
-        <w:ind w:left="2880" w:hanging="360"/>
-      </w:pPr>
-    </w:lvl>
-    <w:lvl w:ilvl="4">
-      <w:start w:val="1"/>
-      <w:numFmt w:val="bullet"/>
-      <w:lvlText w:val="○"/>
-      <w:lvlJc w:val="left"/>
-      <w:pPr>
-        <w:ind w:left="3600" w:hanging="360"/>
-      </w:pPr>
-    </w:lvl>
-    <w:lvl w:ilvl="5">
-      <w:start w:val="1"/>
-      <w:numFmt w:val="bullet"/>
-      <w:lvlText w:val="■"/>
-      <w:lvlJc w:val="left"/>
-      <w:pPr>
-        <w:ind w:left="4320" w:hanging="360"/>
-      </w:pPr>
-    </w:lvl>
-    <w:lvl w:ilvl="6">
-      <w:start w:val="1"/>
-      <w:numFmt w:val="bullet"/>
-      <w:lvlText w:val="●"/>
-      <w:lvlJc w:val="left"/>
-      <w:pPr>
-        <w:ind w:left="5040" w:hanging="360"/>
-      </w:pPr>
-    </w:lvl>
-    <w:lvl w:ilvl="7">
-      <w:start w:val="1"/>
-      <w:numFmt w:val="bullet"/>
-      <w:lvlText w:val="●"/>
-      <w:lvlJc w:val="left"/>
-      <w:pPr>
-        <w:ind w:left="5760" w:hanging="360"/>
-      </w:pPr>
-    </w:lvl>
-    <w:lvl w:ilvl="8">
-      <w:start w:val="1"/>
-      <w:numFmt w:val="bullet"/>
-      <w:lvlText w:val="●"/>
-      <w:lvlJc w:val="left"/>
-      <w:pPr>
-        <w:ind w:left="6480" w:hanging="360"/>
-      </w:pPr>
-    </w:lvl>
-  </w:abstractNum>
-  <w:num w:numId="1" w16cid:durableId="1364017226">
-    <w:abstractNumId w:val="0"/>
-  </w:num>
-</w:numbering>
-</file>
-
 <file path=word/styles.xml><?xml version="1.0" encoding="utf-8"?>
-<w:styles xmlns:mc="http://schemas.openxmlformats.org/markup-compatibility/2006" xmlns:r="http://schemas.openxmlformats.org/officeDocument/2006/relationships" xmlns:w="http://schemas.openxmlformats.org/wordprocessingml/2006/main" xmlns:w14="http://schemas.microsoft.com/office/word/2010/wordml" xmlns:w15="http://schemas.microsoft.com/office/word/2012/wordml" xmlns:w16cex="http://schemas.microsoft.com/office/word/2018/wordml/cex" xmlns:w16cid="http://schemas.microsoft.com/office/word/2016/wordml/cid" xmlns:w16="http://schemas.microsoft.com/office/word/2018/wordml" xmlns:w16du="http://schemas.microsoft.com/office/word/2023/wordml/word16du" xmlns:w16sdtdh="http://schemas.microsoft.com/office/word/2020/wordml/sdtdatahash" xmlns:w16sdtfl="http://schemas.microsoft.com/office/word/2024/wordml/sdtformatlock" xmlns:w16se="http://schemas.microsoft.com/office/word/2015/wordml/symex" mc:Ignorable="w14 w15 w16se w16cid w16 w16cex w16sdtdh w16sdtfl w16du">
+<w:styles xmlns:mc="http://schemas.openxmlformats.org/markup-compatibility/2006" xmlns:o="urn:schemas-microsoft-com:office:office" xmlns:r="http://schemas.openxmlformats.org/officeDocument/2006/relationships" xmlns:m="http://schemas.openxmlformats.org/officeDocument/2006/math" xmlns:v="urn:schemas-microsoft-com:vml" xmlns:w="http://schemas.openxmlformats.org/wordprocessingml/2006/main" xmlns:w14="http://schemas.microsoft.com/office/word/2010/wordml" xmlns:w10="urn:schemas-microsoft-com:office:word" xmlns:sl="http://schemas.openxmlformats.org/schemaLibrary/2006/main" xmlns:wpsCustomData="http://www.wps.cn/officeDocument/2013/wpsCustomData" mc:Ignorable="w14">
   <w:docDefaults>
     <w:rPrDefault>
       <w:rPr>
-        <w:rFonts w:asciiTheme="minorHAnsi" w:eastAsiaTheme="minorEastAsia" w:hAnsiTheme="minorHAnsi" w:cstheme="minorBidi"/>
-        <w:lang w:val="en-US" w:eastAsia="en-US" w:bidi="ar-SA"/>
+        <w:rFonts w:asciiTheme="minorHAnsi" w:hAnsiTheme="minorHAnsi" w:eastAsiaTheme="minorEastAsia" w:cstheme="minorBidi"/>
       </w:rPr>
     </w:rPrDefault>
     <w:pPrDefault/>
   </w:docDefaults>
-  <w:latentStyles w:defLockedState="0" w:defUIPriority="0" w:defSemiHidden="0" w:defUnhideWhenUsed="0" w:defQFormat="0" w:count="376">
-    <w:lsdException w:name="heading 7" w:semiHidden="1" w:unhideWhenUsed="1" w:qFormat="1"/>
-    <w:lsdException w:name="heading 8" w:semiHidden="1" w:unhideWhenUsed="1" w:qFormat="1"/>
-    <w:lsdException w:name="heading 9" w:semiHidden="1" w:unhideWhenUsed="1" w:qFormat="1"/>
-    <w:lsdException w:name="footnote text" w:semiHidden="1" w:uiPriority="99" w:unhideWhenUsed="1"/>
-    <w:lsdException w:name="header" w:uiPriority="99" w:unhideWhenUsed="1"/>
-    <w:lsdException w:name="footer" w:uiPriority="99" w:unhideWhenUsed="1"/>
-    <w:lsdException w:name="caption" w:semiHidden="1" w:unhideWhenUsed="1" w:qFormat="1"/>
-    <w:lsdException w:name="footnote reference" w:semiHidden="1" w:uiPriority="99" w:unhideWhenUsed="1"/>
-    <w:lsdException w:name="endnote reference" w:semiHidden="1" w:uiPriority="99" w:unhideWhenUsed="1"/>
-    <w:lsdException w:name="endnote text" w:semiHidden="1" w:uiPriority="99" w:unhideWhenUsed="1"/>
-    <w:lsdException w:name="Default Paragraph Font" w:semiHidden="1" w:uiPriority="1" w:unhideWhenUsed="1"/>
-    <w:lsdException w:name="Hyperlink" w:uiPriority="99" w:unhideWhenUsed="1"/>
-    <w:lsdException w:name="Strong" w:qFormat="1"/>
-    <w:lsdException w:name="Emphasis" w:qFormat="1"/>
-    <w:lsdException w:name="HTML Top of Form" w:semiHidden="1" w:uiPriority="99" w:unhideWhenUsed="1"/>
-    <w:lsdException w:name="HTML Bottom of Form" w:semiHidden="1" w:uiPriority="99" w:unhideWhenUsed="1"/>
-    <w:lsdException w:name="Normal Table" w:semiHidden="1" w:uiPriority="99" w:unhideWhenUsed="1"/>
-    <w:lsdException w:name="No List" w:semiHidden="1" w:uiPriority="99" w:unhideWhenUsed="1"/>
-    <w:lsdException w:name="Outline List 1" w:semiHidden="1" w:uiPriority="99" w:unhideWhenUsed="1"/>
-    <w:lsdException w:name="Outline List 2" w:semiHidden="1" w:uiPriority="99" w:unhideWhenUsed="1"/>
-    <w:lsdException w:name="Outline List 3" w:semiHidden="1" w:uiPriority="99" w:unhideWhenUsed="1"/>
-    <w:lsdException w:name="Table Simple 1" w:semiHidden="1" w:unhideWhenUsed="1"/>
-    <w:lsdException w:name="Table Simple 2" w:semiHidden="1" w:unhideWhenUsed="1"/>
-    <w:lsdException w:name="Table Simple 3" w:semiHidden="1" w:unhideWhenUsed="1"/>
-    <w:lsdException w:name="Table Classic 1" w:semiHidden="1" w:unhideWhenUsed="1"/>
-    <w:lsdException w:name="Table Classic 2" w:semiHidden="1" w:unhideWhenUsed="1"/>
-    <w:lsdException w:name="Table Classic 3" w:semiHidden="1" w:unhideWhenUsed="1"/>
-    <w:lsdException w:name="Table Classic 4" w:semiHidden="1" w:unhideWhenUsed="1"/>
-    <w:lsdException w:name="Table Colorful 1" w:semiHidden="1" w:unhideWhenUsed="1"/>
-    <w:lsdException w:name="Table Colorful 2" w:semiHidden="1" w:unhideWhenUsed="1"/>
-    <w:lsdException w:name="Table Colorful 3" w:semiHidden="1" w:unhideWhenUsed="1"/>
-    <w:lsdException w:name="Table Columns 1" w:semiHidden="1" w:unhideWhenUsed="1"/>
-    <w:lsdException w:name="Table Columns 2" w:semiHidden="1" w:unhideWhenUsed="1"/>
-    <w:lsdException w:name="Table Columns 3" w:semiHidden="1" w:unhideWhenUsed="1"/>
-    <w:lsdException w:name="Table Columns 4" w:semiHidden="1" w:unhideWhenUsed="1"/>
-    <w:lsdException w:name="Table Columns 5" w:semiHidden="1" w:unhideWhenUsed="1"/>
-    <w:lsdException w:name="Table Grid 1" w:semiHidden="1" w:unhideWhenUsed="1"/>
-    <w:lsdException w:name="Table Grid 2" w:semiHidden="1" w:unhideWhenUsed="1"/>
-    <w:lsdException w:name="Table Grid 3" w:semiHidden="1" w:unhideWhenUsed="1"/>
-    <w:lsdException w:name="Table Grid 4" w:semiHidden="1" w:unhideWhenUsed="1"/>
-    <w:lsdException w:name="Table Grid 5" w:semiHidden="1" w:unhideWhenUsed="1"/>
-    <w:lsdException w:name="Table Grid 6" w:semiHidden="1" w:unhideWhenUsed="1"/>
-    <w:lsdException w:name="Table Grid 7" w:semiHidden="1" w:unhideWhenUsed="1"/>
-    <w:lsdException w:name="Table Grid 8" w:semiHidden="1" w:unhideWhenUsed="1"/>
-    <w:lsdException w:name="Table List 1" w:semiHidden="1" w:unhideWhenUsed="1"/>
-    <w:lsdException w:name="Table List 2" w:semiHidden="1" w:unhideWhenUsed="1"/>
-    <w:lsdException w:name="Table List 3" w:semiHidden="1" w:unhideWhenUsed="1"/>
-    <w:lsdException w:name="Table List 4" w:semiHidden="1" w:unhideWhenUsed="1"/>
-    <w:lsdException w:name="Table List 5" w:semiHidden="1" w:unhideWhenUsed="1"/>
-    <w:lsdException w:name="Table List 6" w:semiHidden="1" w:unhideWhenUsed="1"/>
-    <w:lsdException w:name="Table List 7" w:semiHidden="1" w:unhideWhenUsed="1"/>
-    <w:lsdException w:name="Table List 8" w:semiHidden="1" w:unhideWhenUsed="1"/>
-    <w:lsdException w:name="Table 3D effects 1" w:semiHidden="1" w:unhideWhenUsed="1"/>
-    <w:lsdException w:name="Table 3D effects 2" w:semiHidden="1" w:unhideWhenUsed="1"/>
-    <w:lsdException w:name="Table 3D effects 3" w:semiHidden="1" w:unhideWhenUsed="1"/>
-    <w:lsdException w:name="Table Contemporary" w:semiHidden="1" w:unhideWhenUsed="1"/>
-    <w:lsdException w:name="Table Elegant" w:semiHidden="1" w:unhideWhenUsed="1"/>
-    <w:lsdException w:name="Table Professional" w:semiHidden="1" w:unhideWhenUsed="1"/>
-    <w:lsdException w:name="Table Subtle 1" w:semiHidden="1" w:unhideWhenUsed="1"/>
-    <w:lsdException w:name="Table Subtle 2" w:semiHidden="1" w:unhideWhenUsed="1"/>
-    <w:lsdException w:name="Table Web 1" w:semiHidden="1" w:unhideWhenUsed="1"/>
-    <w:lsdException w:name="Table Web 2" w:semiHidden="1" w:unhideWhenUsed="1"/>
-    <w:lsdException w:name="Table Web 3" w:semiHidden="1" w:unhideWhenUsed="1"/>
-    <w:lsdException w:name="Table Theme" w:semiHidden="1" w:unhideWhenUsed="1"/>
-    <w:lsdException w:name="Placeholder Text" w:semiHidden="1" w:uiPriority="99" w:unhideWhenUsed="1"/>
-    <w:lsdException w:name="No Spacing" w:semiHidden="1" w:uiPriority="99" w:unhideWhenUsed="1"/>
-    <w:lsdException w:name="Light Shading" w:uiPriority="60"/>
-    <w:lsdException w:name="Light List" w:uiPriority="61"/>
-    <w:lsdException w:name="Light Grid" w:uiPriority="62"/>
-    <w:lsdException w:name="Medium Shading 1" w:uiPriority="63"/>
-    <w:lsdException w:name="Medium Shading 2" w:uiPriority="64"/>
-    <w:lsdException w:name="Medium List 1" w:uiPriority="65"/>
-    <w:lsdException w:name="Medium List 2" w:uiPriority="66"/>
-    <w:lsdException w:name="Medium Grid 1" w:uiPriority="67"/>
-    <w:lsdException w:name="Medium Grid 2" w:uiPriority="68"/>
-    <w:lsdException w:name="Medium Grid 3" w:uiPriority="69"/>
-    <w:lsdException w:name="Dark List" w:uiPriority="70"/>
-    <w:lsdException w:name="Colorful Shading" w:uiPriority="71"/>
-    <w:lsdException w:name="Colorful List" w:uiPriority="72"/>
-    <w:lsdException w:name="Colorful Grid" w:uiPriority="73"/>
-    <w:lsdException w:name="Light Shading Accent 1" w:uiPriority="60"/>
-    <w:lsdException w:name="Light List Accent 1" w:uiPriority="61"/>
-    <w:lsdException w:name="Light Grid Accent 1" w:uiPriority="62"/>
-    <w:lsdException w:name="Medium Shading 1 Accent 1" w:uiPriority="63"/>
-    <w:lsdException w:name="Medium Shading 2 Accent 1" w:uiPriority="64"/>
-    <w:lsdException w:name="Medium List 1 Accent 1" w:uiPriority="65"/>
-    <w:lsdException w:name="Revision" w:semiHidden="1" w:uiPriority="99" w:unhideWhenUsed="1"/>
-    <w:lsdException w:name="List Paragraph" w:qFormat="1"/>
-    <w:lsdException w:name="Quote" w:semiHidden="1" w:uiPriority="99" w:unhideWhenUsed="1"/>
-    <w:lsdException w:name="Intense Quote" w:semiHidden="1" w:uiPriority="99" w:unhideWhenUsed="1"/>
-    <w:lsdException w:name="Medium List 2 Accent 1" w:uiPriority="66"/>
-    <w:lsdException w:name="Medium Grid 1 Accent 1" w:uiPriority="67"/>
-    <w:lsdException w:name="Medium Grid 2 Accent 1" w:uiPriority="68"/>
-    <w:lsdException w:name="Medium Grid 3 Accent 1" w:uiPriority="69"/>
-    <w:lsdException w:name="Dark List Accent 1" w:uiPriority="70"/>
-    <w:lsdException w:name="Colorful Shading Accent 1" w:uiPriority="71"/>
-    <w:lsdException w:name="Colorful List Accent 1" w:uiPriority="72"/>
-    <w:lsdException w:name="Colorful Grid Accent 1" w:uiPriority="73"/>
-    <w:lsdException w:name="Light Shading Accent 2" w:uiPriority="60"/>
-    <w:lsdException w:name="Light List Accent 2" w:uiPriority="61"/>
-    <w:lsdException w:name="Light Grid Accent 2" w:uiPriority="62"/>
-    <w:lsdException w:name="Medium Shading 1 Accent 2" w:uiPriority="63"/>
-    <w:lsdException w:name="Medium Shading 2 Accent 2" w:uiPriority="64"/>
-    <w:lsdException w:name="Medium List 1 Accent 2" w:uiPriority="65"/>
-    <w:lsdException w:name="Medium List 2 Accent 2" w:uiPriority="66"/>
-    <w:lsdException w:name="Medium Grid 1 Accent 2" w:uiPriority="67"/>
-    <w:lsdException w:name="Medium Grid 2 Accent 2" w:uiPriority="68"/>
-    <w:lsdException w:name="Medium Grid 3 Accent 2" w:uiPriority="69"/>
-    <w:lsdException w:name="Dark List Accent 2" w:uiPriority="70"/>
-    <w:lsdException w:name="Colorful Shading Accent 2" w:uiPriority="71"/>
-    <w:lsdException w:name="Colorful List Accent 2" w:uiPriority="72"/>
-    <w:lsdException w:name="Colorful Grid Accent 2" w:uiPriority="73"/>
-    <w:lsdException w:name="Light Shading Accent 3" w:uiPriority="60"/>
-    <w:lsdException w:name="Light List Accent 3" w:uiPriority="61"/>
-    <w:lsdException w:name="Light Grid Accent 3" w:uiPriority="62"/>
-    <w:lsdException w:name="Medium Shading 1 Accent 3" w:uiPriority="63"/>
-    <w:lsdException w:name="Medium Shading 2 Accent 3" w:uiPriority="64"/>
-    <w:lsdException w:name="Medium List 1 Accent 3" w:uiPriority="65"/>
-    <w:lsdException w:name="Medium List 2 Accent 3" w:uiPriority="66"/>
-    <w:lsdException w:name="Medium Grid 1 Accent 3" w:uiPriority="67"/>
-    <w:lsdException w:name="Medium Grid 2 Accent 3" w:uiPriority="68"/>
-    <w:lsdException w:name="Medium Grid 3 Accent 3" w:uiPriority="69"/>
-    <w:lsdException w:name="Dark List Accent 3" w:uiPriority="70"/>
-    <w:lsdException w:name="Colorful Shading Accent 3" w:uiPriority="71"/>
-    <w:lsdException w:name="Colorful List Accent 3" w:uiPriority="72"/>
-    <w:lsdException w:name="Colorful Grid Accent 3" w:uiPriority="73"/>
-    <w:lsdException w:name="Light Shading Accent 4" w:uiPriority="60"/>
-    <w:lsdException w:name="Light List Accent 4" w:uiPriority="61"/>
-    <w:lsdException w:name="Light Grid Accent 4" w:uiPriority="62"/>
-    <w:lsdException w:name="Medium Shading 1 Accent 4" w:uiPriority="63"/>
-    <w:lsdException w:name="Medium Shading 2 Accent 4" w:uiPriority="64"/>
-    <w:lsdException w:name="Medium List 1 Accent 4" w:uiPriority="65"/>
-    <w:lsdException w:name="Medium List 2 Accent 4" w:uiPriority="66"/>
-    <w:lsdException w:name="Medium Grid 1 Accent 4" w:uiPriority="67"/>
-    <w:lsdException w:name="Medium Grid 2 Accent 4" w:uiPriority="68"/>
-    <w:lsdException w:name="Medium Grid 3 Accent 4" w:uiPriority="69"/>
-    <w:lsdException w:name="Dark List Accent 4" w:uiPriority="70"/>
-    <w:lsdException w:name="Colorful Shading Accent 4" w:uiPriority="71"/>
-    <w:lsdException w:name="Colorful List Accent 4" w:uiPriority="72"/>
-    <w:lsdException w:name="Colorful Grid Accent 4" w:uiPriority="73"/>
-    <w:lsdException w:name="Light Shading Accent 5" w:uiPriority="60"/>
-    <w:lsdException w:name="Light List Accent 5" w:uiPriority="61"/>
-    <w:lsdException w:name="Light Grid Accent 5" w:uiPriority="62"/>
-    <w:lsdException w:name="Medium Shading 1 Accent 5" w:uiPriority="63"/>
-    <w:lsdException w:name="Medium Shading 2 Accent 5" w:uiPriority="64"/>
-    <w:lsdException w:name="Medium List 1 Accent 5" w:uiPriority="65"/>
-    <w:lsdException w:name="Medium List 2 Accent 5" w:uiPriority="66"/>
-    <w:lsdException w:name="Medium Grid 1 Accent 5" w:uiPriority="67"/>
-    <w:lsdException w:name="Medium Grid 2 Accent 5" w:uiPriority="68"/>
-    <w:lsdException w:name="Medium Grid 3 Accent 5" w:uiPriority="69"/>
-    <w:lsdException w:name="Dark List Accent 5" w:uiPriority="70"/>
-    <w:lsdException w:name="Colorful Shading Accent 5" w:uiPriority="71"/>
-    <w:lsdException w:name="Colorful List Accent 5" w:uiPriority="72"/>
-    <w:lsdException w:name="Colorful Grid Accent 5" w:uiPriority="73"/>
-    <w:lsdException w:name="Light Shading Accent 6" w:uiPriority="60"/>
-    <w:lsdException w:name="Light List Accent 6" w:uiPriority="61"/>
-    <w:lsdException w:name="Light Grid Accent 6" w:uiPriority="62"/>
-    <w:lsdException w:name="Medium Shading 1 Accent 6" w:uiPriority="63"/>
-    <w:lsdException w:name="Medium Shading 2 Accent 6" w:uiPriority="64"/>
-    <w:lsdException w:name="Medium List 1 Accent 6" w:uiPriority="65"/>
-    <w:lsdException w:name="Medium List 2 Accent 6" w:uiPriority="66"/>
-    <w:lsdException w:name="Medium Grid 1 Accent 6" w:uiPriority="67"/>
-    <w:lsdException w:name="Medium Grid 2 Accent 6" w:uiPriority="68"/>
-    <w:lsdException w:name="Medium Grid 3 Accent 6" w:uiPriority="69"/>
-    <w:lsdException w:name="Dark List Accent 6" w:uiPriority="70"/>
-    <w:lsdException w:name="Colorful Shading Accent 6" w:uiPriority="71"/>
-    <w:lsdException w:name="Colorful List Accent 6" w:uiPriority="72"/>
-    <w:lsdException w:name="Colorful Grid Accent 6" w:uiPriority="73"/>
-    <w:lsdException w:name="Subtle Emphasis" w:uiPriority="19" w:qFormat="1"/>
-    <w:lsdException w:name="Intense Emphasis" w:uiPriority="21" w:qFormat="1"/>
-    <w:lsdException w:name="Subtle Reference" w:uiPriority="31" w:qFormat="1"/>
-    <w:lsdException w:name="Intense Reference" w:uiPriority="32" w:qFormat="1"/>
-    <w:lsdException w:name="Book Title" w:uiPriority="33" w:qFormat="1"/>
-    <w:lsdException w:name="Bibliography" w:semiHidden="1" w:uiPriority="37" w:unhideWhenUsed="1"/>
-    <w:lsdException w:name="TOC Heading" w:semiHidden="1" w:uiPriority="39" w:unhideWhenUsed="1" w:qFormat="1"/>
-    <w:lsdException w:name="Plain Table 1" w:uiPriority="41"/>
-    <w:lsdException w:name="Plain Table 2" w:uiPriority="42"/>
-    <w:lsdException w:name="Plain Table 3" w:uiPriority="43"/>
-    <w:lsdException w:name="Plain Table 4" w:uiPriority="44"/>
-    <w:lsdException w:name="Plain Table 5" w:uiPriority="45"/>
-    <w:lsdException w:name="Grid Table Light" w:uiPriority="40"/>
-    <w:lsdException w:name="Grid Table 1 Light" w:uiPriority="46"/>
-    <w:lsdException w:name="Grid Table 2" w:uiPriority="47"/>
-    <w:lsdException w:name="Grid Table 3" w:uiPriority="48"/>
-    <w:lsdException w:name="Grid Table 4" w:uiPriority="49"/>
-    <w:lsdException w:name="Grid Table 5 Dark" w:uiPriority="50"/>
-    <w:lsdException w:name="Grid Table 6 Colorful" w:uiPriority="51"/>
-    <w:lsdException w:name="Grid Table 7 Colorful" w:uiPriority="52"/>
-    <w:lsdException w:name="Grid Table 1 Light Accent 1" w:uiPriority="46"/>
-    <w:lsdException w:name="Grid Table 2 Accent 1" w:uiPriority="47"/>
-    <w:lsdException w:name="Grid Table 3 Accent 1" w:uiPriority="48"/>
-    <w:lsdException w:name="Grid Table 4 Accent 1" w:uiPriority="49"/>
-    <w:lsdException w:name="Grid Table 5 Dark Accent 1" w:uiPriority="50"/>
-    <w:lsdException w:name="Grid Table 6 Colorful Accent 1" w:uiPriority="51"/>
-    <w:lsdException w:name="Grid Table 7 Colorful Accent 1" w:uiPriority="52"/>
-    <w:lsdException w:name="Grid Table 1 Light Accent 2" w:uiPriority="46"/>
-    <w:lsdException w:name="Grid Table 2 Accent 2" w:uiPriority="47"/>
-    <w:lsdException w:name="Grid Table 3 Accent 2" w:uiPriority="48"/>
-    <w:lsdException w:name="Grid Table 4 Accent 2" w:uiPriority="49"/>
-    <w:lsdException w:name="Grid Table 5 Dark Accent 2" w:uiPriority="50"/>
-    <w:lsdException w:name="Grid Table 6 Colorful Accent 2" w:uiPriority="51"/>
-    <w:lsdException w:name="Grid Table 7 Colorful Accent 2" w:uiPriority="52"/>
-    <w:lsdException w:name="Grid Table 1 Light Accent 3" w:uiPriority="46"/>
-    <w:lsdException w:name="Grid Table 2 Accent 3" w:uiPriority="47"/>
-    <w:lsdException w:name="Grid Table 3 Accent 3" w:uiPriority="48"/>
-    <w:lsdException w:name="Grid Table 4 Accent 3" w:uiPriority="49"/>
-    <w:lsdException w:name="Grid Table 5 Dark Accent 3" w:uiPriority="50"/>
-    <w:lsdException w:name="Grid Table 6 Colorful Accent 3" w:uiPriority="51"/>
-    <w:lsdException w:name="Grid Table 7 Colorful Accent 3" w:uiPriority="52"/>
-    <w:lsdException w:name="Grid Table 1 Light Accent 4" w:uiPriority="46"/>
-    <w:lsdException w:name="Grid Table 2 Accent 4" w:uiPriority="47"/>
-    <w:lsdException w:name="Grid Table 3 Accent 4" w:uiPriority="48"/>
-    <w:lsdException w:name="Grid Table 4 Accent 4" w:uiPriority="49"/>
-    <w:lsdException w:name="Grid Table 5 Dark Accent 4" w:uiPriority="50"/>
-    <w:lsdException w:name="Grid Table 6 Colorful Accent 4" w:uiPriority="51"/>
-    <w:lsdException w:name="Grid Table 7 Colorful Accent 4" w:uiPriority="52"/>
-    <w:lsdException w:name="Grid Table 1 Light Accent 5" w:uiPriority="46"/>
-    <w:lsdException w:name="Grid Table 2 Accent 5" w:uiPriority="47"/>
-    <w:lsdException w:name="Grid Table 3 Accent 5" w:uiPriority="48"/>
-    <w:lsdException w:name="Grid Table 4 Accent 5" w:uiPriority="49"/>
-    <w:lsdException w:name="Grid Table 5 Dark Accent 5" w:uiPriority="50"/>
-    <w:lsdException w:name="Grid Table 6 Colorful Accent 5" w:uiPriority="51"/>
-    <w:lsdException w:name="Grid Table 7 Colorful Accent 5" w:uiPriority="52"/>
-    <w:lsdException w:name="Grid Table 1 Light Accent 6" w:uiPriority="46"/>
-    <w:lsdException w:name="Grid Table 2 Accent 6" w:uiPriority="47"/>
-    <w:lsdException w:name="Grid Table 3 Accent 6" w:uiPriority="48"/>
-    <w:lsdException w:name="Grid Table 4 Accent 6" w:uiPriority="49"/>
-    <w:lsdException w:name="Grid Table 5 Dark Accent 6" w:uiPriority="50"/>
-    <w:lsdException w:name="Grid Table 6 Colorful Accent 6" w:uiPriority="51"/>
-    <w:lsdException w:name="Grid Table 7 Colorful Accent 6" w:uiPriority="52"/>
-    <w:lsdException w:name="List Table 1 Light" w:uiPriority="46"/>
-    <w:lsdException w:name="List Table 2" w:uiPriority="47"/>
-    <w:lsdException w:name="List Table 3" w:uiPriority="48"/>
-    <w:lsdException w:name="List Table 4" w:uiPriority="49"/>
-    <w:lsdException w:name="List Table 5 Dark" w:uiPriority="50"/>
-    <w:lsdException w:name="List Table 6 Colorful" w:uiPriority="51"/>
-    <w:lsdException w:name="List Table 7 Colorful" w:uiPriority="52"/>
-    <w:lsdException w:name="List Table 1 Light Accent 1" w:uiPriority="46"/>
-    <w:lsdException w:name="List Table 2 Accent 1" w:uiPriority="47"/>
-    <w:lsdException w:name="List Table 3 Accent 1" w:uiPriority="48"/>
-    <w:lsdException w:name="List Table 4 Accent 1" w:uiPriority="49"/>
-    <w:lsdException w:name="List Table 5 Dark Accent 1" w:uiPriority="50"/>
-    <w:lsdException w:name="List Table 6 Colorful Accent 1" w:uiPriority="51"/>
-    <w:lsdException w:name="List Table 7 Colorful Accent 1" w:uiPriority="52"/>
-    <w:lsdException w:name="List Table 1 Light Accent 2" w:uiPriority="46"/>
-    <w:lsdException w:name="List Table 2 Accent 2" w:uiPriority="47"/>
-    <w:lsdException w:name="List Table 3 Accent 2" w:uiPriority="48"/>
-    <w:lsdException w:name="List Table 4 Accent 2" w:uiPriority="49"/>
-    <w:lsdException w:name="List Table 5 Dark Accent 2" w:uiPriority="50"/>
-    <w:lsdException w:name="List Table 6 Colorful Accent 2" w:uiPriority="51"/>
-    <w:lsdException w:name="List Table 7 Colorful Accent 2" w:uiPriority="52"/>
-    <w:lsdException w:name="List Table 1 Light Accent 3" w:uiPriority="46"/>
-    <w:lsdException w:name="List Table 2 Accent 3" w:uiPriority="47"/>
-    <w:lsdException w:name="List Table 3 Accent 3" w:uiPriority="48"/>
-    <w:lsdException w:name="List Table 4 Accent 3" w:uiPriority="49"/>
-    <w:lsdException w:name="List Table 5 Dark Accent 3" w:uiPriority="50"/>
-    <w:lsdException w:name="List Table 6 Colorful Accent 3" w:uiPriority="51"/>
-    <w:lsdException w:name="List Table 7 Colorful Accent 3" w:uiPriority="52"/>
-    <w:lsdException w:name="List Table 1 Light Accent 4" w:uiPriority="46"/>
-    <w:lsdException w:name="List Table 2 Accent 4" w:uiPriority="47"/>
-    <w:lsdException w:name="List Table 3 Accent 4" w:uiPriority="48"/>
-    <w:lsdException w:name="List Table 4 Accent 4" w:uiPriority="49"/>
-    <w:lsdException w:name="List Table 5 Dark Accent 4" w:uiPriority="50"/>
-    <w:lsdException w:name="List Table 6 Colorful Accent 4" w:uiPriority="51"/>
-    <w:lsdException w:name="List Table 7 Colorful Accent 4" w:uiPriority="52"/>
-    <w:lsdException w:name="List Table 1 Light Accent 5" w:uiPriority="46"/>
-    <w:lsdException w:name="List Table 2 Accent 5" w:uiPriority="47"/>
-    <w:lsdException w:name="List Table 3 Accent 5" w:uiPriority="48"/>
-    <w:lsdException w:name="List Table 4 Accent 5" w:uiPriority="49"/>
-    <w:lsdException w:name="List Table 5 Dark Accent 5" w:uiPriority="50"/>
-    <w:lsdException w:name="List Table 6 Colorful Accent 5" w:uiPriority="51"/>
-    <w:lsdException w:name="List Table 7 Colorful Accent 5" w:uiPriority="52"/>
-    <w:lsdException w:name="List Table 1 Light Accent 6" w:uiPriority="46"/>
-    <w:lsdException w:name="List Table 2 Accent 6" w:uiPriority="47"/>
-    <w:lsdException w:name="List Table 3 Accent 6" w:uiPriority="48"/>
-    <w:lsdException w:name="List Table 4 Accent 6" w:uiPriority="49"/>
-    <w:lsdException w:name="List Table 5 Dark Accent 6" w:uiPriority="50"/>
-    <w:lsdException w:name="List Table 6 Colorful Accent 6" w:uiPriority="51"/>
-    <w:lsdException w:name="List Table 7 Colorful Accent 6" w:uiPriority="52"/>
-    <w:lsdException w:name="Mention" w:semiHidden="1" w:uiPriority="99" w:unhideWhenUsed="1"/>
-    <w:lsdException w:name="Smart Hyperlink" w:semiHidden="1" w:uiPriority="99" w:unhideWhenUsed="1"/>
-    <w:lsdException w:name="Hashtag" w:semiHidden="1" w:uiPriority="99" w:unhideWhenUsed="1"/>
-    <w:lsdException w:name="Unresolved Mention" w:semiHidden="1" w:uiPriority="99" w:unhideWhenUsed="1"/>
-    <w:lsdException w:name="Smart Link" w:semiHidden="1" w:uiPriority="99" w:unhideWhenUsed="1"/>
+  <w:latentStyles w:count="260" w:defQFormat="0" w:defUnhideWhenUsed="1" w:defSemiHidden="1" w:defUIPriority="99" w:defLockedState="0">
+    <w:lsdException w:qFormat="1" w:unhideWhenUsed="0" w:uiPriority="0" w:semiHidden="0" w:name="Normal"/>
+    <w:lsdException w:qFormat="1" w:unhideWhenUsed="0" w:uiPriority="0" w:semiHidden="0" w:name="heading 1"/>
+    <w:lsdException w:qFormat="1" w:unhideWhenUsed="0" w:uiPriority="0" w:semiHidden="0" w:name="heading 2"/>
+    <w:lsdException w:qFormat="1" w:unhideWhenUsed="0" w:uiPriority="0" w:semiHidden="0" w:name="heading 3"/>
+    <w:lsdException w:unhideWhenUsed="0" w:uiPriority="0" w:semiHidden="0" w:name="heading 4"/>
+    <w:lsdException w:unhideWhenUsed="0" w:uiPriority="0" w:semiHidden="0" w:name="heading 5"/>
+    <w:lsdException w:qFormat="1" w:unhideWhenUsed="0" w:uiPriority="0" w:semiHidden="0" w:name="heading 6"/>
+    <w:lsdException w:qFormat="1" w:uiPriority="0" w:name="heading 7"/>
+    <w:lsdException w:qFormat="1" w:uiPriority="0" w:name="heading 8"/>
+    <w:lsdException w:qFormat="1" w:uiPriority="0" w:name="heading 9"/>
+    <w:lsdException w:unhideWhenUsed="0" w:uiPriority="0" w:semiHidden="0" w:name="index 1"/>
+    <w:lsdException w:unhideWhenUsed="0" w:uiPriority="0" w:semiHidden="0" w:name="index 2"/>
+    <w:lsdException w:unhideWhenUsed="0" w:uiPriority="0" w:semiHidden="0" w:name="index 3"/>
+    <w:lsdException w:unhideWhenUsed="0" w:uiPriority="0" w:semiHidden="0" w:name="index 4"/>
+    <w:lsdException w:unhideWhenUsed="0" w:uiPriority="0" w:semiHidden="0" w:name="index 5"/>
+    <w:lsdException w:unhideWhenUsed="0" w:uiPriority="0" w:semiHidden="0" w:name="index 6"/>
+    <w:lsdException w:unhideWhenUsed="0" w:uiPriority="0" w:semiHidden="0" w:name="index 7"/>
+    <w:lsdException w:unhideWhenUsed="0" w:uiPriority="0" w:semiHidden="0" w:name="index 8"/>
+    <w:lsdException w:unhideWhenUsed="0" w:uiPriority="0" w:semiHidden="0" w:name="index 9"/>
+    <w:lsdException w:unhideWhenUsed="0" w:uiPriority="0" w:semiHidden="0" w:name="toc 1"/>
+    <w:lsdException w:unhideWhenUsed="0" w:uiPriority="0" w:semiHidden="0" w:name="toc 2"/>
+    <w:lsdException w:unhideWhenUsed="0" w:uiPriority="0" w:semiHidden="0" w:name="toc 3"/>
+    <w:lsdException w:unhideWhenUsed="0" w:uiPriority="0" w:semiHidden="0" w:name="toc 4"/>
+    <w:lsdException w:unhideWhenUsed="0" w:uiPriority="0" w:semiHidden="0" w:name="toc 5"/>
+    <w:lsdException w:unhideWhenUsed="0" w:uiPriority="0" w:semiHidden="0" w:name="toc 6"/>
+    <w:lsdException w:unhideWhenUsed="0" w:uiPriority="0" w:semiHidden="0" w:name="toc 7"/>
+    <w:lsdException w:unhideWhenUsed="0" w:uiPriority="0" w:semiHidden="0" w:name="toc 8"/>
+    <w:lsdException w:unhideWhenUsed="0" w:uiPriority="0" w:semiHidden="0" w:name="toc 9"/>
+    <w:lsdException w:unhideWhenUsed="0" w:uiPriority="0" w:semiHidden="0" w:name="Normal Indent"/>
+    <w:lsdException w:qFormat="1" w:uiPriority="99" w:name="footnote text"/>
+    <w:lsdException w:unhideWhenUsed="0" w:uiPriority="0" w:semiHidden="0" w:name="annotation text"/>
+    <w:lsdException w:qFormat="1" w:uiPriority="99" w:semiHidden="0" w:name="header"/>
+    <w:lsdException w:qFormat="1" w:uiPriority="99" w:semiHidden="0" w:name="footer"/>
+    <w:lsdException w:unhideWhenUsed="0" w:uiPriority="0" w:semiHidden="0" w:name="index heading"/>
+    <w:lsdException w:qFormat="1" w:uiPriority="0" w:name="caption"/>
+    <w:lsdException w:unhideWhenUsed="0" w:uiPriority="0" w:semiHidden="0" w:name="table of figures"/>
+    <w:lsdException w:unhideWhenUsed="0" w:uiPriority="0" w:semiHidden="0" w:name="envelope address"/>
+    <w:lsdException w:unhideWhenUsed="0" w:uiPriority="0" w:semiHidden="0" w:name="envelope return"/>
+    <w:lsdException w:qFormat="1" w:uiPriority="99" w:name="footnote reference"/>
+    <w:lsdException w:unhideWhenUsed="0" w:uiPriority="0" w:semiHidden="0" w:name="annotation reference"/>
+    <w:lsdException w:unhideWhenUsed="0" w:uiPriority="0" w:semiHidden="0" w:name="line number"/>
+    <w:lsdException w:unhideWhenUsed="0" w:uiPriority="0" w:semiHidden="0" w:name="page number"/>
+    <w:lsdException w:uiPriority="99" w:name="endnote reference"/>
+    <w:lsdException w:uiPriority="99" w:name="endnote text"/>
+    <w:lsdException w:unhideWhenUsed="0" w:uiPriority="0" w:semiHidden="0" w:name="table of authorities"/>
+    <w:lsdException w:unhideWhenUsed="0" w:uiPriority="0" w:semiHidden="0" w:name="macro"/>
+    <w:lsdException w:unhideWhenUsed="0" w:uiPriority="0" w:semiHidden="0" w:name="toa heading"/>
+    <w:lsdException w:unhideWhenUsed="0" w:uiPriority="0" w:semiHidden="0" w:name="List"/>
+    <w:lsdException w:unhideWhenUsed="0" w:uiPriority="0" w:semiHidden="0" w:name="List Bullet"/>
+    <w:lsdException w:unhideWhenUsed="0" w:uiPriority="0" w:semiHidden="0" w:name="List Number"/>
+    <w:lsdException w:unhideWhenUsed="0" w:uiPriority="0" w:semiHidden="0" w:name="List 2"/>
+    <w:lsdException w:unhideWhenUsed="0" w:uiPriority="0" w:semiHidden="0" w:name="List 3"/>
+    <w:lsdException w:unhideWhenUsed="0" w:uiPriority="0" w:semiHidden="0" w:name="List 4"/>
+    <w:lsdException w:unhideWhenUsed="0" w:uiPriority="0" w:semiHidden="0" w:name="List 5"/>
+    <w:lsdException w:unhideWhenUsed="0" w:uiPriority="0" w:semiHidden="0" w:name="List Bullet 2"/>
+    <w:lsdException w:unhideWhenUsed="0" w:uiPriority="0" w:semiHidden="0" w:name="List Bullet 3"/>
+    <w:lsdException w:unhideWhenUsed="0" w:uiPriority="0" w:semiHidden="0" w:name="List Bullet 4"/>
+    <w:lsdException w:unhideWhenUsed="0" w:uiPriority="0" w:semiHidden="0" w:name="List Bullet 5"/>
+    <w:lsdException w:unhideWhenUsed="0" w:uiPriority="0" w:semiHidden="0" w:name="List Number 2"/>
+    <w:lsdException w:unhideWhenUsed="0" w:uiPriority="0" w:semiHidden="0" w:name="List Number 3"/>
+    <w:lsdException w:unhideWhenUsed="0" w:uiPriority="0" w:semiHidden="0" w:name="List Number 4"/>
+    <w:lsdException w:unhideWhenUsed="0" w:uiPriority="0" w:semiHidden="0" w:name="List Number 5"/>
+    <w:lsdException w:unhideWhenUsed="0" w:uiPriority="0" w:semiHidden="0" w:name="Title"/>
+    <w:lsdException w:unhideWhenUsed="0" w:uiPriority="0" w:semiHidden="0" w:name="Closing"/>
+    <w:lsdException w:unhideWhenUsed="0" w:uiPriority="0" w:semiHidden="0" w:name="Signature"/>
+    <w:lsdException w:qFormat="1" w:uiPriority="1" w:semiHidden="0" w:name="Default Paragraph Font"/>
+    <w:lsdException w:unhideWhenUsed="0" w:uiPriority="0" w:semiHidden="0" w:name="Body Text"/>
+    <w:lsdException w:unhideWhenUsed="0" w:uiPriority="0" w:semiHidden="0" w:name="Body Text Indent"/>
+    <w:lsdException w:unhideWhenUsed="0" w:uiPriority="0" w:semiHidden="0" w:name="List Continue"/>
+    <w:lsdException w:unhideWhenUsed="0" w:uiPriority="0" w:semiHidden="0" w:name="List Continue 2"/>
+    <w:lsdException w:unhideWhenUsed="0" w:uiPriority="0" w:semiHidden="0" w:name="List Continue 3"/>
+    <w:lsdException w:unhideWhenUsed="0" w:uiPriority="0" w:semiHidden="0" w:name="List Continue 4"/>
+    <w:lsdException w:unhideWhenUsed="0" w:uiPriority="0" w:semiHidden="0" w:name="List Continue 5"/>
+    <w:lsdException w:unhideWhenUsed="0" w:uiPriority="0" w:semiHidden="0" w:name="Message Header"/>
+    <w:lsdException w:unhideWhenUsed="0" w:uiPriority="0" w:semiHidden="0" w:name="Subtitle"/>
+    <w:lsdException w:unhideWhenUsed="0" w:uiPriority="0" w:semiHidden="0" w:name="Salutation"/>
+    <w:lsdException w:unhideWhenUsed="0" w:uiPriority="0" w:semiHidden="0" w:name="Date"/>
+    <w:lsdException w:unhideWhenUsed="0" w:uiPriority="0" w:semiHidden="0" w:name="Body Text First Indent"/>
+    <w:lsdException w:unhideWhenUsed="0" w:uiPriority="0" w:semiHidden="0" w:name="Body Text First Indent 2"/>
+    <w:lsdException w:unhideWhenUsed="0" w:uiPriority="0" w:semiHidden="0" w:name="Note Heading"/>
+    <w:lsdException w:unhideWhenUsed="0" w:uiPriority="0" w:semiHidden="0" w:name="Body Text 2"/>
+    <w:lsdException w:unhideWhenUsed="0" w:uiPriority="0" w:semiHidden="0" w:name="Body Text 3"/>
+    <w:lsdException w:unhideWhenUsed="0" w:uiPriority="0" w:semiHidden="0" w:name="Body Text Indent 2"/>
+    <w:lsdException w:unhideWhenUsed="0" w:uiPriority="0" w:semiHidden="0" w:name="Body Text Indent 3"/>
+    <w:lsdException w:unhideWhenUsed="0" w:uiPriority="0" w:semiHidden="0" w:name="Block Text"/>
+    <w:lsdException w:qFormat="1" w:uiPriority="99" w:semiHidden="0" w:name="Hyperlink"/>
+    <w:lsdException w:unhideWhenUsed="0" w:uiPriority="0" w:semiHidden="0" w:name="FollowedHyperlink"/>
+    <w:lsdException w:qFormat="1" w:unhideWhenUsed="0" w:uiPriority="0" w:semiHidden="0" w:name="Strong"/>
+    <w:lsdException w:qFormat="1" w:unhideWhenUsed="0" w:uiPriority="0" w:semiHidden="0" w:name="Emphasis"/>
+    <w:lsdException w:unhideWhenUsed="0" w:uiPriority="0" w:semiHidden="0" w:name="Document Map"/>
+    <w:lsdException w:unhideWhenUsed="0" w:uiPriority="0" w:semiHidden="0" w:name="Plain Text"/>
+    <w:lsdException w:unhideWhenUsed="0" w:uiPriority="0" w:semiHidden="0" w:name="E-mail Signature"/>
+    <w:lsdException w:unhideWhenUsed="0" w:uiPriority="0" w:semiHidden="0" w:name="Normal (Web)"/>
+    <w:lsdException w:unhideWhenUsed="0" w:uiPriority="0" w:semiHidden="0" w:name="HTML Acronym"/>
+    <w:lsdException w:unhideWhenUsed="0" w:uiPriority="0" w:semiHidden="0" w:name="HTML Address"/>
+    <w:lsdException w:unhideWhenUsed="0" w:uiPriority="0" w:semiHidden="0" w:name="HTML Cite"/>
+    <w:lsdException w:unhideWhenUsed="0" w:uiPriority="0" w:semiHidden="0" w:name="HTML Code"/>
+    <w:lsdException w:unhideWhenUsed="0" w:uiPriority="0" w:semiHidden="0" w:name="HTML Definition"/>
+    <w:lsdException w:unhideWhenUsed="0" w:uiPriority="0" w:semiHidden="0" w:name="HTML Keyboard"/>
+    <w:lsdException w:unhideWhenUsed="0" w:uiPriority="0" w:semiHidden="0" w:name="HTML Preformatted"/>
+    <w:lsdException w:unhideWhenUsed="0" w:uiPriority="0" w:semiHidden="0" w:name="HTML Sample"/>
+    <w:lsdException w:unhideWhenUsed="0" w:uiPriority="0" w:semiHidden="0" w:name="HTML Typewriter"/>
+    <w:lsdException w:unhideWhenUsed="0" w:uiPriority="0" w:semiHidden="0" w:name="HTML Variable"/>
+    <w:lsdException w:uiPriority="99" w:name="Normal Table"/>
+    <w:lsdException w:unhideWhenUsed="0" w:uiPriority="0" w:semiHidden="0" w:name="annotation subject"/>
+    <w:lsdException w:uiPriority="0" w:name="Table Simple 1"/>
+    <w:lsdException w:uiPriority="0" w:name="Table Simple 2"/>
+    <w:lsdException w:uiPriority="0" w:name="Table Simple 3"/>
+    <w:lsdException w:uiPriority="0" w:name="Table Classic 1"/>
+    <w:lsdException w:uiPriority="0" w:name="Table Classic 2"/>
+    <w:lsdException w:uiPriority="0" w:name="Table Classic 3"/>
+    <w:lsdException w:uiPriority="0" w:name="Table Classic 4"/>
+    <w:lsdException w:uiPriority="0" w:name="Table Colorful 1"/>
+    <w:lsdException w:uiPriority="0" w:name="Table Colorful 2"/>
+    <w:lsdException w:uiPriority="0" w:name="Table Colorful 3"/>
+    <w:lsdException w:uiPriority="0" w:name="Table Columns 1"/>
+    <w:lsdException w:uiPriority="0" w:name="Table Columns 2"/>
+    <w:lsdException w:uiPriority="0" w:name="Table Columns 3"/>
+    <w:lsdException w:uiPriority="0" w:name="Table Columns 4"/>
+    <w:lsdException w:uiPriority="0" w:name="Table Columns 5"/>
+    <w:lsdException w:uiPriority="0" w:name="Table Grid 1"/>
+    <w:lsdException w:uiPriority="0" w:name="Table Grid 2"/>
+    <w:lsdException w:uiPriority="0" w:name="Table Grid 3"/>
+    <w:lsdException w:uiPriority="0" w:name="Table Grid 4"/>
+    <w:lsdException w:uiPriority="0" w:name="Table Grid 5"/>
+    <w:lsdException w:uiPriority="0" w:name="Table Grid 6"/>
+    <w:lsdException w:uiPriority="0" w:name="Table Grid 7"/>
+    <w:lsdException w:uiPriority="0" w:name="Table Grid 8"/>
+    <w:lsdException w:uiPriority="0" w:name="Table List 1"/>
+    <w:lsdException w:uiPriority="0" w:name="Table List 2"/>
+    <w:lsdException w:uiPriority="0" w:name="Table List 3"/>
+    <w:lsdException w:uiPriority="0" w:name="Table List 4"/>
+    <w:lsdException w:uiPriority="0" w:name="Table List 5"/>
+    <w:lsdException w:uiPriority="0" w:name="Table List 6"/>
+    <w:lsdException w:uiPriority="0" w:name="Table List 7"/>
+    <w:lsdException w:uiPriority="0" w:name="Table List 8"/>
+    <w:lsdException w:uiPriority="0" w:name="Table 3D effects 1"/>
+    <w:lsdException w:uiPriority="0" w:name="Table 3D effects 2"/>
+    <w:lsdException w:uiPriority="0" w:name="Table 3D effects 3"/>
+    <w:lsdException w:uiPriority="0" w:name="Table Contemporary"/>
+    <w:lsdException w:uiPriority="0" w:name="Table Elegant"/>
+    <w:lsdException w:uiPriority="0" w:name="Table Professional"/>
+    <w:lsdException w:uiPriority="0" w:name="Table Subtle 1"/>
+    <w:lsdException w:uiPriority="0" w:name="Table Subtle 2"/>
+    <w:lsdException w:uiPriority="0" w:name="Table Web 1"/>
+    <w:lsdException w:uiPriority="0" w:name="Table Web 2"/>
+    <w:lsdException w:uiPriority="0" w:name="Table Web 3"/>
+    <w:lsdException w:unhideWhenUsed="0" w:uiPriority="0" w:semiHidden="0" w:name="Balloon Text"/>
+    <w:lsdException w:unhideWhenUsed="0" w:uiPriority="0" w:semiHidden="0" w:name="Table Grid"/>
+    <w:lsdException w:uiPriority="0" w:name="Table Theme"/>
+    <w:lsdException w:unhideWhenUsed="0" w:uiPriority="60" w:semiHidden="0" w:name="Light Shading"/>
+    <w:lsdException w:unhideWhenUsed="0" w:uiPriority="61" w:semiHidden="0" w:name="Light List"/>
+    <w:lsdException w:unhideWhenUsed="0" w:uiPriority="62" w:semiHidden="0" w:name="Light Grid"/>
+    <w:lsdException w:unhideWhenUsed="0" w:uiPriority="63" w:semiHidden="0" w:name="Medium Shading 1"/>
+    <w:lsdException w:unhideWhenUsed="0" w:uiPriority="64" w:semiHidden="0" w:name="Medium Shading 2"/>
+    <w:lsdException w:unhideWhenUsed="0" w:uiPriority="65" w:semiHidden="0" w:name="Medium List 1"/>
+    <w:lsdException w:unhideWhenUsed="0" w:uiPriority="66" w:semiHidden="0" w:name="Medium List 2"/>
+    <w:lsdException w:unhideWhenUsed="0" w:uiPriority="67" w:semiHidden="0" w:name="Medium Grid 1"/>
+    <w:lsdException w:unhideWhenUsed="0" w:uiPriority="68" w:semiHidden="0" w:name="Medium Grid 2"/>
+    <w:lsdException w:unhideWhenUsed="0" w:uiPriority="69" w:semiHidden="0" w:name="Medium Grid 3"/>
+    <w:lsdException w:unhideWhenUsed="0" w:uiPriority="70" w:semiHidden="0" w:name="Dark List"/>
+    <w:lsdException w:unhideWhenUsed="0" w:uiPriority="71" w:semiHidden="0" w:name="Colorful Shading"/>
+    <w:lsdException w:unhideWhenUsed="0" w:uiPriority="72" w:semiHidden="0" w:name="Colorful List"/>
+    <w:lsdException w:unhideWhenUsed="0" w:uiPriority="73" w:semiHidden="0" w:name="Colorful Grid"/>
+    <w:lsdException w:unhideWhenUsed="0" w:uiPriority="60" w:semiHidden="0" w:name="Light Shading Accent 1"/>
+    <w:lsdException w:unhideWhenUsed="0" w:uiPriority="61" w:semiHidden="0" w:name="Light List Accent 1"/>
+    <w:lsdException w:unhideWhenUsed="0" w:uiPriority="62" w:semiHidden="0" w:name="Light Grid Accent 1"/>
+    <w:lsdException w:unhideWhenUsed="0" w:uiPriority="63" w:semiHidden="0" w:name="Medium Shading 1 Accent 1"/>
+    <w:lsdException w:unhideWhenUsed="0" w:uiPriority="64" w:semiHidden="0" w:name="Medium Shading 2 Accent 1"/>
+    <w:lsdException w:unhideWhenUsed="0" w:uiPriority="65" w:semiHidden="0" w:name="Medium List 1 Accent 1"/>
+    <w:lsdException w:qFormat="1" w:unhideWhenUsed="0" w:uiPriority="0" w:semiHidden="0" w:name="List Paragraph"/>
+    <w:lsdException w:unhideWhenUsed="0" w:uiPriority="66" w:semiHidden="0" w:name="Medium List 2 Accent 1"/>
+    <w:lsdException w:unhideWhenUsed="0" w:uiPriority="67" w:semiHidden="0" w:name="Medium Grid 1 Accent 1"/>
+    <w:lsdException w:unhideWhenUsed="0" w:uiPriority="68" w:semiHidden="0" w:name="Medium Grid 2 Accent 1"/>
+    <w:lsdException w:unhideWhenUsed="0" w:uiPriority="69" w:semiHidden="0" w:name="Medium Grid 3 Accent 1"/>
+    <w:lsdException w:unhideWhenUsed="0" w:uiPriority="70" w:semiHidden="0" w:name="Dark List Accent 1"/>
+    <w:lsdException w:unhideWhenUsed="0" w:uiPriority="71" w:semiHidden="0" w:name="Colorful Shading Accent 1"/>
+    <w:lsdException w:unhideWhenUsed="0" w:uiPriority="72" w:semiHidden="0" w:name="Colorful List Accent 1"/>
+    <w:lsdException w:unhideWhenUsed="0" w:uiPriority="73" w:semiHidden="0" w:name="Colorful Grid Accent 1"/>
+    <w:lsdException w:unhideWhenUsed="0" w:uiPriority="60" w:semiHidden="0" w:name="Light Shading Accent 2"/>
+    <w:lsdException w:unhideWhenUsed="0" w:uiPriority="61" w:semiHidden="0" w:name="Light List Accent 2"/>
+    <w:lsdException w:unhideWhenUsed="0" w:uiPriority="62" w:semiHidden="0" w:name="Light Grid Accent 2"/>
+    <w:lsdException w:unhideWhenUsed="0" w:uiPriority="63" w:semiHidden="0" w:name="Medium Shading 1 Accent 2"/>
+    <w:lsdException w:unhideWhenUsed="0" w:uiPriority="64" w:semiHidden="0" w:name="Medium Shading 2 Accent 2"/>
+    <w:lsdException w:unhideWhenUsed="0" w:uiPriority="65" w:semiHidden="0" w:name="Medium List 1 Accent 2"/>
+    <w:lsdException w:unhideWhenUsed="0" w:uiPriority="66" w:semiHidden="0" w:name="Medium List 2 Accent 2"/>
+    <w:lsdException w:unhideWhenUsed="0" w:uiPriority="67" w:semiHidden="0" w:name="Medium Grid 1 Accent 2"/>
+    <w:lsdException w:unhideWhenUsed="0" w:uiPriority="68" w:semiHidden="0" w:name="Medium Grid 2 Accent 2"/>
+    <w:lsdException w:unhideWhenUsed="0" w:uiPriority="69" w:semiHidden="0" w:name="Medium Grid 3 Accent 2"/>
+    <w:lsdException w:unhideWhenUsed="0" w:uiPriority="70" w:semiHidden="0" w:name="Dark List Accent 2"/>
+    <w:lsdException w:unhideWhenUsed="0" w:uiPriority="71" w:semiHidden="0" w:name="Colorful Shading Accent 2"/>
+    <w:lsdException w:unhideWhenUsed="0" w:uiPriority="72" w:semiHidden="0" w:name="Colorful List Accent 2"/>
+    <w:lsdException w:unhideWhenUsed="0" w:uiPriority="73" w:semiHidden="0" w:name="Colorful Grid Accent 2"/>
+    <w:lsdException w:unhideWhenUsed="0" w:uiPriority="60" w:semiHidden="0" w:name="Light Shading Accent 3"/>
+    <w:lsdException w:unhideWhenUsed="0" w:uiPriority="61" w:semiHidden="0" w:name="Light List Accent 3"/>
+    <w:lsdException w:unhideWhenUsed="0" w:uiPriority="62" w:semiHidden="0" w:name="Light Grid Accent 3"/>
+    <w:lsdException w:unhideWhenUsed="0" w:uiPriority="63" w:semiHidden="0" w:name="Medium Shading 1 Accent 3"/>
+    <w:lsdException w:unhideWhenUsed="0" w:uiPriority="64" w:semiHidden="0" w:name="Medium Shading 2 Accent 3"/>
+    <w:lsdException w:unhideWhenUsed="0" w:uiPriority="65" w:semiHidden="0" w:name="Medium List 1 Accent 3"/>
+    <w:lsdException w:unhideWhenUsed="0" w:uiPriority="66" w:semiHidden="0" w:name="Medium List 2 Accent 3"/>
+    <w:lsdException w:unhideWhenUsed="0" w:uiPriority="67" w:semiHidden="0" w:name="Medium Grid 1 Accent 3"/>
+    <w:lsdException w:unhideWhenUsed="0" w:uiPriority="68" w:semiHidden="0" w:name="Medium Grid 2 Accent 3"/>
+    <w:lsdException w:unhideWhenUsed="0" w:uiPriority="69" w:semiHidden="0" w:name="Medium Grid 3 Accent 3"/>
+    <w:lsdException w:unhideWhenUsed="0" w:uiPriority="70" w:semiHidden="0" w:name="Dark List Accent 3"/>
+    <w:lsdException w:unhideWhenUsed="0" w:uiPriority="71" w:semiHidden="0" w:name="Colorful Shading Accent 3"/>
+    <w:lsdException w:unhideWhenUsed="0" w:uiPriority="72" w:semiHidden="0" w:name="Colorful List Accent 3"/>
+    <w:lsdException w:unhideWhenUsed="0" w:uiPriority="73" w:semiHidden="0" w:name="Colorful Grid Accent 3"/>
+    <w:lsdException w:unhideWhenUsed="0" w:uiPriority="60" w:semiHidden="0" w:name="Light Shading Accent 4"/>
+    <w:lsdException w:unhideWhenUsed="0" w:uiPriority="61" w:semiHidden="0" w:name="Light List Accent 4"/>
+    <w:lsdException w:unhideWhenUsed="0" w:uiPriority="62" w:semiHidden="0" w:name="Light Grid Accent 4"/>
+    <w:lsdException w:unhideWhenUsed="0" w:uiPriority="63" w:semiHidden="0" w:name="Medium Shading 1 Accent 4"/>
+    <w:lsdException w:unhideWhenUsed="0" w:uiPriority="64" w:semiHidden="0" w:name="Medium Shading 2 Accent 4"/>
+    <w:lsdException w:unhideWhenUsed="0" w:uiPriority="65" w:semiHidden="0" w:name="Medium List 1 Accent 4"/>
+    <w:lsdException w:unhideWhenUsed="0" w:uiPriority="66" w:semiHidden="0" w:name="Medium List 2 Accent 4"/>
+    <w:lsdException w:unhideWhenUsed="0" w:uiPriority="67" w:semiHidden="0" w:name="Medium Grid 1 Accent 4"/>
+    <w:lsdException w:unhideWhenUsed="0" w:uiPriority="68" w:semiHidden="0" w:name="Medium Grid 2 Accent 4"/>
+    <w:lsdException w:unhideWhenUsed="0" w:uiPriority="69" w:semiHidden="0" w:name="Medium Grid 3 Accent 4"/>
+    <w:lsdException w:unhideWhenUsed="0" w:uiPriority="70" w:semiHidden="0" w:name="Dark List Accent 4"/>
+    <w:lsdException w:unhideWhenUsed="0" w:uiPriority="71" w:semiHidden="0" w:name="Colorful Shading Accent 4"/>
+    <w:lsdException w:unhideWhenUsed="0" w:uiPriority="72" w:semiHidden="0" w:name="Colorful List Accent 4"/>
+    <w:lsdException w:unhideWhenUsed="0" w:uiPriority="73" w:semiHidden="0" w:name="Colorful Grid Accent 4"/>
+    <w:lsdException w:unhideWhenUsed="0" w:uiPriority="60" w:semiHidden="0" w:name="Light Shading Accent 5"/>
+    <w:lsdException w:unhideWhenUsed="0" w:uiPriority="61" w:semiHidden="0" w:name="Light List Accent 5"/>
+    <w:lsdException w:unhideWhenUsed="0" w:uiPriority="62" w:semiHidden="0" w:name="Light Grid Accent 5"/>
+    <w:lsdException w:unhideWhenUsed="0" w:uiPriority="63" w:semiHidden="0" w:name="Medium Shading 1 Accent 5"/>
+    <w:lsdException w:unhideWhenUsed="0" w:uiPriority="64" w:semiHidden="0" w:name="Medium Shading 2 Accent 5"/>
+    <w:lsdException w:unhideWhenUsed="0" w:uiPriority="65" w:semiHidden="0" w:name="Medium List 1 Accent 5"/>
+    <w:lsdException w:unhideWhenUsed="0" w:uiPriority="66" w:semiHidden="0" w:name="Medium List 2 Accent 5"/>
+    <w:lsdException w:unhideWhenUsed="0" w:uiPriority="67" w:semiHidden="0" w:name="Medium Grid 1 Accent 5"/>
+    <w:lsdException w:unhideWhenUsed="0" w:uiPriority="68" w:semiHidden="0" w:name="Medium Grid 2 Accent 5"/>
+    <w:lsdException w:unhideWhenUsed="0" w:uiPriority="69" w:semiHidden="0" w:name="Medium Grid 3 Accent 5"/>
+    <w:lsdException w:unhideWhenUsed="0" w:uiPriority="70" w:semiHidden="0" w:name="Dark List Accent 5"/>
+    <w:lsdException w:unhideWhenUsed="0" w:uiPriority="71" w:semiHidden="0" w:name="Colorful Shading Accent 5"/>
+    <w:lsdException w:unhideWhenUsed="0" w:uiPriority="72" w:semiHidden="0" w:name="Colorful List Accent 5"/>
+    <w:lsdException w:unhideWhenUsed="0" w:uiPriority="73" w:semiHidden="0" w:name="Colorful Grid Accent 5"/>
+    <w:lsdException w:unhideWhenUsed="0" w:uiPriority="60" w:semiHidden="0" w:name="Light Shading Accent 6"/>
+    <w:lsdException w:unhideWhenUsed="0" w:uiPriority="61" w:semiHidden="0" w:name="Light List Accent 6"/>
+    <w:lsdException w:unhideWhenUsed="0" w:uiPriority="62" w:semiHidden="0" w:name="Light Grid Accent 6"/>
+    <w:lsdException w:unhideWhenUsed="0" w:uiPriority="63" w:semiHidden="0" w:name="Medium Shading 1 Accent 6"/>
+    <w:lsdException w:unhideWhenUsed="0" w:uiPriority="64" w:semiHidden="0" w:name="Medium Shading 2 Accent 6"/>
+    <w:lsdException w:unhideWhenUsed="0" w:uiPriority="65" w:semiHidden="0" w:name="Medium List 1 Accent 6"/>
+    <w:lsdException w:unhideWhenUsed="0" w:uiPriority="66" w:semiHidden="0" w:name="Medium List 2 Accent 6"/>
+    <w:lsdException w:unhideWhenUsed="0" w:uiPriority="67" w:semiHidden="0" w:name="Medium Grid 1 Accent 6"/>
+    <w:lsdException w:unhideWhenUsed="0" w:uiPriority="68" w:semiHidden="0" w:name="Medium Grid 2 Accent 6"/>
+    <w:lsdException w:unhideWhenUsed="0" w:uiPriority="69" w:semiHidden="0" w:name="Medium Grid 3 Accent 6"/>
+    <w:lsdException w:unhideWhenUsed="0" w:uiPriority="70" w:semiHidden="0" w:name="Dark List Accent 6"/>
+    <w:lsdException w:unhideWhenUsed="0" w:uiPriority="71" w:semiHidden="0" w:name="Colorful Shading Accent 6"/>
+    <w:lsdException w:unhideWhenUsed="0" w:uiPriority="72" w:semiHidden="0" w:name="Colorful List Accent 6"/>
+    <w:lsdException w:unhideWhenUsed="0" w:uiPriority="73" w:semiHidden="0" w:name="Colorful Grid Accent 6"/>
   </w:latentStyles>
-  <w:style w:type="paragraph" w:default="1" w:styleId="Normal">
+  <w:style w:type="paragraph" w:default="1" w:styleId="1">
     <w:name w:val="Normal"/>
+    <w:qFormat/>
+    <w:uiPriority w:val="0"/>
     <w:rPr>
-      <w:lang w:val="en"/>
+      <w:rFonts w:asciiTheme="minorHAnsi" w:hAnsiTheme="minorHAnsi" w:eastAsiaTheme="minorEastAsia" w:cstheme="minorBidi"/>
+      <w:lang w:val="en" w:eastAsia="en-US" w:bidi="ar-SA"/>
     </w:rPr>
   </w:style>
-  <w:style w:type="paragraph" w:styleId="Heading1">
+  <w:style w:type="paragraph" w:styleId="2">
     <w:name w:val="heading 1"/>
-    <w:basedOn w:val="Normal"/>
-    <w:next w:val="Normal"/>
+    <w:basedOn w:val="1"/>
+    <w:next w:val="1"/>
+    <w:qFormat/>
+    <w:uiPriority w:val="0"/>
     <w:pPr>
       <w:outlineLvl w:val="0"/>
     </w:pPr>
     <w:rPr>
-      <w:rFonts w:ascii="Times New Roman" w:eastAsia="Times New Roman" w:hAnsi="Times New Roman" w:cs="Times New Roman"/>
+      <w:rFonts w:ascii="Times New Roman" w:hAnsi="Times New Roman" w:eastAsia="Times New Roman" w:cs="Times New Roman"/>
       <w:color w:val="2E74B5"/>
       <w:sz w:val="32"/>
       <w:szCs w:val="32"/>
     </w:rPr>
   </w:style>
-  <w:style w:type="paragraph" w:styleId="Heading2">
+  <w:style w:type="paragraph" w:styleId="3">
     <w:name w:val="heading 2"/>
-    <w:basedOn w:val="Normal"/>
-    <w:next w:val="Normal"/>
+    <w:basedOn w:val="1"/>
+    <w:next w:val="1"/>
+    <w:qFormat/>
+    <w:uiPriority w:val="0"/>
     <w:pPr>
       <w:outlineLvl w:val="1"/>
     </w:pPr>
     <w:rPr>
-      <w:rFonts w:ascii="Times New Roman" w:eastAsia="Times New Roman" w:hAnsi="Times New Roman" w:cs="Times New Roman"/>
+      <w:rFonts w:ascii="Times New Roman" w:hAnsi="Times New Roman" w:eastAsia="Times New Roman" w:cs="Times New Roman"/>
       <w:color w:val="2E74B5"/>
       <w:sz w:val="26"/>
       <w:szCs w:val="26"/>
     </w:rPr>
   </w:style>
-  <w:style w:type="paragraph" w:styleId="Heading3">
+  <w:style w:type="paragraph" w:styleId="4">
     <w:name w:val="heading 3"/>
-    <w:basedOn w:val="Normal"/>
-    <w:next w:val="Normal"/>
+    <w:basedOn w:val="1"/>
+    <w:next w:val="1"/>
+    <w:qFormat/>
+    <w:uiPriority w:val="0"/>
     <w:pPr>
       <w:outlineLvl w:val="2"/>
     </w:pPr>
     <w:rPr>
-      <w:rFonts w:ascii="Times New Roman" w:eastAsia="Times New Roman" w:hAnsi="Times New Roman" w:cs="Times New Roman"/>
+      <w:rFonts w:ascii="Times New Roman" w:hAnsi="Times New Roman" w:eastAsia="Times New Roman" w:cs="Times New Roman"/>
       <w:color w:val="1F4D78"/>
       <w:sz w:val="24"/>
       <w:szCs w:val="24"/>
     </w:rPr>
   </w:style>
-  <w:style w:type="paragraph" w:styleId="Heading4">
+  <w:style w:type="paragraph" w:styleId="5">
     <w:name w:val="heading 4"/>
-    <w:basedOn w:val="Normal"/>
-    <w:next w:val="Normal"/>
+    <w:basedOn w:val="1"/>
+    <w:next w:val="1"/>
+    <w:uiPriority w:val="0"/>
     <w:pPr>
       <w:outlineLvl w:val="3"/>
     </w:pPr>
     <w:rPr>
-      <w:rFonts w:ascii="Times New Roman" w:eastAsia="Times New Roman" w:hAnsi="Times New Roman" w:cs="Times New Roman"/>
+      <w:rFonts w:ascii="Times New Roman" w:hAnsi="Times New Roman" w:eastAsia="Times New Roman" w:cs="Times New Roman"/>
       <w:i/>
       <w:iCs/>
       <w:color w:val="2E74B5"/>
     </w:rPr>
   </w:style>
-  <w:style w:type="paragraph" w:styleId="Heading5">
+  <w:style w:type="paragraph" w:styleId="6">
     <w:name w:val="heading 5"/>
-    <w:basedOn w:val="Normal"/>
-    <w:next w:val="Normal"/>
+    <w:basedOn w:val="1"/>
+    <w:next w:val="1"/>
+    <w:uiPriority w:val="0"/>
     <w:pPr>
       <w:outlineLvl w:val="4"/>
     </w:pPr>
     <w:rPr>
-      <w:rFonts w:ascii="Times New Roman" w:eastAsia="Times New Roman" w:hAnsi="Times New Roman" w:cs="Times New Roman"/>
+      <w:rFonts w:ascii="Times New Roman" w:hAnsi="Times New Roman" w:eastAsia="Times New Roman" w:cs="Times New Roman"/>
       <w:color w:val="2E74B5"/>
     </w:rPr>
   </w:style>
-  <w:style w:type="paragraph" w:styleId="Heading6">
+  <w:style w:type="paragraph" w:styleId="7">
     <w:name w:val="heading 6"/>
-    <w:basedOn w:val="Normal"/>
-    <w:next w:val="Normal"/>
+    <w:basedOn w:val="1"/>
+    <w:next w:val="1"/>
+    <w:qFormat/>
+    <w:uiPriority w:val="0"/>
     <w:pPr>
       <w:outlineLvl w:val="5"/>
     </w:pPr>
     <w:rPr>
-      <w:rFonts w:ascii="Times New Roman" w:eastAsia="Times New Roman" w:hAnsi="Times New Roman" w:cs="Times New Roman"/>
+      <w:rFonts w:ascii="Times New Roman" w:hAnsi="Times New Roman" w:eastAsia="Times New Roman" w:cs="Times New Roman"/>
       <w:color w:val="1F4D78"/>
     </w:rPr>
   </w:style>
-  <w:style w:type="character" w:default="1" w:styleId="DefaultParagraphFont">
+  <w:style w:type="character" w:default="1" w:styleId="8">
     <w:name w:val="Default Paragraph Font"/>
+    <w:unhideWhenUsed/>
+    <w:qFormat/>
     <w:uiPriority w:val="1"/>
-    <w:unhideWhenUsed/>
   </w:style>
-  <w:style w:type="table" w:default="1" w:styleId="TableNormal">
+  <w:style w:type="table" w:default="1" w:styleId="9">
     <w:name w:val="Normal Table"/>
-    <w:uiPriority w:val="99"/>
     <w:semiHidden/>
     <w:unhideWhenUsed/>
+    <w:uiPriority w:val="99"/>
     <w:tblPr>
-      <w:tblInd w:w="0" w:type="dxa"/>
       <w:tblCellMar>
         <w:top w:w="0" w:type="dxa"/>
         <w:left w:w="108" w:type="dxa"/>
@@ -3271,37 +3826,33 @@
       </w:tblCellMar>
     </w:tblPr>
   </w:style>
-  <w:style w:type="numbering" w:default="1" w:styleId="NoList">
-    <w:name w:val="No List"/>
-    <w:uiPriority w:val="99"/>
+  <w:style w:type="character" w:styleId="10">
+    <w:name w:val="endnote reference"/>
     <w:semiHidden/>
     <w:unhideWhenUsed/>
-  </w:style>
-  <w:style w:type="character" w:styleId="EndnoteReference">
-    <w:name w:val="endnote reference"/>
     <w:uiPriority w:val="99"/>
-    <w:semiHidden/>
-    <w:unhideWhenUsed/>
     <w:rPr>
       <w:vertAlign w:val="superscript"/>
     </w:rPr>
   </w:style>
-  <w:style w:type="paragraph" w:styleId="EndnoteText">
+  <w:style w:type="paragraph" w:styleId="11">
     <w:name w:val="endnote text"/>
-    <w:link w:val="EndnoteTextChar"/>
-    <w:uiPriority w:val="99"/>
+    <w:link w:val="24"/>
     <w:semiHidden/>
     <w:unhideWhenUsed/>
+    <w:uiPriority w:val="99"/>
     <w:rPr>
-      <w:lang w:val="en"/>
+      <w:rFonts w:asciiTheme="minorHAnsi" w:hAnsiTheme="minorHAnsi" w:eastAsiaTheme="minorEastAsia" w:cstheme="minorBidi"/>
+      <w:lang w:val="en" w:eastAsia="en-US" w:bidi="ar-SA"/>
     </w:rPr>
   </w:style>
-  <w:style w:type="paragraph" w:styleId="Footer">
+  <w:style w:type="paragraph" w:styleId="12">
     <w:name w:val="footer"/>
-    <w:basedOn w:val="Normal"/>
-    <w:link w:val="FooterChar"/>
+    <w:basedOn w:val="1"/>
+    <w:link w:val="26"/>
+    <w:unhideWhenUsed/>
+    <w:qFormat/>
     <w:uiPriority w:val="99"/>
-    <w:unhideWhenUsed/>
     <w:pPr>
       <w:tabs>
         <w:tab w:val="center" w:pos="4320"/>
@@ -3309,31 +3860,35 @@
       </w:tabs>
     </w:pPr>
   </w:style>
-  <w:style w:type="character" w:styleId="FootnoteReference">
+  <w:style w:type="character" w:styleId="13">
     <w:name w:val="footnote reference"/>
-    <w:uiPriority w:val="99"/>
     <w:semiHidden/>
     <w:unhideWhenUsed/>
+    <w:qFormat/>
+    <w:uiPriority w:val="99"/>
     <w:rPr>
       <w:vertAlign w:val="superscript"/>
     </w:rPr>
   </w:style>
-  <w:style w:type="paragraph" w:styleId="FootnoteText">
+  <w:style w:type="paragraph" w:styleId="14">
     <w:name w:val="footnote text"/>
-    <w:link w:val="FootnoteTextChar"/>
-    <w:uiPriority w:val="99"/>
+    <w:link w:val="23"/>
     <w:semiHidden/>
     <w:unhideWhenUsed/>
+    <w:qFormat/>
+    <w:uiPriority w:val="99"/>
     <w:rPr>
-      <w:lang w:val="en"/>
+      <w:rFonts w:asciiTheme="minorHAnsi" w:hAnsiTheme="minorHAnsi" w:eastAsiaTheme="minorEastAsia" w:cstheme="minorBidi"/>
+      <w:lang w:val="en" w:eastAsia="en-US" w:bidi="ar-SA"/>
     </w:rPr>
   </w:style>
-  <w:style w:type="paragraph" w:styleId="Header">
+  <w:style w:type="paragraph" w:styleId="15">
     <w:name w:val="header"/>
-    <w:basedOn w:val="Normal"/>
-    <w:link w:val="HeaderChar"/>
+    <w:basedOn w:val="1"/>
+    <w:link w:val="25"/>
+    <w:unhideWhenUsed/>
+    <w:qFormat/>
     <w:uiPriority w:val="99"/>
-    <w:unhideWhenUsed/>
     <w:pPr>
       <w:tabs>
         <w:tab w:val="center" w:pos="4320"/>
@@ -3341,26 +3896,38 @@
       </w:tabs>
     </w:pPr>
   </w:style>
-  <w:style w:type="character" w:styleId="Hyperlink">
+  <w:style w:type="character" w:styleId="16">
     <w:name w:val="Hyperlink"/>
+    <w:unhideWhenUsed/>
+    <w:qFormat/>
     <w:uiPriority w:val="99"/>
-    <w:unhideWhenUsed/>
     <w:rPr>
       <w:color w:val="0563C1"/>
       <w:u w:val="single"/>
     </w:rPr>
   </w:style>
-  <w:style w:type="paragraph" w:styleId="Subtitle">
+  <w:style w:type="paragraph" w:styleId="17">
+    <w:name w:val="Normal (Web)"/>
+    <w:basedOn w:val="1"/>
+    <w:uiPriority w:val="0"/>
+    <w:rPr>
+      <w:rFonts w:ascii="Times New Roman" w:hAnsi="Times New Roman" w:cs="Times New Roman"/>
+      <w:sz w:val="24"/>
+      <w:szCs w:val="24"/>
+    </w:rPr>
+  </w:style>
+  <w:style w:type="paragraph" w:styleId="18">
     <w:name w:val="Subtitle"/>
-    <w:basedOn w:val="Normal"/>
-    <w:next w:val="Normal"/>
+    <w:basedOn w:val="1"/>
+    <w:next w:val="1"/>
+    <w:uiPriority w:val="0"/>
     <w:pPr>
       <w:keepNext/>
       <w:keepLines/>
       <w:spacing w:before="360" w:after="80"/>
     </w:pPr>
     <w:rPr>
-      <w:rFonts w:ascii="Georgia" w:eastAsia="Georgia" w:hAnsi="Georgia" w:cs="Georgia"/>
+      <w:rFonts w:ascii="Georgia" w:hAnsi="Georgia" w:eastAsia="Georgia" w:cs="Georgia"/>
       <w:i/>
       <w:iCs/>
       <w:color w:val="666666"/>
@@ -3368,19 +3935,21 @@
       <w:szCs w:val="48"/>
     </w:rPr>
   </w:style>
-  <w:style w:type="paragraph" w:styleId="Title">
+  <w:style w:type="paragraph" w:styleId="19">
     <w:name w:val="Title"/>
-    <w:basedOn w:val="Normal"/>
-    <w:next w:val="Normal"/>
+    <w:basedOn w:val="1"/>
+    <w:next w:val="1"/>
+    <w:uiPriority w:val="0"/>
     <w:rPr>
-      <w:rFonts w:ascii="Times New Roman" w:eastAsia="Times New Roman" w:hAnsi="Times New Roman" w:cs="Times New Roman"/>
+      <w:rFonts w:ascii="Times New Roman" w:hAnsi="Times New Roman" w:eastAsia="Times New Roman" w:cs="Times New Roman"/>
       <w:color w:val="000000"/>
       <w:sz w:val="56"/>
       <w:szCs w:val="56"/>
     </w:rPr>
   </w:style>
-  <w:style w:type="table" w:customStyle="1" w:styleId="TableNormal0">
+  <w:style w:type="table" w:customStyle="1" w:styleId="20">
     <w:name w:val="TableNormal"/>
+    <w:uiPriority w:val="0"/>
     <w:tblPr>
       <w:tblCellMar>
         <w:top w:w="100" w:type="dxa"/>
@@ -3390,59 +3959,67 @@
       </w:tblCellMar>
     </w:tblPr>
   </w:style>
-  <w:style w:type="paragraph" w:customStyle="1" w:styleId="Strong1">
+  <w:style w:type="paragraph" w:customStyle="1" w:styleId="21">
     <w:name w:val="Strong1"/>
     <w:qFormat/>
+    <w:uiPriority w:val="0"/>
     <w:rPr>
+      <w:rFonts w:asciiTheme="minorHAnsi" w:hAnsiTheme="minorHAnsi" w:eastAsiaTheme="minorEastAsia" w:cstheme="minorBidi"/>
       <w:b/>
       <w:bCs/>
-      <w:lang w:val="en"/>
+      <w:lang w:val="en" w:eastAsia="en-US" w:bidi="ar-SA"/>
     </w:rPr>
   </w:style>
-  <w:style w:type="paragraph" w:styleId="ListParagraph">
+  <w:style w:type="paragraph" w:styleId="22">
     <w:name w:val="List Paragraph"/>
     <w:qFormat/>
+    <w:uiPriority w:val="0"/>
     <w:rPr>
-      <w:lang w:val="en"/>
+      <w:rFonts w:asciiTheme="minorHAnsi" w:hAnsiTheme="minorHAnsi" w:eastAsiaTheme="minorEastAsia" w:cstheme="minorBidi"/>
+      <w:lang w:val="en" w:eastAsia="en-US" w:bidi="ar-SA"/>
     </w:rPr>
   </w:style>
-  <w:style w:type="character" w:customStyle="1" w:styleId="FootnoteTextChar">
+  <w:style w:type="character" w:customStyle="1" w:styleId="23">
     <w:name w:val="Footnote Text Char"/>
-    <w:link w:val="FootnoteText"/>
-    <w:uiPriority w:val="99"/>
+    <w:link w:val="14"/>
     <w:semiHidden/>
     <w:unhideWhenUsed/>
+    <w:uiPriority w:val="99"/>
     <w:rPr>
       <w:sz w:val="20"/>
       <w:szCs w:val="20"/>
     </w:rPr>
   </w:style>
-  <w:style w:type="character" w:customStyle="1" w:styleId="EndnoteTextChar">
+  <w:style w:type="character" w:customStyle="1" w:styleId="24">
     <w:name w:val="Endnote Text Char"/>
-    <w:link w:val="EndnoteText"/>
-    <w:uiPriority w:val="99"/>
+    <w:link w:val="11"/>
     <w:semiHidden/>
     <w:unhideWhenUsed/>
+    <w:qFormat/>
+    <w:uiPriority w:val="99"/>
     <w:rPr>
       <w:sz w:val="20"/>
       <w:szCs w:val="20"/>
     </w:rPr>
   </w:style>
-  <w:style w:type="character" w:customStyle="1" w:styleId="HeaderChar">
+  <w:style w:type="character" w:customStyle="1" w:styleId="25">
     <w:name w:val="Header Char"/>
-    <w:basedOn w:val="DefaultParagraphFont"/>
-    <w:link w:val="Header"/>
+    <w:basedOn w:val="8"/>
+    <w:link w:val="15"/>
     <w:uiPriority w:val="99"/>
   </w:style>
-  <w:style w:type="character" w:customStyle="1" w:styleId="FooterChar">
+  <w:style w:type="character" w:customStyle="1" w:styleId="26">
     <w:name w:val="Footer Char"/>
-    <w:basedOn w:val="DefaultParagraphFont"/>
-    <w:link w:val="Footer"/>
+    <w:basedOn w:val="8"/>
+    <w:link w:val="12"/>
+    <w:qFormat/>
     <w:uiPriority w:val="99"/>
   </w:style>
-  <w:style w:type="table" w:customStyle="1" w:styleId="Style25">
+  <w:style w:type="table" w:customStyle="1" w:styleId="27">
     <w:name w:val="_Style 25"/>
-    <w:basedOn w:val="TableNormal0"/>
+    <w:basedOn w:val="20"/>
+    <w:qFormat/>
+    <w:uiPriority w:val="0"/>
     <w:tblPr>
       <w:tblCellMar>
         <w:top w:w="0" w:type="dxa"/>
@@ -3452,9 +4029,11 @@
       </w:tblCellMar>
     </w:tblPr>
   </w:style>
-  <w:style w:type="table" w:customStyle="1" w:styleId="Style26">
+  <w:style w:type="table" w:customStyle="1" w:styleId="28">
     <w:name w:val="_Style 26"/>
-    <w:basedOn w:val="TableNormal0"/>
+    <w:basedOn w:val="20"/>
+    <w:qFormat/>
+    <w:uiPriority w:val="0"/>
     <w:tblPr>
       <w:tblCellMar>
         <w:top w:w="0" w:type="dxa"/>
@@ -3463,16 +4042,6 @@
         <w:right w:w="10" w:type="dxa"/>
       </w:tblCellMar>
     </w:tblPr>
-  </w:style>
-  <w:style w:type="paragraph" w:styleId="NormalWeb">
-    <w:name w:val="Normal (Web)"/>
-    <w:basedOn w:val="Normal"/>
-    <w:rsid w:val="004A1C43"/>
-    <w:rPr>
-      <w:rFonts w:ascii="Times New Roman" w:hAnsi="Times New Roman" w:cs="Times New Roman"/>
-      <w:sz w:val="24"/>
-      <w:szCs w:val="24"/>
-    </w:rPr>
   </w:style>
 </w:styles>
 </file>
@@ -3729,7 +4298,6 @@
     </a:fmtScheme>
   </a:themeElements>
   <a:objectDefaults/>
-  <a:extraClrSchemeLst/>
 </a:theme>
 </file>
 
@@ -3741,9 +4309,6 @@
 
 <file path=customXml/itemProps1.xml><?xml version="1.0" encoding="utf-8"?>
 <ds:datastoreItem xmlns:ds="http://schemas.openxmlformats.org/officeDocument/2006/customXml" ds:itemID="{11111111-1234-1234-1234-123412341234}">
-  <ds:schemaRefs>
-    <ds:schemaRef ds:uri="http://schemas.openxmlformats.org/officeDocument/2006/relationships"/>
-    <ds:schemaRef ds:uri="http://customooxmlschemas.google.com/"/>
-  </ds:schemaRefs>
+  <ds:schemaRefs/>
 </ds:datastoreItem>
 </file>